--- a/public/template_docx/TEMPLATE_BAST_PPL-PML (organik).docx
+++ b/public/template_docx/TEMPLATE_BAST_PPL-PML (organik).docx
@@ -102,23 +102,9 @@
           <w:b/>
           <w:noProof/>
         </w:rPr>
-        <w:t>&lt;&lt;NO_BAST</w:t>
-      </w:r>
-      <w:r>
-        <w:rPr>
-          <w:rFonts w:ascii="Arial" w:hAnsi="Arial" w:cs="Arial"/>
-          <w:b/>
-          <w:noProof/>
-        </w:rPr>
-        <w:t>_PPL-PML</w:t>
-      </w:r>
-      <w:r>
-        <w:rPr>
-          <w:rFonts w:ascii="Arial" w:hAnsi="Arial" w:cs="Arial"/>
-          <w:b/>
-          <w:noProof/>
-        </w:rPr>
-        <w:t>&gt;&gt;</w:t>
+        <w:t>
+          <w:t xml:space="preserve">&lt;&lt;NO_BAST_PPL-PML&gt;&gt;</w:t>
+        </w:t>
       </w:r>
     </w:p>
     <w:p>
@@ -646,21 +632,9 @@
           <w:rFonts w:ascii="Arial" w:hAnsi="Arial" w:cs="Arial"/>
           <w:noProof/>
         </w:rPr>
-        <w:t>&lt;&lt;</w:t>
-      </w:r>
-      <w:r>
-        <w:rPr>
-          <w:rFonts w:ascii="Arial" w:hAnsi="Arial" w:cs="Arial"/>
-          <w:noProof/>
-        </w:rPr>
-        <w:t>NIP</w:t>
-      </w:r>
-      <w:r>
-        <w:rPr>
-          <w:rFonts w:ascii="Arial" w:hAnsi="Arial" w:cs="Arial"/>
-          <w:noProof/>
-        </w:rPr>
-        <w:t>_PIHAK_KEDUA&gt;&gt;</w:t>
+        <w:t>
+          <w:t xml:space="preserve">&lt;&lt;NIP_PIHAK_KEDUA&gt;&gt;</w:t>
+        </w:t>
       </w:r>
     </w:p>
     <w:p>
@@ -913,31 +887,12 @@
         <w:rPr>
           <w:rFonts w:ascii="Arial" w:hAnsi="Arial" w:cs="Arial"/>
         </w:rPr>
-        <w:t>&lt;&lt;NOMOR_</w:t>
-      </w:r>
-      <w:r>
-        <w:rPr>
-          <w:rFonts w:ascii="Arial" w:hAnsi="Arial" w:cs="Arial"/>
-        </w:rPr>
-        <w:t>KEPKA</w:t>
-      </w:r>
-      <w:r>
-        <w:rPr>
-          <w:rFonts w:ascii="Arial" w:hAnsi="Arial" w:cs="Arial"/>
-        </w:rPr>
-        <w:t>&gt;&gt; tanggal &lt;&lt;TANGGAL_</w:t>
-      </w:r>
-      <w:r>
-        <w:rPr>
-          <w:rFonts w:ascii="Arial" w:hAnsi="Arial" w:cs="Arial"/>
-        </w:rPr>
-        <w:t>KEPKA</w:t>
-      </w:r>
-      <w:r>
-        <w:rPr>
-          <w:rFonts w:ascii="Arial" w:hAnsi="Arial" w:cs="Arial"/>
-        </w:rPr>
-        <w:t xml:space="preserve">&gt;&gt;, bersama ini PIHAK PERTAMA telah menyerahkan pekerjaan Hasil </w:t>
+        <w:t>
+          <w:t xml:space="preserve">&lt;&lt;NOMOR_KEPKA&gt;&gt;</w:t>
+           tanggal 
+          <w:t xml:space="preserve">&lt;&lt;TANGGAL_KEPKA&gt;&gt;</w:t>
+          , bersama ini PIHAK PERTAMA telah menyerahkan pekerjaan Hasil 
+        </w:t>
       </w:r>
       <w:r>
         <w:rPr>
@@ -1268,21 +1223,11 @@
                 <w:rFonts w:ascii="Arial" w:hAnsi="Arial" w:cs="Arial"/>
                 <w:u w:val="single"/>
               </w:rPr>
-              <w:t>(&lt;&lt;NAMA_PIHAK_</w:t>
-            </w:r>
-            <w:r>
-              <w:rPr>
-                <w:rFonts w:ascii="Arial" w:hAnsi="Arial" w:cs="Arial"/>
-                <w:u w:val="single"/>
-              </w:rPr>
-              <w:t>KEDUA</w:t>
-            </w:r>
-            <w:r>
-              <w:rPr>
-                <w:rFonts w:ascii="Arial" w:hAnsi="Arial" w:cs="Arial"/>
-                <w:u w:val="single"/>
-              </w:rPr>
-              <w:t>&gt;&gt;)</w:t>
+              <w:t>
+                (
+                <w:t xml:space="preserve">&lt;&lt;NAMA_PIHAK_KEDUA&gt;&gt;</w:t>
+                )
+              </w:t>
             </w:r>
           </w:p>
           <w:p>
@@ -1303,21 +1248,9 @@
               <w:rPr>
                 <w:rFonts w:ascii="Arial" w:hAnsi="Arial" w:cs="Arial"/>
               </w:rPr>
-              <w:t>&lt;&lt;</w:t>
-            </w:r>
-            <w:r>
-              <w:rPr>
-                <w:rFonts w:ascii="Arial" w:hAnsi="Arial" w:cs="Arial"/>
-                <w:noProof/>
-              </w:rPr>
-              <w:t xml:space="preserve"> NIP</w:t>
-            </w:r>
-            <w:r>
-              <w:rPr>
-                <w:rFonts w:ascii="Arial" w:hAnsi="Arial" w:cs="Arial"/>
-                <w:noProof/>
-              </w:rPr>
-              <w:t>_PIHAK_KEDUA&gt;&gt;</w:t>
+              <w:t>
+                <w:t xml:space="preserve">&lt;&lt; NIP_PIHAK_KEDUA&gt;&gt;</w:t>
+              </w:t>
             </w:r>
           </w:p>
         </w:tc>

--- a/public/template_docx/TEMPLATE_BAST_PPL-PML (organik).docx
+++ b/public/template_docx/TEMPLATE_BAST_PPL-PML (organik).docx
@@ -29,9 +29,6 @@
     </w:p>
     <w:p>
       <w:pPr>
-        <w:pBdr>
-          <w:bottom w:val="single" w:sz="4" w:space="1" w:color="auto"/>
-        </w:pBdr>
         <w:spacing w:after="0" w:line="276" w:lineRule="auto"/>
         <w:jc w:val="center"/>
         <w:rPr>
@@ -59,9 +56,6 @@
     </w:p>
     <w:p>
       <w:pPr>
-        <w:pBdr>
-          <w:bottom w:val="single" w:sz="4" w:space="1" w:color="auto"/>
-        </w:pBdr>
         <w:spacing w:after="0" w:line="276" w:lineRule="auto"/>
         <w:jc w:val="center"/>
         <w:rPr>
@@ -88,6 +82,9 @@
     </w:p>
     <w:p>
       <w:pPr>
+        <w:pBdr>
+          <w:bottom w:val="single" w:sz="8" w:space="4" w:color="auto"/>
+        </w:pBdr>
         <w:spacing w:after="0" w:line="276" w:lineRule="auto"/>
         <w:jc w:val="center"/>
         <w:rPr>

--- a/public/template_docx/TEMPLATE_BAST_PPL-PML (organik).docx
+++ b/public/template_docx/TEMPLATE_BAST_PPL-PML (organik).docx
@@ -981,7 +981,7 @@
         <w:rPr>
           <w:rFonts w:ascii="Arial" w:hAnsi="Arial" w:cs="Arial"/>
         </w:rPr>
-        <w:t>, &lt;&lt;TAHUN&gt;&gt;;</w:t>
+        <w:t>, tahun &lt;&lt;TAHUN&gt;&gt;;</w:t>
       </w:r>
     </w:p>
     <w:p>

--- a/public/template_docx/TEMPLATE_BAST_PPL-PML (organik).docx
+++ b/public/template_docx/TEMPLATE_BAST_PPL-PML (organik).docx
@@ -144,6 +144,7 @@
       </w:r>
       <w:r>
         <w:rPr>
+          <w:b/>
           <w:rFonts w:ascii="Arial" w:hAnsi="Arial" w:cs="Arial"/>
           <w:noProof/>
         </w:rPr>
@@ -164,6 +165,7 @@
       </w:r>
       <w:r>
         <w:rPr>
+          <w:b/>
           <w:rFonts w:ascii="Arial" w:hAnsi="Arial" w:cs="Arial"/>
           <w:noProof/>
         </w:rPr>
@@ -184,6 +186,7 @@
       </w:r>
       <w:r>
         <w:rPr>
+          <w:b/>
           <w:rFonts w:ascii="Arial" w:hAnsi="Arial" w:cs="Arial"/>
           <w:noProof/>
         </w:rPr>
@@ -198,6 +201,7 @@
       </w:r>
       <w:r>
         <w:rPr>
+          <w:b/>
           <w:rFonts w:ascii="Arial" w:hAnsi="Arial" w:cs="Arial"/>
         </w:rPr>
         <w:t>tahun &lt;&lt;TAHUN_TERBILANG&gt;&gt;</w:t>
@@ -211,6 +215,7 @@
       </w:r>
       <w:r>
         <w:rPr>
+          <w:b/>
           <w:rFonts w:ascii="Arial" w:hAnsi="Arial" w:cs="Arial"/>
           <w:noProof/>
         </w:rPr>
@@ -281,6 +286,7 @@
       </w:r>
       <w:r>
         <w:rPr>
+          <w:b/>
           <w:rFonts w:ascii="Arial" w:hAnsi="Arial" w:cs="Arial"/>
           <w:noProof/>
         </w:rPr>
@@ -401,6 +407,7 @@
       </w:r>
       <w:r>
         <w:rPr>
+          <w:b/>
           <w:rFonts w:ascii="Arial" w:hAnsi="Arial" w:cs="Arial"/>
           <w:noProof/>
         </w:rPr>
@@ -542,6 +549,7 @@
       <w:proofErr w:type="spellEnd"/>
       <w:r>
         <w:rPr>
+          <w:b/>
           <w:rFonts w:ascii="Arial" w:hAnsi="Arial" w:cs="Arial"/>
           <w:lang w:val="en-US"/>
         </w:rPr>
@@ -585,6 +593,7 @@
       </w:r>
       <w:r>
         <w:rPr>
+          <w:b/>
           <w:rFonts w:ascii="Arial" w:hAnsi="Arial" w:cs="Arial"/>
           <w:noProof/>
         </w:rPr>
@@ -834,6 +843,7 @@
       <w:proofErr w:type="spellEnd"/>
       <w:r>
         <w:rPr>
+          <w:b/>
           <w:rFonts w:ascii="Arial" w:hAnsi="Arial" w:cs="Arial"/>
           <w:lang w:val="en-US"/>
         </w:rPr>
@@ -882,6 +892,7 @@
       </w:r>
       <w:r>
         <w:rPr>
+          <w:b/>
           <w:rFonts w:ascii="Arial" w:hAnsi="Arial" w:cs="Arial"/>
         </w:rPr>
         <w:t>
@@ -900,6 +911,7 @@
       </w:r>
       <w:r>
         <w:rPr>
+          <w:b/>
           <w:rFonts w:ascii="Arial" w:hAnsi="Arial" w:cs="Arial"/>
         </w:rPr>
         <w:t>kepada PIHAK KEDUA, dengan ketentuan sebagai berikut:</w:t>
@@ -920,12 +932,14 @@
       </w:pPr>
       <w:r>
         <w:rPr>
+          <w:b/>
           <w:rFonts w:ascii="Arial" w:hAnsi="Arial" w:cs="Arial"/>
         </w:rPr>
         <w:t>PIHAK PERTAMA telah melaksanakan pekerjaan</w:t>
       </w:r>
       <w:r>
         <w:rPr>
+          <w:b/>
           <w:rFonts w:ascii="Arial" w:hAnsi="Arial" w:cs="Arial"/>
           <w:noProof/>
         </w:rPr>
@@ -946,6 +960,7 @@
       </w:r>
       <w:r>
         <w:rPr>
+          <w:b/>
           <w:rFonts w:ascii="Arial" w:hAnsi="Arial" w:cs="Arial"/>
           <w:noProof/>
         </w:rPr>
@@ -959,6 +974,7 @@
       </w:r>
       <w:r>
         <w:rPr>
+          <w:b/>
           <w:rFonts w:ascii="Arial" w:hAnsi="Arial" w:cs="Arial"/>
           <w:lang w:val="en-US"/>
         </w:rPr>
@@ -972,6 +988,7 @@
       </w:r>
       <w:r>
         <w:rPr>
+          <w:b/>
           <w:rFonts w:ascii="Arial" w:hAnsi="Arial" w:cs="Arial"/>
           <w:lang w:val="en-US"/>
         </w:rPr>
@@ -979,6 +996,7 @@
       </w:r>
       <w:r>
         <w:rPr>
+          <w:b/>
           <w:rFonts w:ascii="Arial" w:hAnsi="Arial" w:cs="Arial"/>
         </w:rPr>
         <w:t>, tahun &lt;&lt;TAHUN&gt;&gt;;</w:t>
@@ -999,12 +1017,14 @@
       </w:pPr>
       <w:r>
         <w:rPr>
+          <w:b/>
           <w:rFonts w:ascii="Arial" w:hAnsi="Arial" w:cs="Arial"/>
         </w:rPr>
         <w:t xml:space="preserve">Berdasarkan angka 1 tersebut di atas, PIHAK PERTAMA menyerahkan hasil pekerjaan </w:t>
       </w:r>
       <w:r>
         <w:rPr>
+          <w:b/>
           <w:rFonts w:ascii="Arial" w:hAnsi="Arial" w:cs="Arial"/>
           <w:noProof/>
         </w:rPr>
@@ -1019,6 +1039,7 @@
       </w:r>
       <w:r>
         <w:rPr>
+          <w:b/>
           <w:rFonts w:ascii="Arial" w:hAnsi="Arial" w:cs="Arial"/>
         </w:rPr>
         <w:t>kepada PIHAK KEDUA, dan PIHAK KEDUA menerima hasil pekerjaan tersebut yang telah sesuai dengan seharusnya;</w:t>
@@ -1170,6 +1191,7 @@
             </w:pPr>
             <w:r>
               <w:rPr>
+                <w:b/>
                 <w:rFonts w:ascii="Arial" w:hAnsi="Arial" w:cs="Arial"/>
               </w:rPr>
               <w:t>PIHAK KEDUA,</w:t>
@@ -1217,6 +1239,7 @@
             </w:pPr>
             <w:r>
               <w:rPr>
+                <w:b/>
                 <w:rFonts w:ascii="Arial" w:hAnsi="Arial" w:cs="Arial"/>
                 <w:u w:val="single"/>
               </w:rPr>
@@ -1270,6 +1293,7 @@
             </w:pPr>
             <w:r>
               <w:rPr>
+                <w:b/>
                 <w:rFonts w:ascii="Arial" w:hAnsi="Arial" w:cs="Arial"/>
               </w:rPr>
               <w:t>PIHAK PERTAMA,</w:t>
@@ -1317,6 +1341,7 @@
             </w:pPr>
             <w:r>
               <w:rPr>
+                <w:b/>
                 <w:rFonts w:ascii="Arial" w:hAnsi="Arial" w:cs="Arial"/>
                 <w:u w:val="single"/>
               </w:rPr>

--- a/public/template_docx/TEMPLATE_BAST_PPL-PML (organik).docx
+++ b/public/template_docx/TEMPLATE_BAST_PPL-PML (organik).docx
@@ -1269,7 +1269,7 @@
                 <w:rFonts w:ascii="Arial" w:hAnsi="Arial" w:cs="Arial"/>
               </w:rPr>
               <w:t>
-                <w:t xml:space="preserve">&lt;&lt; NIP_PIHAK_KEDUA&gt;&gt;</w:t>
+                <w:t xml:space="preserve">&lt;&lt;NIP_PIHAK_KEDUA&gt;&gt;</w:t>
               </w:t>
             </w:r>
           </w:p>

--- a/public/template_docx/TEMPLATE_BAST_PPL-PML (organik).docx
+++ b/public/template_docx/TEMPLATE_BAST_PPL-PML (organik).docx
@@ -33,14 +33,12 @@
         <w:jc w:val="center"/>
         <w:rPr>
           <w:rFonts w:ascii="Arial" w:hAnsi="Arial" w:cs="Arial"/>
-          <w:b/>
           <w:noProof/>
         </w:rPr>
       </w:pPr>
       <w:r>
         <w:rPr>
           <w:rFonts w:ascii="Arial" w:hAnsi="Arial" w:cs="Arial"/>
-          <w:b/>
           <w:noProof/>
         </w:rPr>
         <w:t xml:space="preserve">HASIL </w:t>
@@ -48,7 +46,6 @@
       <w:r>
         <w:rPr>
           <w:rFonts w:ascii="Arial" w:hAnsi="Arial" w:cs="Arial"/>
-          <w:b/>
           <w:noProof/>
         </w:rPr>
         <w:t>&lt;&lt;JUDUL_PEKERJAAN_DOKUMEN&gt;&gt;</w:t>
@@ -407,7 +404,6 @@
       </w:r>
       <w:r>
         <w:rPr>
-          <w:b/>
           <w:rFonts w:ascii="Arial" w:hAnsi="Arial" w:cs="Arial"/>
           <w:noProof/>
         </w:rPr>
@@ -871,50 +867,46 @@
       <w:r>
         <w:rPr>
           <w:rFonts w:ascii="Arial" w:hAnsi="Arial" w:cs="Arial"/>
-        </w:rPr>
-        <w:t xml:space="preserve">Berdasarkan Surat Keputusan Kepala BPS Kota Subulussalam </w:t>
-      </w:r>
-      <w:proofErr w:type="spellStart"/>
-      <w:r>
-        <w:rPr>
-          <w:rFonts w:ascii="Arial" w:hAnsi="Arial" w:cs="Arial"/>
-          <w:lang w:val="en-US"/>
-        </w:rPr>
-        <w:t>Nomor</w:t>
-      </w:r>
-      <w:proofErr w:type="spellEnd"/>
-      <w:r>
-        <w:rPr>
-          <w:rFonts w:ascii="Arial" w:hAnsi="Arial" w:cs="Arial"/>
-          <w:lang w:val="en-US"/>
-        </w:rPr>
-        <w:t xml:space="preserve"> </w:t>
-      </w:r>
-      <w:r>
-        <w:rPr>
+          <w:sz w:val="22"/>
+          <w:szCs w:val="22"/>
+        </w:rPr>
+        <w:t xml:space="preserve">Berdasarkan Surat Keputusan Kepala BPS Kota Subulussalam Nomor </w:t>
+      </w:r>
+      <w:r>
+        <w:rPr>
+          <w:rFonts w:ascii="Arial" w:hAnsi="Arial" w:cs="Arial"/>
           <w:b/>
-          <w:rFonts w:ascii="Arial" w:hAnsi="Arial" w:cs="Arial"/>
-        </w:rPr>
-        <w:t>
-          <w:t xml:space="preserve">&lt;&lt;NOMOR_KEPKA&gt;&gt;</w:t>
-           tanggal 
-          <w:t xml:space="preserve">&lt;&lt;TANGGAL_KEPKA&gt;&gt;</w:t>
-          , bersama ini PIHAK PERTAMA telah menyerahkan pekerjaan Hasil 
-        </w:t>
-      </w:r>
-      <w:r>
-        <w:rPr>
-          <w:rFonts w:ascii="Arial" w:hAnsi="Arial" w:cs="Arial"/>
-          <w:lang w:val="en-US"/>
-        </w:rPr>
-        <w:t xml:space="preserve"> </w:t>
-      </w:r>
-      <w:r>
-        <w:rPr>
+          <w:bCs/>
+          <w:sz w:val="22"/>
+          <w:szCs w:val="22"/>
+        </w:rPr>
+        <w:t xml:space="preserve">&lt;&lt;NOMOR_KEPKA&gt;&gt;</w:t>
+      </w:r>
+      <w:r>
+        <w:rPr>
+          <w:rFonts w:ascii="Arial" w:hAnsi="Arial" w:cs="Arial"/>
+          <w:sz w:val="22"/>
+          <w:szCs w:val="22"/>
+        </w:rPr>
+        <w:t xml:space="preserve"> tanggal </w:t>
+      </w:r>
+      <w:r>
+        <w:rPr>
+          <w:rFonts w:ascii="Arial" w:hAnsi="Arial" w:cs="Arial"/>
           <w:b/>
-          <w:rFonts w:ascii="Arial" w:hAnsi="Arial" w:cs="Arial"/>
-        </w:rPr>
-        <w:t>kepada PIHAK KEDUA, dengan ketentuan sebagai berikut:</w:t>
+          <w:bCs/>
+          <w:sz w:val="22"/>
+          <w:szCs w:val="22"/>
+        </w:rPr>
+        <w:t xml:space="preserve">&lt;&lt;TANGGAL_KEPKA&gt;&gt;</w:t>
+      </w:r>
+      <w:r>
+        <w:rPr>
+          <w:rFonts w:ascii="Arial" w:hAnsi="Arial" w:cs="Arial"/>
+          <w:sz w:val="22"/>
+          <w:szCs w:val="22"/>
+        </w:rPr>
+        <w:t xml:space="preserve">, bersama ini PIHAK PERTAMA telah menyerahkan pekerjaan hasil pekerjaan kepada PIHAK KEDUA, dengan ketentuan sebagai berikut:</w:t>
       </w:r>
     </w:p>
     <w:p>
@@ -932,74 +924,101 @@
       </w:pPr>
       <w:r>
         <w:rPr>
+          <w:rFonts w:ascii="Arial" w:hAnsi="Arial" w:cs="Arial"/>
+          <w:sz w:val="22"/>
+          <w:szCs w:val="22"/>
+        </w:rPr>
+        <w:t xml:space="preserve">PIHAK PERTAMA telah melaksanakan pekerjaan </w:t>
+      </w:r>
+      <w:r>
+        <w:rPr>
+          <w:rFonts w:ascii="Arial" w:hAnsi="Arial" w:cs="Arial"/>
           <w:b/>
-          <w:rFonts w:ascii="Arial" w:hAnsi="Arial" w:cs="Arial"/>
-        </w:rPr>
-        <w:t>PIHAK PERTAMA telah melaksanakan pekerjaan</w:t>
-      </w:r>
-      <w:r>
-        <w:rPr>
+          <w:bCs/>
+          <w:sz w:val="22"/>
+          <w:szCs w:val="22"/>
+        </w:rPr>
+        <w:t xml:space="preserve">&lt;&lt;URAIAN_PEKERJAAN&gt;&gt;</w:t>
+      </w:r>
+      <w:r>
+        <w:rPr>
+          <w:rFonts w:ascii="Arial" w:hAnsi="Arial" w:cs="Arial"/>
+          <w:sz w:val="22"/>
+          <w:szCs w:val="22"/>
+        </w:rPr>
+        <w:t xml:space="preserve"> berdasarkan Perjanjian Kerja Nomor </w:t>
+      </w:r>
+      <w:r>
+        <w:rPr>
+          <w:rFonts w:ascii="Arial" w:hAnsi="Arial" w:cs="Arial"/>
           <w:b/>
-          <w:rFonts w:ascii="Arial" w:hAnsi="Arial" w:cs="Arial"/>
-          <w:noProof/>
-        </w:rPr>
-        <w:t xml:space="preserve"> &lt;&lt;URAIAN_PEKERJAAN&gt;&gt;</w:t>
-      </w:r>
-      <w:r>
-        <w:rPr>
-          <w:rFonts w:ascii="Arial" w:hAnsi="Arial" w:cs="Arial"/>
-        </w:rPr>
-        <w:t xml:space="preserve"> berdasarkan Perjanjian Kerja Nomor</w:t>
-      </w:r>
-      <w:r>
-        <w:rPr>
-          <w:rFonts w:ascii="Arial" w:hAnsi="Arial" w:cs="Arial"/>
-          <w:lang w:val="en-US"/>
-        </w:rPr>
-        <w:t xml:space="preserve"> </w:t>
-      </w:r>
-      <w:r>
-        <w:rPr>
+          <w:bCs/>
+          <w:sz w:val="22"/>
+          <w:szCs w:val="22"/>
+        </w:rPr>
+        <w:t xml:space="preserve">&lt;&lt;NO_SPK&gt;&gt;</w:t>
+      </w:r>
+      <w:r>
+        <w:rPr>
+          <w:rFonts w:ascii="Arial" w:hAnsi="Arial" w:cs="Arial"/>
+          <w:sz w:val="22"/>
+          <w:szCs w:val="22"/>
+        </w:rPr>
+        <w:t xml:space="preserve">, tanggal </w:t>
+      </w:r>
+      <w:r>
+        <w:rPr>
+          <w:rFonts w:ascii="Arial" w:hAnsi="Arial" w:cs="Arial"/>
           <w:b/>
-          <w:rFonts w:ascii="Arial" w:hAnsi="Arial" w:cs="Arial"/>
-          <w:noProof/>
-        </w:rPr>
-        <w:t>&lt;&lt;NO_SPK&gt;&gt;</w:t>
-      </w:r>
-      <w:r>
-        <w:rPr>
-          <w:rFonts w:ascii="Arial" w:hAnsi="Arial" w:cs="Arial"/>
-        </w:rPr>
-        <w:t>,  tanggal</w:t>
-      </w:r>
-      <w:r>
-        <w:rPr>
+          <w:bCs/>
+          <w:sz w:val="22"/>
+          <w:szCs w:val="22"/>
+        </w:rPr>
+        <w:t xml:space="preserve">&lt;&lt;TANGGAL&gt;&gt;</w:t>
+      </w:r>
+      <w:r>
+        <w:rPr>
+          <w:rFonts w:ascii="Arial" w:hAnsi="Arial" w:cs="Arial"/>
+          <w:sz w:val="22"/>
+          <w:szCs w:val="22"/>
+        </w:rPr>
+        <w:t xml:space="preserve">, bulan </w:t>
+      </w:r>
+      <w:r>
+        <w:rPr>
+          <w:rFonts w:ascii="Arial" w:hAnsi="Arial" w:cs="Arial"/>
           <w:b/>
-          <w:rFonts w:ascii="Arial" w:hAnsi="Arial" w:cs="Arial"/>
-          <w:lang w:val="en-US"/>
-        </w:rPr>
-        <w:t xml:space="preserve"> &lt;&lt;TANGGAL&gt;&gt;</w:t>
-      </w:r>
-      <w:r>
-        <w:rPr>
-          <w:rFonts w:ascii="Arial" w:hAnsi="Arial" w:cs="Arial"/>
-        </w:rPr>
-        <w:t>, bulan</w:t>
-      </w:r>
-      <w:r>
-        <w:rPr>
+          <w:bCs/>
+          <w:sz w:val="22"/>
+          <w:szCs w:val="22"/>
+        </w:rPr>
+        <w:t xml:space="preserve">&lt;&lt;BULAN&gt;&gt;</w:t>
+      </w:r>
+      <w:r>
+        <w:rPr>
+          <w:rFonts w:ascii="Arial" w:hAnsi="Arial" w:cs="Arial"/>
+          <w:sz w:val="22"/>
+          <w:szCs w:val="22"/>
+        </w:rPr>
+        <w:t xml:space="preserve">, tahun </w:t>
+      </w:r>
+      <w:r>
+        <w:rPr>
+          <w:rFonts w:ascii="Arial" w:hAnsi="Arial" w:cs="Arial"/>
           <w:b/>
-          <w:rFonts w:ascii="Arial" w:hAnsi="Arial" w:cs="Arial"/>
-          <w:lang w:val="en-US"/>
-        </w:rPr>
-        <w:t xml:space="preserve"> &lt;&lt;BULAN&gt;&gt;</w:t>
-      </w:r>
-      <w:r>
-        <w:rPr>
-          <w:b/>
-          <w:rFonts w:ascii="Arial" w:hAnsi="Arial" w:cs="Arial"/>
-        </w:rPr>
-        <w:t>, tahun &lt;&lt;TAHUN&gt;&gt;;</w:t>
+          <w:bCs/>
+          <w:sz w:val="22"/>
+          <w:szCs w:val="22"/>
+        </w:rPr>
+        <w:t xml:space="preserve">&lt;&lt;TAHUN&gt;&gt;</w:t>
+      </w:r>
+      <w:r>
+        <w:rPr>
+          <w:rFonts w:ascii="Arial" w:hAnsi="Arial" w:cs="Arial"/>
+          <w:sz w:val="22"/>
+          <w:szCs w:val="22"/>
+        </w:rPr>
+        <w:t xml:space="preserve">;</w:t>
       </w:r>
     </w:p>
     <w:p>
@@ -1017,32 +1036,11 @@
       </w:pPr>
       <w:r>
         <w:rPr>
-          <w:b/>
-          <w:rFonts w:ascii="Arial" w:hAnsi="Arial" w:cs="Arial"/>
-        </w:rPr>
-        <w:t xml:space="preserve">Berdasarkan angka 1 tersebut di atas, PIHAK PERTAMA menyerahkan hasil pekerjaan </w:t>
-      </w:r>
-      <w:r>
-        <w:rPr>
-          <w:b/>
-          <w:rFonts w:ascii="Arial" w:hAnsi="Arial" w:cs="Arial"/>
-          <w:noProof/>
-        </w:rPr>
-        <w:t>&lt;&lt;URAIAN_PEKERJAAN&gt;&gt;</w:t>
-      </w:r>
-      <w:r>
-        <w:rPr>
-          <w:rFonts w:ascii="Arial" w:hAnsi="Arial" w:cs="Arial"/>
-          <w:lang w:val="en-US"/>
-        </w:rPr>
-        <w:t xml:space="preserve"> </w:t>
-      </w:r>
-      <w:r>
-        <w:rPr>
-          <w:b/>
-          <w:rFonts w:ascii="Arial" w:hAnsi="Arial" w:cs="Arial"/>
-        </w:rPr>
-        <w:t>kepada PIHAK KEDUA, dan PIHAK KEDUA menerima hasil pekerjaan tersebut yang telah sesuai dengan seharusnya;</w:t>
+          <w:rFonts w:ascii="Arial" w:hAnsi="Arial" w:cs="Arial"/>
+          <w:sz w:val="22"/>
+          <w:szCs w:val="22"/>
+        </w:rPr>
+        <w:t xml:space="preserve">Berdasarkan angka 1 tersebut di atas, PIHAK PERTAMA menyerahkan hasil pekerjaan kepada PIHAK KEDUA, dan PIHAK KEDUA menerima hasil pekerjaan tersebut yang telah sesuai dengan seharusnya;</w:t>
       </w:r>
     </w:p>
     <w:p>

--- a/public/template_docx/TEMPLATE_BAST_PPL-PML (organik).docx
+++ b/public/template_docx/TEMPLATE_BAST_PPL-PML (organik).docx
@@ -1,6 +1,6 @@
 
 <file path=word/document.xml><?xml version="1.0" encoding="utf-8"?>
-<w:document xmlns:wpc="http://schemas.microsoft.com/office/word/2010/wordprocessingCanvas" xmlns:cx="http://schemas.microsoft.com/office/drawing/2014/chartex" xmlns:cx1="http://schemas.microsoft.com/office/drawing/2015/9/8/chartex" xmlns:cx2="http://schemas.microsoft.com/office/drawing/2015/10/21/chartex" xmlns:cx3="http://schemas.microsoft.com/office/drawing/2016/5/9/chartex" xmlns:cx4="http://schemas.microsoft.com/office/drawing/2016/5/10/chartex" xmlns:cx5="http://schemas.microsoft.com/office/drawing/2016/5/11/chartex" xmlns:cx6="http://schemas.microsoft.com/office/drawing/2016/5/12/chartex" xmlns:cx7="http://schemas.microsoft.com/office/drawing/2016/5/13/chartex" xmlns:cx8="http://schemas.microsoft.com/office/drawing/2016/5/14/chartex" xmlns:mc="http://schemas.openxmlformats.org/markup-compatibility/2006" xmlns:aink="http://schemas.microsoft.com/office/drawing/2016/ink" xmlns:am3d="http://schemas.microsoft.com/office/drawing/2017/model3d" xmlns:o="urn:schemas-microsoft-com:office:office" xmlns:oel="http://schemas.microsoft.com/office/2019/extlst" xmlns:r="http://schemas.openxmlformats.org/officeDocument/2006/relationships" xmlns:m="http://schemas.openxmlformats.org/officeDocument/2006/math" xmlns:v="urn:schemas-microsoft-com:vml" xmlns:wp14="http://schemas.microsoft.com/office/word/2010/wordprocessingDrawing" xmlns:wp="http://schemas.openxmlformats.org/drawingml/2006/wordprocessingDrawing" xmlns:w10="urn:schemas-microsoft-com:office:word" xmlns:w="http://schemas.openxmlformats.org/wordprocessingml/2006/main" xmlns:w14="http://schemas.microsoft.com/office/word/2010/wordml" xmlns:w15="http://schemas.microsoft.com/office/word/2012/wordml" xmlns:w16cei="http://schemas.microsoft.com/office/word/2026/wordml/cei" xmlns:w16cex="http://schemas.microsoft.com/office/word/2018/wordml/cex" xmlns:w16cid="http://schemas.microsoft.com/office/word/2016/wordml/cid" xmlns:w16="http://schemas.microsoft.com/office/word/2018/wordml" xmlns:w16du="http://schemas.microsoft.com/office/word/2023/wordml/word16du" xmlns:w16sdtdh="http://schemas.microsoft.com/office/word/2020/wordml/sdtdatahash" xmlns:w16sdtfl="http://schemas.microsoft.com/office/word/2024/wordml/sdtformatlock" xmlns:w16se="http://schemas.microsoft.com/office/word/2015/wordml/symex" xmlns:wpg="http://schemas.microsoft.com/office/word/2010/wordprocessingGroup" xmlns:wpi="http://schemas.microsoft.com/office/word/2010/wordprocessingInk" xmlns:wne="http://schemas.microsoft.com/office/word/2006/wordml" xmlns:wps="http://schemas.microsoft.com/office/word/2010/wordprocessingShape" mc:Ignorable="w14 w15 w16se w16cid w16 w16cex w16sdtdh w16sdtfl w16du wp14">
+<w:document xmlns:wpc="http://schemas.microsoft.com/office/word/2010/wordprocessingCanvas" xmlns:cx="http://schemas.microsoft.com/office/drawing/2014/chartex" xmlns:cx1="http://schemas.microsoft.com/office/drawing/2015/9/8/chartex" xmlns:cx2="http://schemas.microsoft.com/office/drawing/2015/10/21/chartex" xmlns:cx3="http://schemas.microsoft.com/office/drawing/2016/5/9/chartex" xmlns:cx4="http://schemas.microsoft.com/office/drawing/2016/5/10/chartex" xmlns:cx5="http://schemas.microsoft.com/office/drawing/2016/5/11/chartex" xmlns:cx6="http://schemas.microsoft.com/office/drawing/2016/5/12/chartex" xmlns:cx7="http://schemas.microsoft.com/office/drawing/2016/5/13/chartex" xmlns:cx8="http://schemas.microsoft.com/office/drawing/2016/5/14/chartex" xmlns:mc="http://schemas.openxmlformats.org/markup-compatibility/2006" xmlns:aink="http://schemas.microsoft.com/office/drawing/2016/ink" xmlns:am3d="http://schemas.microsoft.com/office/drawing/2017/model3d" xmlns:o="urn:schemas-microsoft-com:office:office" xmlns:oel="http://schemas.microsoft.com/office/2019/extlst" xmlns:r="http://schemas.openxmlformats.org/officeDocument/2006/relationships" xmlns:m="http://schemas.openxmlformats.org/officeDocument/2006/math" xmlns:v="urn:schemas-microsoft-com:vml" xmlns:wp14="http://schemas.microsoft.com/office/word/2010/wordprocessingDrawing" xmlns:wp="http://schemas.openxmlformats.org/drawingml/2006/wordprocessingDrawing" xmlns:w10="urn:schemas-microsoft-com:office:word" xmlns:w="http://schemas.openxmlformats.org/wordprocessingml/2006/main" xmlns:w14="http://schemas.microsoft.com/office/word/2010/wordml" xmlns:w15="http://schemas.microsoft.com/office/word/2012/wordml" xmlns:w16cex="http://schemas.microsoft.com/office/word/2018/wordml/cex" xmlns:w16cid="http://schemas.microsoft.com/office/word/2016/wordml/cid" xmlns:w16="http://schemas.microsoft.com/office/word/2018/wordml" xmlns:w16du="http://schemas.microsoft.com/office/word/2023/wordml/word16du" xmlns:w16sdtdh="http://schemas.microsoft.com/office/word/2020/wordml/sdtdatahash" xmlns:w16sdtfl="http://schemas.microsoft.com/office/word/2024/wordml/sdtformatlock" xmlns:w16se="http://schemas.microsoft.com/office/word/2015/wordml/symex" xmlns:wpg="http://schemas.microsoft.com/office/word/2010/wordprocessingGroup" xmlns:wpi="http://schemas.microsoft.com/office/word/2010/wordprocessingInk" xmlns:wne="http://schemas.microsoft.com/office/word/2006/wordml" xmlns:wps="http://schemas.microsoft.com/office/word/2010/wordprocessingShape" mc:Ignorable="w14 w15 w16se w16cid w16 w16cex w16sdtdh w16sdtfl w16du wp14">
   <w:body>
     <w:p>
       <w:pPr>
@@ -29,65 +29,15 @@
     </w:p>
     <w:p>
       <w:pPr>
-        <w:spacing w:after="0" w:line="276" w:lineRule="auto"/>
-        <w:jc w:val="center"/>
-        <w:rPr>
-          <w:rFonts w:ascii="Arial" w:hAnsi="Arial" w:cs="Arial"/>
-          <w:noProof/>
-        </w:rPr>
-      </w:pPr>
-      <w:r>
-        <w:rPr>
-          <w:rFonts w:ascii="Arial" w:hAnsi="Arial" w:cs="Arial"/>
-          <w:noProof/>
-        </w:rPr>
-        <w:t xml:space="preserve">HASIL </w:t>
-      </w:r>
-      <w:r>
-        <w:rPr>
-          <w:rFonts w:ascii="Arial" w:hAnsi="Arial" w:cs="Arial"/>
-          <w:noProof/>
-        </w:rPr>
-        <w:t>&lt;&lt;JUDUL_PEKERJAAN_DOKUMEN&gt;&gt;</w:t>
-      </w:r>
-    </w:p>
-    <w:p>
-      <w:pPr>
-        <w:spacing w:after="0" w:line="276" w:lineRule="auto"/>
-        <w:jc w:val="center"/>
-        <w:rPr>
-          <w:rFonts w:ascii="Arial" w:hAnsi="Arial" w:cs="Arial"/>
-          <w:b/>
-          <w:lang w:val="en-US"/>
-        </w:rPr>
-      </w:pPr>
-      <w:r>
-        <w:rPr>
-          <w:rFonts w:ascii="Arial" w:hAnsi="Arial" w:cs="Arial"/>
-          <w:b/>
-        </w:rPr>
-        <w:t xml:space="preserve">BPS KOTA </w:t>
-      </w:r>
-      <w:r>
-        <w:rPr>
-          <w:rFonts w:ascii="Arial" w:hAnsi="Arial" w:cs="Arial"/>
-          <w:b/>
-          <w:lang w:val="en-US"/>
-        </w:rPr>
-        <w:t>SUBULUSSALAM</w:t>
-      </w:r>
-    </w:p>
-    <w:p>
-      <w:pPr>
         <w:pBdr>
-          <w:bottom w:val="single" w:sz="8" w:space="4" w:color="auto"/>
+          <w:bottom w:val="single" w:sz="4" w:space="1" w:color="auto"/>
         </w:pBdr>
         <w:spacing w:after="0" w:line="276" w:lineRule="auto"/>
         <w:jc w:val="center"/>
         <w:rPr>
           <w:rFonts w:ascii="Arial" w:hAnsi="Arial" w:cs="Arial"/>
           <w:b/>
-          <w:lang w:val="en-US"/>
+          <w:noProof/>
         </w:rPr>
       </w:pPr>
       <w:r>
@@ -96,9 +46,79 @@
           <w:b/>
           <w:noProof/>
         </w:rPr>
-        <w:t>
-          <w:t xml:space="preserve">&lt;&lt;NO_BAST_PPL-PML&gt;&gt;</w:t>
-        </w:t>
+        <w:t xml:space="preserve">HASIL </w:t>
+      </w:r>
+      <w:r>
+        <w:rPr>
+          <w:rFonts w:ascii="Arial" w:hAnsi="Arial" w:cs="Arial"/>
+          <w:b/>
+          <w:noProof/>
+        </w:rPr>
+        <w:t>&lt;&lt;JUDUL_PEKERJAAN_DOKUMEN&gt;&gt;</w:t>
+      </w:r>
+    </w:p>
+    <w:p>
+      <w:pPr>
+        <w:pBdr>
+          <w:bottom w:val="single" w:sz="4" w:space="1" w:color="auto"/>
+        </w:pBdr>
+        <w:spacing w:after="0" w:line="276" w:lineRule="auto"/>
+        <w:jc w:val="center"/>
+        <w:rPr>
+          <w:rFonts w:ascii="Arial" w:hAnsi="Arial" w:cs="Arial"/>
+          <w:b/>
+          <w:lang w:val="en-US"/>
+        </w:rPr>
+      </w:pPr>
+      <w:r>
+        <w:rPr>
+          <w:rFonts w:ascii="Arial" w:hAnsi="Arial" w:cs="Arial"/>
+          <w:b/>
+        </w:rPr>
+        <w:t xml:space="preserve">BPS KOTA </w:t>
+      </w:r>
+      <w:r>
+        <w:rPr>
+          <w:rFonts w:ascii="Arial" w:hAnsi="Arial" w:cs="Arial"/>
+          <w:b/>
+          <w:lang w:val="en-US"/>
+        </w:rPr>
+        <w:t>SUBULUSSALAM</w:t>
+      </w:r>
+    </w:p>
+    <w:p>
+      <w:pPr>
+        <w:spacing w:after="0" w:line="276" w:lineRule="auto"/>
+        <w:jc w:val="center"/>
+        <w:rPr>
+          <w:rFonts w:ascii="Arial" w:hAnsi="Arial" w:cs="Arial"/>
+          <w:b/>
+          <w:lang w:val="en-US"/>
+        </w:rPr>
+      </w:pPr>
+      <w:r>
+        <w:rPr>
+          <w:rFonts w:ascii="Arial" w:hAnsi="Arial" w:cs="Arial"/>
+          <w:b/>
+          <w:noProof/>
+        </w:rPr>
+        <w:t>&lt;&lt;NO_BAST</w:t>
+      </w:r>
+      <w:r>
+        <w:rPr>
+          <w:rFonts w:ascii="Arial" w:hAnsi="Arial" w:cs="Arial"/>
+          <w:b/>
+          <w:noProof/>
+        </w:rPr>
+        <w:t>_PPL-PML</w:t>
+      </w:r>
+      <w:r>
+        <w:rPr>
+          <w:rFonts w:ascii="Arial" w:hAnsi="Arial" w:cs="Arial"/>
+          <w:b/>
+          <w:noProof/>
+        </w:rPr>
+        <w:t>&gt;&gt;</w:t>
       </w:r>
     </w:p>
     <w:p>
@@ -141,7 +161,6 @@
       </w:r>
       <w:r>
         <w:rPr>
-          <w:b/>
           <w:rFonts w:ascii="Arial" w:hAnsi="Arial" w:cs="Arial"/>
           <w:noProof/>
         </w:rPr>
@@ -162,7 +181,6 @@
       </w:r>
       <w:r>
         <w:rPr>
-          <w:b/>
           <w:rFonts w:ascii="Arial" w:hAnsi="Arial" w:cs="Arial"/>
           <w:noProof/>
         </w:rPr>
@@ -183,7 +201,6 @@
       </w:r>
       <w:r>
         <w:rPr>
-          <w:b/>
           <w:rFonts w:ascii="Arial" w:hAnsi="Arial" w:cs="Arial"/>
           <w:noProof/>
         </w:rPr>
@@ -198,7 +215,6 @@
       </w:r>
       <w:r>
         <w:rPr>
-          <w:b/>
           <w:rFonts w:ascii="Arial" w:hAnsi="Arial" w:cs="Arial"/>
         </w:rPr>
         <w:t>tahun &lt;&lt;TAHUN_TERBILANG&gt;&gt;</w:t>
@@ -212,7 +228,6 @@
       </w:r>
       <w:r>
         <w:rPr>
-          <w:b/>
           <w:rFonts w:ascii="Arial" w:hAnsi="Arial" w:cs="Arial"/>
           <w:noProof/>
         </w:rPr>
@@ -231,7 +246,6 @@
         </w:rPr>
         <w:t xml:space="preserve"> bertempat di Kota </w:t>
       </w:r>
-      <w:proofErr w:type="spellStart"/>
       <w:r>
         <w:rPr>
           <w:rFonts w:ascii="Arial" w:hAnsi="Arial" w:cs="Arial"/>
@@ -239,7 +253,6 @@
         </w:rPr>
         <w:t>Subulussalam</w:t>
       </w:r>
-      <w:proofErr w:type="spellEnd"/>
       <w:r>
         <w:rPr>
           <w:rFonts w:ascii="Arial" w:hAnsi="Arial" w:cs="Arial"/>
@@ -283,7 +296,6 @@
       </w:r>
       <w:r>
         <w:rPr>
-          <w:b/>
           <w:rFonts w:ascii="Arial" w:hAnsi="Arial" w:cs="Arial"/>
           <w:noProof/>
         </w:rPr>
@@ -422,134 +434,12 @@
           <w:lang w:val="en-US"/>
         </w:rPr>
       </w:pPr>
-      <w:proofErr w:type="spellStart"/>
-      <w:r>
-        <w:rPr>
-          <w:rFonts w:ascii="Arial" w:hAnsi="Arial" w:cs="Arial"/>
-          <w:lang w:val="en-US"/>
-        </w:rPr>
-        <w:t>bertindak</w:t>
-      </w:r>
-      <w:proofErr w:type="spellEnd"/>
-      <w:r>
-        <w:rPr>
-          <w:rFonts w:ascii="Arial" w:hAnsi="Arial" w:cs="Arial"/>
-          <w:lang w:val="en-US"/>
-        </w:rPr>
-        <w:t xml:space="preserve"> </w:t>
-      </w:r>
-      <w:proofErr w:type="spellStart"/>
-      <w:r>
-        <w:rPr>
-          <w:rFonts w:ascii="Arial" w:hAnsi="Arial" w:cs="Arial"/>
-          <w:lang w:val="en-US"/>
-        </w:rPr>
-        <w:t>untuk</w:t>
-      </w:r>
-      <w:proofErr w:type="spellEnd"/>
-      <w:r>
-        <w:rPr>
-          <w:rFonts w:ascii="Arial" w:hAnsi="Arial" w:cs="Arial"/>
-          <w:lang w:val="en-US"/>
-        </w:rPr>
-        <w:t xml:space="preserve"> dan </w:t>
-      </w:r>
-      <w:proofErr w:type="spellStart"/>
-      <w:r>
-        <w:rPr>
-          <w:rFonts w:ascii="Arial" w:hAnsi="Arial" w:cs="Arial"/>
-          <w:lang w:val="en-US"/>
-        </w:rPr>
-        <w:t>atas</w:t>
-      </w:r>
-      <w:proofErr w:type="spellEnd"/>
-      <w:r>
-        <w:rPr>
-          <w:rFonts w:ascii="Arial" w:hAnsi="Arial" w:cs="Arial"/>
-          <w:lang w:val="en-US"/>
-        </w:rPr>
-        <w:t xml:space="preserve"> </w:t>
-      </w:r>
-      <w:proofErr w:type="spellStart"/>
-      <w:r>
-        <w:rPr>
-          <w:rFonts w:ascii="Arial" w:hAnsi="Arial" w:cs="Arial"/>
-          <w:lang w:val="en-US"/>
-        </w:rPr>
-        <w:t>namanya</w:t>
-      </w:r>
-      <w:proofErr w:type="spellEnd"/>
-      <w:r>
-        <w:rPr>
-          <w:rFonts w:ascii="Arial" w:hAnsi="Arial" w:cs="Arial"/>
-          <w:lang w:val="en-US"/>
-        </w:rPr>
-        <w:t xml:space="preserve"> </w:t>
-      </w:r>
-      <w:proofErr w:type="spellStart"/>
-      <w:r>
-        <w:rPr>
-          <w:rFonts w:ascii="Arial" w:hAnsi="Arial" w:cs="Arial"/>
-          <w:lang w:val="en-US"/>
-        </w:rPr>
-        <w:t>sendiri</w:t>
-      </w:r>
-      <w:proofErr w:type="spellEnd"/>
-      <w:r>
-        <w:rPr>
-          <w:rFonts w:ascii="Arial" w:hAnsi="Arial" w:cs="Arial"/>
-          <w:lang w:val="en-US"/>
-        </w:rPr>
-        <w:t xml:space="preserve">, </w:t>
-      </w:r>
-      <w:proofErr w:type="spellStart"/>
-      <w:r>
-        <w:rPr>
-          <w:rFonts w:ascii="Arial" w:hAnsi="Arial" w:cs="Arial"/>
-          <w:lang w:val="en-US"/>
-        </w:rPr>
-        <w:t>selanjutnya</w:t>
-      </w:r>
-      <w:proofErr w:type="spellEnd"/>
-      <w:r>
-        <w:rPr>
-          <w:rFonts w:ascii="Arial" w:hAnsi="Arial" w:cs="Arial"/>
-          <w:lang w:val="en-US"/>
-        </w:rPr>
-        <w:t xml:space="preserve"> </w:t>
-      </w:r>
-      <w:proofErr w:type="spellStart"/>
-      <w:r>
-        <w:rPr>
-          <w:rFonts w:ascii="Arial" w:hAnsi="Arial" w:cs="Arial"/>
-          <w:lang w:val="en-US"/>
-        </w:rPr>
-        <w:t>disebut</w:t>
-      </w:r>
-      <w:proofErr w:type="spellEnd"/>
-      <w:r>
-        <w:rPr>
-          <w:rFonts w:ascii="Arial" w:hAnsi="Arial" w:cs="Arial"/>
-          <w:lang w:val="en-US"/>
-        </w:rPr>
-        <w:t xml:space="preserve"> </w:t>
-      </w:r>
-      <w:proofErr w:type="spellStart"/>
-      <w:r>
-        <w:rPr>
-          <w:rFonts w:ascii="Arial" w:hAnsi="Arial" w:cs="Arial"/>
-          <w:lang w:val="en-US"/>
-        </w:rPr>
-        <w:t>sebagai</w:t>
-      </w:r>
-      <w:proofErr w:type="spellEnd"/>
-      <w:r>
-        <w:rPr>
-          <w:b/>
-          <w:rFonts w:ascii="Arial" w:hAnsi="Arial" w:cs="Arial"/>
-          <w:lang w:val="en-US"/>
-        </w:rPr>
-        <w:t xml:space="preserve"> PIHAK PERTAMA.</w:t>
+      <w:r>
+        <w:rPr>
+          <w:rFonts w:ascii="Arial" w:hAnsi="Arial" w:cs="Arial"/>
+          <w:lang w:val="en-US"/>
+        </w:rPr>
+        <w:t>bertindak untuk dan atas namanya sendiri, selanjutnya disebut sebagai PIHAK PERTAMA.</w:t>
       </w:r>
     </w:p>
     <w:p>
@@ -589,7 +479,6 @@
       </w:r>
       <w:r>
         <w:rPr>
-          <w:b/>
           <w:rFonts w:ascii="Arial" w:hAnsi="Arial" w:cs="Arial"/>
           <w:noProof/>
         </w:rPr>
@@ -612,7 +501,14 @@
           <w:rFonts w:ascii="Arial" w:hAnsi="Arial" w:cs="Arial"/>
           <w:lang w:val="en-US"/>
         </w:rPr>
-        <w:t>NIK</w:t>
+        <w:t>NI</w:t>
+      </w:r>
+      <w:r>
+        <w:rPr>
+          <w:rFonts w:ascii="Arial" w:hAnsi="Arial" w:cs="Arial"/>
+          <w:lang w:val="en-US"/>
+        </w:rPr>
+        <w:t>P</w:t>
       </w:r>
       <w:r>
         <w:rPr>
@@ -634,9 +530,21 @@
           <w:rFonts w:ascii="Arial" w:hAnsi="Arial" w:cs="Arial"/>
           <w:noProof/>
         </w:rPr>
-        <w:t>
-          <w:t xml:space="preserve">&lt;&lt;NIP_PIHAK_KEDUA&gt;&gt;</w:t>
-        </w:t>
+        <w:t>&lt;&lt;</w:t>
+      </w:r>
+      <w:r>
+        <w:rPr>
+          <w:rFonts w:ascii="Arial" w:hAnsi="Arial" w:cs="Arial"/>
+          <w:noProof/>
+        </w:rPr>
+        <w:t>NIP</w:t>
+      </w:r>
+      <w:r>
+        <w:rPr>
+          <w:rFonts w:ascii="Arial" w:hAnsi="Arial" w:cs="Arial"/>
+          <w:noProof/>
+        </w:rPr>
+        <w:t>_PIHAK_KEDUA&gt;&gt;</w:t>
       </w:r>
     </w:p>
     <w:p>
@@ -693,34 +601,16 @@
           <w:rFonts w:ascii="Arial" w:hAnsi="Arial" w:cs="Arial"/>
           <w:lang w:val="en-US"/>
         </w:rPr>
-        <w:t xml:space="preserve">Unit </w:t>
-      </w:r>
-      <w:proofErr w:type="spellStart"/>
-      <w:r>
-        <w:rPr>
-          <w:rFonts w:ascii="Arial" w:hAnsi="Arial" w:cs="Arial"/>
-          <w:lang w:val="en-US"/>
-        </w:rPr>
-        <w:t>Kerja</w:t>
-      </w:r>
-      <w:proofErr w:type="spellEnd"/>
+        <w:t>Unit Kerja</w:t>
+      </w:r>
       <w:r>
         <w:rPr>
           <w:rFonts w:ascii="Arial" w:hAnsi="Arial" w:cs="Arial"/>
           <w:lang w:val="en-US"/>
         </w:rPr>
         <w:tab/>
-        <w:t xml:space="preserve">:  BPS Kota </w:t>
-      </w:r>
-      <w:proofErr w:type="spellStart"/>
-      <w:r>
-        <w:rPr>
-          <w:rFonts w:ascii="Arial" w:hAnsi="Arial" w:cs="Arial"/>
-          <w:lang w:val="en-US"/>
-        </w:rPr>
-        <w:t>Subulussalam</w:t>
-      </w:r>
-      <w:proofErr w:type="spellEnd"/>
+        <w:t>:  BPS Kota Subulussalam</w:t>
+      </w:r>
     </w:p>
     <w:p>
       <w:pPr>
@@ -732,118 +622,12 @@
           <w:lang w:val="en-US"/>
         </w:rPr>
       </w:pPr>
-      <w:proofErr w:type="spellStart"/>
-      <w:r>
-        <w:rPr>
-          <w:rFonts w:ascii="Arial" w:hAnsi="Arial" w:cs="Arial"/>
-          <w:lang w:val="en-US"/>
-        </w:rPr>
-        <w:t>bertindak</w:t>
-      </w:r>
-      <w:proofErr w:type="spellEnd"/>
-      <w:r>
-        <w:rPr>
-          <w:rFonts w:ascii="Arial" w:hAnsi="Arial" w:cs="Arial"/>
-          <w:lang w:val="en-US"/>
-        </w:rPr>
-        <w:t xml:space="preserve"> </w:t>
-      </w:r>
-      <w:proofErr w:type="spellStart"/>
-      <w:r>
-        <w:rPr>
-          <w:rFonts w:ascii="Arial" w:hAnsi="Arial" w:cs="Arial"/>
-          <w:lang w:val="en-US"/>
-        </w:rPr>
-        <w:t>untuk</w:t>
-      </w:r>
-      <w:proofErr w:type="spellEnd"/>
-      <w:r>
-        <w:rPr>
-          <w:rFonts w:ascii="Arial" w:hAnsi="Arial" w:cs="Arial"/>
-          <w:lang w:val="en-US"/>
-        </w:rPr>
-        <w:t xml:space="preserve"> dan </w:t>
-      </w:r>
-      <w:proofErr w:type="spellStart"/>
-      <w:r>
-        <w:rPr>
-          <w:rFonts w:ascii="Arial" w:hAnsi="Arial" w:cs="Arial"/>
-          <w:lang w:val="en-US"/>
-        </w:rPr>
-        <w:t>atas</w:t>
-      </w:r>
-      <w:proofErr w:type="spellEnd"/>
-      <w:r>
-        <w:rPr>
-          <w:rFonts w:ascii="Arial" w:hAnsi="Arial" w:cs="Arial"/>
-          <w:lang w:val="en-US"/>
-        </w:rPr>
-        <w:t xml:space="preserve"> nama BPS Kota </w:t>
-      </w:r>
-      <w:proofErr w:type="spellStart"/>
-      <w:r>
-        <w:rPr>
-          <w:rFonts w:ascii="Arial" w:hAnsi="Arial" w:cs="Arial"/>
-          <w:lang w:val="en-US"/>
-        </w:rPr>
-        <w:t>Subulussalam</w:t>
-      </w:r>
-      <w:proofErr w:type="spellEnd"/>
-      <w:r>
-        <w:rPr>
-          <w:rFonts w:ascii="Arial" w:hAnsi="Arial" w:cs="Arial"/>
-          <w:lang w:val="en-US"/>
-        </w:rPr>
-        <w:t xml:space="preserve">, </w:t>
-      </w:r>
-      <w:proofErr w:type="spellStart"/>
-      <w:r>
-        <w:rPr>
-          <w:rFonts w:ascii="Arial" w:hAnsi="Arial" w:cs="Arial"/>
-          <w:lang w:val="en-US"/>
-        </w:rPr>
-        <w:t>selanjutnya</w:t>
-      </w:r>
-      <w:proofErr w:type="spellEnd"/>
-      <w:r>
-        <w:rPr>
-          <w:rFonts w:ascii="Arial" w:hAnsi="Arial" w:cs="Arial"/>
-          <w:lang w:val="en-US"/>
-        </w:rPr>
-        <w:t xml:space="preserve"> </w:t>
-      </w:r>
-      <w:proofErr w:type="spellStart"/>
-      <w:r>
-        <w:rPr>
-          <w:rFonts w:ascii="Arial" w:hAnsi="Arial" w:cs="Arial"/>
-          <w:lang w:val="en-US"/>
-        </w:rPr>
-        <w:t>disebut</w:t>
-      </w:r>
-      <w:proofErr w:type="spellEnd"/>
-      <w:r>
-        <w:rPr>
-          <w:rFonts w:ascii="Arial" w:hAnsi="Arial" w:cs="Arial"/>
-          <w:lang w:val="en-US"/>
-        </w:rPr>
-        <w:t xml:space="preserve"> </w:t>
-      </w:r>
-      <w:proofErr w:type="spellStart"/>
-      <w:r>
-        <w:rPr>
-          <w:rFonts w:ascii="Arial" w:hAnsi="Arial" w:cs="Arial"/>
-          <w:lang w:val="en-US"/>
-        </w:rPr>
-        <w:t>sebagai</w:t>
-      </w:r>
-      <w:proofErr w:type="spellEnd"/>
-      <w:r>
-        <w:rPr>
-          <w:b/>
-          <w:rFonts w:ascii="Arial" w:hAnsi="Arial" w:cs="Arial"/>
-          <w:lang w:val="en-US"/>
-        </w:rPr>
-        <w:t xml:space="preserve"> PIHAK KEDUA.</w:t>
+      <w:r>
+        <w:rPr>
+          <w:rFonts w:ascii="Arial" w:hAnsi="Arial" w:cs="Arial"/>
+          <w:lang w:val="en-US"/>
+        </w:rPr>
+        <w:t>bertindak untuk dan atas nama BPS Kota Subulussalam, selanjutnya disebut sebagai PIHAK KEDUA.</w:t>
       </w:r>
     </w:p>
     <w:p>
@@ -867,46 +651,58 @@
       <w:r>
         <w:rPr>
           <w:rFonts w:ascii="Arial" w:hAnsi="Arial" w:cs="Arial"/>
-          <w:sz w:val="22"/>
-          <w:szCs w:val="22"/>
-        </w:rPr>
-        <w:t xml:space="preserve">Berdasarkan Surat Keputusan Kepala BPS Kota Subulussalam Nomor </w:t>
-      </w:r>
-      <w:r>
-        <w:rPr>
-          <w:rFonts w:ascii="Arial" w:hAnsi="Arial" w:cs="Arial"/>
-          <w:b/>
-          <w:bCs/>
-          <w:sz w:val="22"/>
-          <w:szCs w:val="22"/>
-        </w:rPr>
-        <w:t xml:space="preserve">&lt;&lt;NOMOR_KEPKA&gt;&gt;</w:t>
-      </w:r>
-      <w:r>
-        <w:rPr>
-          <w:rFonts w:ascii="Arial" w:hAnsi="Arial" w:cs="Arial"/>
-          <w:sz w:val="22"/>
-          <w:szCs w:val="22"/>
-        </w:rPr>
-        <w:t xml:space="preserve"> tanggal </w:t>
-      </w:r>
-      <w:r>
-        <w:rPr>
-          <w:rFonts w:ascii="Arial" w:hAnsi="Arial" w:cs="Arial"/>
-          <w:b/>
-          <w:bCs/>
-          <w:sz w:val="22"/>
-          <w:szCs w:val="22"/>
-        </w:rPr>
-        <w:t xml:space="preserve">&lt;&lt;TANGGAL_KEPKA&gt;&gt;</w:t>
-      </w:r>
-      <w:r>
-        <w:rPr>
-          <w:rFonts w:ascii="Arial" w:hAnsi="Arial" w:cs="Arial"/>
-          <w:sz w:val="22"/>
-          <w:szCs w:val="22"/>
-        </w:rPr>
-        <w:t xml:space="preserve">, bersama ini PIHAK PERTAMA telah menyerahkan pekerjaan hasil pekerjaan kepada PIHAK KEDUA, dengan ketentuan sebagai berikut:</w:t>
+        </w:rPr>
+        <w:t xml:space="preserve">Berdasarkan Surat Keputusan Kepala BPS Kota Subulussalam </w:t>
+      </w:r>
+      <w:r>
+        <w:rPr>
+          <w:rFonts w:ascii="Arial" w:hAnsi="Arial" w:cs="Arial"/>
+          <w:lang w:val="en-US"/>
+        </w:rPr>
+        <w:t xml:space="preserve">Nomor </w:t>
+      </w:r>
+      <w:r>
+        <w:rPr>
+          <w:rFonts w:ascii="Arial" w:hAnsi="Arial" w:cs="Arial"/>
+        </w:rPr>
+        <w:t>&lt;&lt;NOMOR_</w:t>
+      </w:r>
+      <w:r>
+        <w:rPr>
+          <w:rFonts w:ascii="Arial" w:hAnsi="Arial" w:cs="Arial"/>
+        </w:rPr>
+        <w:t>KEPKA</w:t>
+      </w:r>
+      <w:r>
+        <w:rPr>
+          <w:rFonts w:ascii="Arial" w:hAnsi="Arial" w:cs="Arial"/>
+        </w:rPr>
+        <w:t>&gt;&gt; tanggal &lt;&lt;TANGGAL_</w:t>
+      </w:r>
+      <w:r>
+        <w:rPr>
+          <w:rFonts w:ascii="Arial" w:hAnsi="Arial" w:cs="Arial"/>
+        </w:rPr>
+        <w:t>KEPKA</w:t>
+      </w:r>
+      <w:r>
+        <w:rPr>
+          <w:rFonts w:ascii="Arial" w:hAnsi="Arial" w:cs="Arial"/>
+        </w:rPr>
+        <w:t xml:space="preserve">&gt;&gt;, bersama ini PIHAK PERTAMA telah menyerahkan pekerjaan Hasil </w:t>
+      </w:r>
+      <w:r>
+        <w:rPr>
+          <w:rFonts w:ascii="Arial" w:hAnsi="Arial" w:cs="Arial"/>
+          <w:lang w:val="en-US"/>
+        </w:rPr>
+        <w:t xml:space="preserve"> </w:t>
+      </w:r>
+      <w:r>
+        <w:rPr>
+          <w:rFonts w:ascii="Arial" w:hAnsi="Arial" w:cs="Arial"/>
+        </w:rPr>
+        <w:t>kepada PIHAK KEDUA, dengan ketentuan sebagai berikut:</w:t>
       </w:r>
     </w:p>
     <w:p>
@@ -925,100 +721,67 @@
       <w:r>
         <w:rPr>
           <w:rFonts w:ascii="Arial" w:hAnsi="Arial" w:cs="Arial"/>
-          <w:sz w:val="22"/>
-          <w:szCs w:val="22"/>
-        </w:rPr>
-        <w:t xml:space="preserve">PIHAK PERTAMA telah melaksanakan pekerjaan </w:t>
-      </w:r>
-      <w:r>
-        <w:rPr>
-          <w:rFonts w:ascii="Arial" w:hAnsi="Arial" w:cs="Arial"/>
-          <w:b/>
-          <w:bCs/>
-          <w:sz w:val="22"/>
-          <w:szCs w:val="22"/>
-        </w:rPr>
-        <w:t xml:space="preserve">&lt;&lt;URAIAN_PEKERJAAN&gt;&gt;</w:t>
-      </w:r>
-      <w:r>
-        <w:rPr>
-          <w:rFonts w:ascii="Arial" w:hAnsi="Arial" w:cs="Arial"/>
-          <w:sz w:val="22"/>
-          <w:szCs w:val="22"/>
-        </w:rPr>
-        <w:t xml:space="preserve"> berdasarkan Perjanjian Kerja Nomor </w:t>
-      </w:r>
-      <w:r>
-        <w:rPr>
-          <w:rFonts w:ascii="Arial" w:hAnsi="Arial" w:cs="Arial"/>
-          <w:b/>
-          <w:bCs/>
-          <w:sz w:val="22"/>
-          <w:szCs w:val="22"/>
-        </w:rPr>
-        <w:t xml:space="preserve">&lt;&lt;NO_SPK&gt;&gt;</w:t>
-      </w:r>
-      <w:r>
-        <w:rPr>
-          <w:rFonts w:ascii="Arial" w:hAnsi="Arial" w:cs="Arial"/>
-          <w:sz w:val="22"/>
-          <w:szCs w:val="22"/>
-        </w:rPr>
-        <w:t xml:space="preserve">, tanggal </w:t>
-      </w:r>
-      <w:r>
-        <w:rPr>
-          <w:rFonts w:ascii="Arial" w:hAnsi="Arial" w:cs="Arial"/>
-          <w:b/>
-          <w:bCs/>
-          <w:sz w:val="22"/>
-          <w:szCs w:val="22"/>
-        </w:rPr>
-        <w:t xml:space="preserve">&lt;&lt;TANGGAL&gt;&gt;</w:t>
-      </w:r>
-      <w:r>
-        <w:rPr>
-          <w:rFonts w:ascii="Arial" w:hAnsi="Arial" w:cs="Arial"/>
-          <w:sz w:val="22"/>
-          <w:szCs w:val="22"/>
-        </w:rPr>
-        <w:t xml:space="preserve">, bulan </w:t>
-      </w:r>
-      <w:r>
-        <w:rPr>
-          <w:rFonts w:ascii="Arial" w:hAnsi="Arial" w:cs="Arial"/>
-          <w:b/>
-          <w:bCs/>
-          <w:sz w:val="22"/>
-          <w:szCs w:val="22"/>
-        </w:rPr>
-        <w:t xml:space="preserve">&lt;&lt;BULAN&gt;&gt;</w:t>
-      </w:r>
-      <w:r>
-        <w:rPr>
-          <w:rFonts w:ascii="Arial" w:hAnsi="Arial" w:cs="Arial"/>
-          <w:sz w:val="22"/>
-          <w:szCs w:val="22"/>
-        </w:rPr>
-        <w:t xml:space="preserve">, tahun </w:t>
-      </w:r>
-      <w:r>
-        <w:rPr>
-          <w:rFonts w:ascii="Arial" w:hAnsi="Arial" w:cs="Arial"/>
-          <w:b/>
-          <w:bCs/>
-          <w:sz w:val="22"/>
-          <w:szCs w:val="22"/>
-        </w:rPr>
-        <w:t xml:space="preserve">&lt;&lt;TAHUN&gt;&gt;</w:t>
-      </w:r>
-      <w:r>
-        <w:rPr>
-          <w:rFonts w:ascii="Arial" w:hAnsi="Arial" w:cs="Arial"/>
-          <w:sz w:val="22"/>
-          <w:szCs w:val="22"/>
-        </w:rPr>
-        <w:t xml:space="preserve">;</w:t>
+        </w:rPr>
+        <w:t>PIHAK PERTAMA telah melaksanakan pekerjaan</w:t>
+      </w:r>
+      <w:r>
+        <w:rPr>
+          <w:rFonts w:ascii="Arial" w:hAnsi="Arial" w:cs="Arial"/>
+          <w:noProof/>
+        </w:rPr>
+        <w:t xml:space="preserve"> &lt;&lt;URAIAN_PEKERJAAN&gt;&gt;</w:t>
+      </w:r>
+      <w:r>
+        <w:rPr>
+          <w:rFonts w:ascii="Arial" w:hAnsi="Arial" w:cs="Arial"/>
+        </w:rPr>
+        <w:t xml:space="preserve"> berdasarkan Perjanjian Kerja Nomor</w:t>
+      </w:r>
+      <w:r>
+        <w:rPr>
+          <w:rFonts w:ascii="Arial" w:hAnsi="Arial" w:cs="Arial"/>
+          <w:lang w:val="en-US"/>
+        </w:rPr>
+        <w:t xml:space="preserve"> </w:t>
+      </w:r>
+      <w:r>
+        <w:rPr>
+          <w:rFonts w:ascii="Arial" w:hAnsi="Arial" w:cs="Arial"/>
+          <w:noProof/>
+        </w:rPr>
+        <w:t>&lt;&lt;NO_SPK&gt;&gt;</w:t>
+      </w:r>
+      <w:r>
+        <w:rPr>
+          <w:rFonts w:ascii="Arial" w:hAnsi="Arial" w:cs="Arial"/>
+        </w:rPr>
+        <w:t>,  tanggal</w:t>
+      </w:r>
+      <w:r>
+        <w:rPr>
+          <w:rFonts w:ascii="Arial" w:hAnsi="Arial" w:cs="Arial"/>
+          <w:lang w:val="en-US"/>
+        </w:rPr>
+        <w:t xml:space="preserve"> &lt;&lt;TANGGAL&gt;&gt;</w:t>
+      </w:r>
+      <w:r>
+        <w:rPr>
+          <w:rFonts w:ascii="Arial" w:hAnsi="Arial" w:cs="Arial"/>
+        </w:rPr>
+        <w:t>, bulan</w:t>
+      </w:r>
+      <w:r>
+        <w:rPr>
+          <w:rFonts w:ascii="Arial" w:hAnsi="Arial" w:cs="Arial"/>
+          <w:lang w:val="en-US"/>
+        </w:rPr>
+        <w:t xml:space="preserve"> &lt;&lt;BULAN&gt;&gt;</w:t>
+      </w:r>
+      <w:r>
+        <w:rPr>
+          <w:rFonts w:ascii="Arial" w:hAnsi="Arial" w:cs="Arial"/>
+        </w:rPr>
+        <w:t>, &lt;&lt;TAHUN&gt;&gt;;</w:t>
       </w:r>
     </w:p>
     <w:p>
@@ -1037,10 +800,28 @@
       <w:r>
         <w:rPr>
           <w:rFonts w:ascii="Arial" w:hAnsi="Arial" w:cs="Arial"/>
-          <w:sz w:val="22"/>
-          <w:szCs w:val="22"/>
-        </w:rPr>
-        <w:t xml:space="preserve">Berdasarkan angka 1 tersebut di atas, PIHAK PERTAMA menyerahkan hasil pekerjaan kepada PIHAK KEDUA, dan PIHAK KEDUA menerima hasil pekerjaan tersebut yang telah sesuai dengan seharusnya;</w:t>
+        </w:rPr>
+        <w:t xml:space="preserve">Berdasarkan angka 1 tersebut di atas, PIHAK PERTAMA menyerahkan hasil pekerjaan </w:t>
+      </w:r>
+      <w:r>
+        <w:rPr>
+          <w:rFonts w:ascii="Arial" w:hAnsi="Arial" w:cs="Arial"/>
+          <w:noProof/>
+        </w:rPr>
+        <w:t>&lt;&lt;URAIAN_PEKERJAAN&gt;&gt;</w:t>
+      </w:r>
+      <w:r>
+        <w:rPr>
+          <w:rFonts w:ascii="Arial" w:hAnsi="Arial" w:cs="Arial"/>
+          <w:lang w:val="en-US"/>
+        </w:rPr>
+        <w:t xml:space="preserve"> </w:t>
+      </w:r>
+      <w:r>
+        <w:rPr>
+          <w:rFonts w:ascii="Arial" w:hAnsi="Arial" w:cs="Arial"/>
+        </w:rPr>
+        <w:t>kepada PIHAK KEDUA, dan PIHAK KEDUA menerima hasil pekerjaan tersebut yang telah sesuai dengan seharusnya;</w:t>
       </w:r>
     </w:p>
     <w:p>
@@ -1189,7 +970,6 @@
             </w:pPr>
             <w:r>
               <w:rPr>
-                <w:b/>
                 <w:rFonts w:ascii="Arial" w:hAnsi="Arial" w:cs="Arial"/>
               </w:rPr>
               <w:t>PIHAK KEDUA,</w:t>
@@ -1237,15 +1017,24 @@
             </w:pPr>
             <w:r>
               <w:rPr>
-                <w:b/>
                 <w:rFonts w:ascii="Arial" w:hAnsi="Arial" w:cs="Arial"/>
                 <w:u w:val="single"/>
               </w:rPr>
-              <w:t>
-                (
-                <w:t xml:space="preserve">&lt;&lt;NAMA_PIHAK_KEDUA&gt;&gt;</w:t>
-                )
-              </w:t>
+              <w:t>(&lt;&lt;NAMA_PIHAK_</w:t>
+            </w:r>
+            <w:r>
+              <w:rPr>
+                <w:rFonts w:ascii="Arial" w:hAnsi="Arial" w:cs="Arial"/>
+                <w:u w:val="single"/>
+              </w:rPr>
+              <w:t>KEDUA</w:t>
+            </w:r>
+            <w:r>
+              <w:rPr>
+                <w:rFonts w:ascii="Arial" w:hAnsi="Arial" w:cs="Arial"/>
+                <w:u w:val="single"/>
+              </w:rPr>
+              <w:t>&gt;&gt;)</w:t>
             </w:r>
           </w:p>
           <w:p>
@@ -1266,9 +1055,21 @@
               <w:rPr>
                 <w:rFonts w:ascii="Arial" w:hAnsi="Arial" w:cs="Arial"/>
               </w:rPr>
-              <w:t>
-                <w:t xml:space="preserve">&lt;&lt;NIP_PIHAK_KEDUA&gt;&gt;</w:t>
-              </w:t>
+              <w:t>&lt;&lt;</w:t>
+            </w:r>
+            <w:r>
+              <w:rPr>
+                <w:rFonts w:ascii="Arial" w:hAnsi="Arial" w:cs="Arial"/>
+                <w:noProof/>
+              </w:rPr>
+              <w:t xml:space="preserve"> NIP</w:t>
+            </w:r>
+            <w:r>
+              <w:rPr>
+                <w:rFonts w:ascii="Arial" w:hAnsi="Arial" w:cs="Arial"/>
+                <w:noProof/>
+              </w:rPr>
+              <w:t>_PIHAK_KEDUA&gt;&gt;</w:t>
             </w:r>
           </w:p>
         </w:tc>
@@ -1291,7 +1092,6 @@
             </w:pPr>
             <w:r>
               <w:rPr>
-                <w:b/>
                 <w:rFonts w:ascii="Arial" w:hAnsi="Arial" w:cs="Arial"/>
               </w:rPr>
               <w:t>PIHAK PERTAMA,</w:t>
@@ -1339,7 +1139,6 @@
             </w:pPr>
             <w:r>
               <w:rPr>
-                <w:b/>
                 <w:rFonts w:ascii="Arial" w:hAnsi="Arial" w:cs="Arial"/>
                 <w:u w:val="single"/>
               </w:rPr>
@@ -1367,7 +1166,7 @@
 </file>
 
 <file path=word/numbering.xml><?xml version="1.0" encoding="utf-8"?>
-<w:numbering xmlns:wpc="http://schemas.microsoft.com/office/word/2010/wordprocessingCanvas" xmlns:cx="http://schemas.microsoft.com/office/drawing/2014/chartex" xmlns:cx1="http://schemas.microsoft.com/office/drawing/2015/9/8/chartex" xmlns:cx2="http://schemas.microsoft.com/office/drawing/2015/10/21/chartex" xmlns:cx3="http://schemas.microsoft.com/office/drawing/2016/5/9/chartex" xmlns:cx4="http://schemas.microsoft.com/office/drawing/2016/5/10/chartex" xmlns:cx5="http://schemas.microsoft.com/office/drawing/2016/5/11/chartex" xmlns:cx6="http://schemas.microsoft.com/office/drawing/2016/5/12/chartex" xmlns:cx7="http://schemas.microsoft.com/office/drawing/2016/5/13/chartex" xmlns:cx8="http://schemas.microsoft.com/office/drawing/2016/5/14/chartex" xmlns:mc="http://schemas.openxmlformats.org/markup-compatibility/2006" xmlns:aink="http://schemas.microsoft.com/office/drawing/2016/ink" xmlns:am3d="http://schemas.microsoft.com/office/drawing/2017/model3d" xmlns:o="urn:schemas-microsoft-com:office:office" xmlns:oel="http://schemas.microsoft.com/office/2019/extlst" xmlns:r="http://schemas.openxmlformats.org/officeDocument/2006/relationships" xmlns:m="http://schemas.openxmlformats.org/officeDocument/2006/math" xmlns:v="urn:schemas-microsoft-com:vml" xmlns:wp14="http://schemas.microsoft.com/office/word/2010/wordprocessingDrawing" xmlns:wp="http://schemas.openxmlformats.org/drawingml/2006/wordprocessingDrawing" xmlns:w10="urn:schemas-microsoft-com:office:word" xmlns:w="http://schemas.openxmlformats.org/wordprocessingml/2006/main" xmlns:w14="http://schemas.microsoft.com/office/word/2010/wordml" xmlns:w15="http://schemas.microsoft.com/office/word/2012/wordml" xmlns:w16cei="http://schemas.microsoft.com/office/word/2026/wordml/cei" xmlns:w16cex="http://schemas.microsoft.com/office/word/2018/wordml/cex" xmlns:w16cid="http://schemas.microsoft.com/office/word/2016/wordml/cid" xmlns:w16="http://schemas.microsoft.com/office/word/2018/wordml" xmlns:w16du="http://schemas.microsoft.com/office/word/2023/wordml/word16du" xmlns:w16sdtdh="http://schemas.microsoft.com/office/word/2020/wordml/sdtdatahash" xmlns:w16sdtfl="http://schemas.microsoft.com/office/word/2024/wordml/sdtformatlock" xmlns:w16se="http://schemas.microsoft.com/office/word/2015/wordml/symex" xmlns:wpg="http://schemas.microsoft.com/office/word/2010/wordprocessingGroup" xmlns:wpi="http://schemas.microsoft.com/office/word/2010/wordprocessingInk" xmlns:wne="http://schemas.microsoft.com/office/word/2006/wordml" xmlns:wps="http://schemas.microsoft.com/office/word/2010/wordprocessingShape" mc:Ignorable="w14 w15 w16se w16cid w16 w16cex w16sdtdh w16sdtfl w16du wp14">
+<w:numbering xmlns:wpc="http://schemas.microsoft.com/office/word/2010/wordprocessingCanvas" xmlns:cx="http://schemas.microsoft.com/office/drawing/2014/chartex" xmlns:cx1="http://schemas.microsoft.com/office/drawing/2015/9/8/chartex" xmlns:cx2="http://schemas.microsoft.com/office/drawing/2015/10/21/chartex" xmlns:cx3="http://schemas.microsoft.com/office/drawing/2016/5/9/chartex" xmlns:cx4="http://schemas.microsoft.com/office/drawing/2016/5/10/chartex" xmlns:cx5="http://schemas.microsoft.com/office/drawing/2016/5/11/chartex" xmlns:cx6="http://schemas.microsoft.com/office/drawing/2016/5/12/chartex" xmlns:cx7="http://schemas.microsoft.com/office/drawing/2016/5/13/chartex" xmlns:cx8="http://schemas.microsoft.com/office/drawing/2016/5/14/chartex" xmlns:mc="http://schemas.openxmlformats.org/markup-compatibility/2006" xmlns:aink="http://schemas.microsoft.com/office/drawing/2016/ink" xmlns:am3d="http://schemas.microsoft.com/office/drawing/2017/model3d" xmlns:o="urn:schemas-microsoft-com:office:office" xmlns:oel="http://schemas.microsoft.com/office/2019/extlst" xmlns:r="http://schemas.openxmlformats.org/officeDocument/2006/relationships" xmlns:m="http://schemas.openxmlformats.org/officeDocument/2006/math" xmlns:v="urn:schemas-microsoft-com:vml" xmlns:wp14="http://schemas.microsoft.com/office/word/2010/wordprocessingDrawing" xmlns:wp="http://schemas.openxmlformats.org/drawingml/2006/wordprocessingDrawing" xmlns:w10="urn:schemas-microsoft-com:office:word" xmlns:w="http://schemas.openxmlformats.org/wordprocessingml/2006/main" xmlns:w14="http://schemas.microsoft.com/office/word/2010/wordml" xmlns:w15="http://schemas.microsoft.com/office/word/2012/wordml" xmlns:w16cex="http://schemas.microsoft.com/office/word/2018/wordml/cex" xmlns:w16cid="http://schemas.microsoft.com/office/word/2016/wordml/cid" xmlns:w16="http://schemas.microsoft.com/office/word/2018/wordml" xmlns:w16du="http://schemas.microsoft.com/office/word/2023/wordml/word16du" xmlns:w16sdtdh="http://schemas.microsoft.com/office/word/2020/wordml/sdtdatahash" xmlns:w16sdtfl="http://schemas.microsoft.com/office/word/2024/wordml/sdtformatlock" xmlns:w16se="http://schemas.microsoft.com/office/word/2015/wordml/symex" xmlns:wpg="http://schemas.microsoft.com/office/word/2010/wordprocessingGroup" xmlns:wpi="http://schemas.microsoft.com/office/word/2010/wordprocessingInk" xmlns:wne="http://schemas.microsoft.com/office/word/2006/wordml" xmlns:wps="http://schemas.microsoft.com/office/word/2010/wordprocessingShape" mc:Ignorable="w14 w15 w16se w16cid w16 w16cex w16sdtdh w16sdtfl w16du wp14">
   <w:abstractNum w:abstractNumId="0" w15:restartNumberingAfterBreak="1">
     <w:nsid w:val="2861459E"/>
     <w:multiLevelType w:val="hybridMultilevel"/>

--- a/public/template_docx/TEMPLATE_BAST_PPL-PML (organik).docx
+++ b/public/template_docx/TEMPLATE_BAST_PPL-PML (organik).docx
@@ -1,1168 +1,6 @@
 
-<file path=word/document.xml><?xml version="1.0" encoding="utf-8"?>
-<w:document xmlns:wpc="http://schemas.microsoft.com/office/word/2010/wordprocessingCanvas" xmlns:cx="http://schemas.microsoft.com/office/drawing/2014/chartex" xmlns:cx1="http://schemas.microsoft.com/office/drawing/2015/9/8/chartex" xmlns:cx2="http://schemas.microsoft.com/office/drawing/2015/10/21/chartex" xmlns:cx3="http://schemas.microsoft.com/office/drawing/2016/5/9/chartex" xmlns:cx4="http://schemas.microsoft.com/office/drawing/2016/5/10/chartex" xmlns:cx5="http://schemas.microsoft.com/office/drawing/2016/5/11/chartex" xmlns:cx6="http://schemas.microsoft.com/office/drawing/2016/5/12/chartex" xmlns:cx7="http://schemas.microsoft.com/office/drawing/2016/5/13/chartex" xmlns:cx8="http://schemas.microsoft.com/office/drawing/2016/5/14/chartex" xmlns:mc="http://schemas.openxmlformats.org/markup-compatibility/2006" xmlns:aink="http://schemas.microsoft.com/office/drawing/2016/ink" xmlns:am3d="http://schemas.microsoft.com/office/drawing/2017/model3d" xmlns:o="urn:schemas-microsoft-com:office:office" xmlns:oel="http://schemas.microsoft.com/office/2019/extlst" xmlns:r="http://schemas.openxmlformats.org/officeDocument/2006/relationships" xmlns:m="http://schemas.openxmlformats.org/officeDocument/2006/math" xmlns:v="urn:schemas-microsoft-com:vml" xmlns:wp14="http://schemas.microsoft.com/office/word/2010/wordprocessingDrawing" xmlns:wp="http://schemas.openxmlformats.org/drawingml/2006/wordprocessingDrawing" xmlns:w10="urn:schemas-microsoft-com:office:word" xmlns:w="http://schemas.openxmlformats.org/wordprocessingml/2006/main" xmlns:w14="http://schemas.microsoft.com/office/word/2010/wordml" xmlns:w15="http://schemas.microsoft.com/office/word/2012/wordml" xmlns:w16cex="http://schemas.microsoft.com/office/word/2018/wordml/cex" xmlns:w16cid="http://schemas.microsoft.com/office/word/2016/wordml/cid" xmlns:w16="http://schemas.microsoft.com/office/word/2018/wordml" xmlns:w16du="http://schemas.microsoft.com/office/word/2023/wordml/word16du" xmlns:w16sdtdh="http://schemas.microsoft.com/office/word/2020/wordml/sdtdatahash" xmlns:w16sdtfl="http://schemas.microsoft.com/office/word/2024/wordml/sdtformatlock" xmlns:w16se="http://schemas.microsoft.com/office/word/2015/wordml/symex" xmlns:wpg="http://schemas.microsoft.com/office/word/2010/wordprocessingGroup" xmlns:wpi="http://schemas.microsoft.com/office/word/2010/wordprocessingInk" xmlns:wne="http://schemas.microsoft.com/office/word/2006/wordml" xmlns:wps="http://schemas.microsoft.com/office/word/2010/wordprocessingShape" mc:Ignorable="w14 w15 w16se w16cid w16 w16cex w16sdtdh w16sdtfl w16du wp14">
-  <w:body>
-    <w:p>
-      <w:pPr>
-        <w:spacing w:after="0" w:line="276" w:lineRule="auto"/>
-        <w:jc w:val="center"/>
-        <w:rPr>
-          <w:rFonts w:ascii="Arial" w:hAnsi="Arial" w:cs="Arial"/>
-          <w:b/>
-        </w:rPr>
-      </w:pPr>
-      <w:r>
-        <w:rPr>
-          <w:rFonts w:ascii="Arial" w:hAnsi="Arial" w:cs="Arial"/>
-          <w:b/>
-          <w:lang w:val="en-US"/>
-        </w:rPr>
-        <w:t xml:space="preserve">BERITA </w:t>
-      </w:r>
-      <w:r>
-        <w:rPr>
-          <w:rFonts w:ascii="Arial" w:hAnsi="Arial" w:cs="Arial"/>
-          <w:b/>
-        </w:rPr>
-        <w:t>ACARA SERAH TERIMA</w:t>
-      </w:r>
-    </w:p>
-    <w:p>
-      <w:pPr>
-        <w:pBdr>
-          <w:bottom w:val="single" w:sz="4" w:space="1" w:color="auto"/>
-        </w:pBdr>
-        <w:spacing w:after="0" w:line="276" w:lineRule="auto"/>
-        <w:jc w:val="center"/>
-        <w:rPr>
-          <w:rFonts w:ascii="Arial" w:hAnsi="Arial" w:cs="Arial"/>
-          <w:b/>
-          <w:noProof/>
-        </w:rPr>
-      </w:pPr>
-      <w:r>
-        <w:rPr>
-          <w:rFonts w:ascii="Arial" w:hAnsi="Arial" w:cs="Arial"/>
-          <w:b/>
-          <w:noProof/>
-        </w:rPr>
-        <w:t xml:space="preserve">HASIL </w:t>
-      </w:r>
-      <w:r>
-        <w:rPr>
-          <w:rFonts w:ascii="Arial" w:hAnsi="Arial" w:cs="Arial"/>
-          <w:b/>
-          <w:noProof/>
-        </w:rPr>
-        <w:t>&lt;&lt;JUDUL_PEKERJAAN_DOKUMEN&gt;&gt;</w:t>
-      </w:r>
-    </w:p>
-    <w:p>
-      <w:pPr>
-        <w:pBdr>
-          <w:bottom w:val="single" w:sz="4" w:space="1" w:color="auto"/>
-        </w:pBdr>
-        <w:spacing w:after="0" w:line="276" w:lineRule="auto"/>
-        <w:jc w:val="center"/>
-        <w:rPr>
-          <w:rFonts w:ascii="Arial" w:hAnsi="Arial" w:cs="Arial"/>
-          <w:b/>
-          <w:lang w:val="en-US"/>
-        </w:rPr>
-      </w:pPr>
-      <w:r>
-        <w:rPr>
-          <w:rFonts w:ascii="Arial" w:hAnsi="Arial" w:cs="Arial"/>
-          <w:b/>
-        </w:rPr>
-        <w:t xml:space="preserve">BPS KOTA </w:t>
-      </w:r>
-      <w:r>
-        <w:rPr>
-          <w:rFonts w:ascii="Arial" w:hAnsi="Arial" w:cs="Arial"/>
-          <w:b/>
-          <w:lang w:val="en-US"/>
-        </w:rPr>
-        <w:t>SUBULUSSALAM</w:t>
-      </w:r>
-    </w:p>
-    <w:p>
-      <w:pPr>
-        <w:spacing w:after="0" w:line="276" w:lineRule="auto"/>
-        <w:jc w:val="center"/>
-        <w:rPr>
-          <w:rFonts w:ascii="Arial" w:hAnsi="Arial" w:cs="Arial"/>
-          <w:b/>
-          <w:lang w:val="en-US"/>
-        </w:rPr>
-      </w:pPr>
-      <w:r>
-        <w:rPr>
-          <w:rFonts w:ascii="Arial" w:hAnsi="Arial" w:cs="Arial"/>
-          <w:b/>
-          <w:noProof/>
-        </w:rPr>
-        <w:t>&lt;&lt;NO_BAST</w:t>
-      </w:r>
-      <w:r>
-        <w:rPr>
-          <w:rFonts w:ascii="Arial" w:hAnsi="Arial" w:cs="Arial"/>
-          <w:b/>
-          <w:noProof/>
-        </w:rPr>
-        <w:t>_PPL-PML</w:t>
-      </w:r>
-      <w:r>
-        <w:rPr>
-          <w:rFonts w:ascii="Arial" w:hAnsi="Arial" w:cs="Arial"/>
-          <w:b/>
-          <w:noProof/>
-        </w:rPr>
-        <w:t>&gt;&gt;</w:t>
-      </w:r>
-    </w:p>
-    <w:p>
-      <w:pPr>
-        <w:spacing w:after="0" w:line="240" w:lineRule="auto"/>
-        <w:jc w:val="center"/>
-        <w:rPr>
-          <w:rFonts w:ascii="Arial" w:hAnsi="Arial" w:cs="Arial"/>
-        </w:rPr>
-      </w:pPr>
-    </w:p>
-    <w:p>
-      <w:pPr>
-        <w:spacing w:after="240" w:line="240" w:lineRule="auto"/>
-        <w:ind w:left="357" w:hanging="73"/>
-        <w:jc w:val="both"/>
-        <w:rPr>
-          <w:rFonts w:ascii="Arial" w:hAnsi="Arial" w:cs="Arial"/>
-        </w:rPr>
-      </w:pPr>
-      <w:r>
-        <w:rPr>
-          <w:rFonts w:ascii="Arial" w:hAnsi="Arial" w:cs="Arial"/>
-          <w:lang w:val="en-US"/>
-        </w:rPr>
-        <w:t xml:space="preserve"> </w:t>
-      </w:r>
-      <w:r>
-        <w:rPr>
-          <w:rFonts w:ascii="Arial" w:hAnsi="Arial" w:cs="Arial"/>
-        </w:rPr>
-        <w:t>Pada hari</w:t>
-      </w:r>
-      <w:r>
-        <w:rPr>
-          <w:rFonts w:ascii="Arial" w:hAnsi="Arial" w:cs="Arial"/>
-          <w:lang w:val="en-US"/>
-        </w:rPr>
-        <w:t xml:space="preserve"> </w:t>
-      </w:r>
-      <w:r>
-        <w:rPr>
-          <w:rFonts w:ascii="Arial" w:hAnsi="Arial" w:cs="Arial"/>
-          <w:noProof/>
-        </w:rPr>
-        <w:t>&lt;&lt;HARI_TERBILANG&gt;&gt;</w:t>
-      </w:r>
-      <w:r>
-        <w:rPr>
-          <w:rFonts w:ascii="Arial" w:hAnsi="Arial" w:cs="Arial"/>
-          <w:lang w:val="en-US"/>
-        </w:rPr>
-        <w:t>,</w:t>
-      </w:r>
-      <w:r>
-        <w:rPr>
-          <w:rFonts w:ascii="Arial" w:hAnsi="Arial" w:cs="Arial"/>
-        </w:rPr>
-        <w:t xml:space="preserve"> tanggal </w:t>
-      </w:r>
-      <w:r>
-        <w:rPr>
-          <w:rFonts w:ascii="Arial" w:hAnsi="Arial" w:cs="Arial"/>
-          <w:noProof/>
-        </w:rPr>
-        <w:t>&lt;&lt;TANGGAL_TERBILANG&gt;&gt;</w:t>
-      </w:r>
-      <w:r>
-        <w:rPr>
-          <w:rFonts w:ascii="Arial" w:hAnsi="Arial" w:cs="Arial"/>
-          <w:lang w:val="en-US"/>
-        </w:rPr>
-        <w:t xml:space="preserve">, </w:t>
-      </w:r>
-      <w:r>
-        <w:rPr>
-          <w:rFonts w:ascii="Arial" w:hAnsi="Arial" w:cs="Arial"/>
-        </w:rPr>
-        <w:t xml:space="preserve">bulan </w:t>
-      </w:r>
-      <w:r>
-        <w:rPr>
-          <w:rFonts w:ascii="Arial" w:hAnsi="Arial" w:cs="Arial"/>
-          <w:noProof/>
-        </w:rPr>
-        <w:t>&lt;&lt;BULAN_TERBILANG&gt;&gt;</w:t>
-      </w:r>
-      <w:r>
-        <w:rPr>
-          <w:rFonts w:ascii="Arial" w:hAnsi="Arial" w:cs="Arial"/>
-          <w:lang w:val="en-US"/>
-        </w:rPr>
-        <w:t xml:space="preserve">, </w:t>
-      </w:r>
-      <w:r>
-        <w:rPr>
-          <w:rFonts w:ascii="Arial" w:hAnsi="Arial" w:cs="Arial"/>
-        </w:rPr>
-        <w:t>tahun &lt;&lt;TAHUN_TERBILANG&gt;&gt;</w:t>
-      </w:r>
-      <w:r>
-        <w:rPr>
-          <w:rFonts w:ascii="Arial" w:hAnsi="Arial" w:cs="Arial"/>
-          <w:lang w:val="en-US"/>
-        </w:rPr>
-        <w:t xml:space="preserve"> </w:t>
-      </w:r>
-      <w:r>
-        <w:rPr>
-          <w:rFonts w:ascii="Arial" w:hAnsi="Arial" w:cs="Arial"/>
-          <w:noProof/>
-        </w:rPr>
-        <w:t>(&lt;&lt;TANGGAL_BAST&gt;&gt;)</w:t>
-      </w:r>
-      <w:r>
-        <w:rPr>
-          <w:rFonts w:ascii="Arial" w:hAnsi="Arial" w:cs="Arial"/>
-          <w:lang w:val="en-US"/>
-        </w:rPr>
-        <w:t>,</w:t>
-      </w:r>
-      <w:r>
-        <w:rPr>
-          <w:rFonts w:ascii="Arial" w:hAnsi="Arial" w:cs="Arial"/>
-        </w:rPr>
-        <w:t xml:space="preserve"> bertempat di Kota </w:t>
-      </w:r>
-      <w:r>
-        <w:rPr>
-          <w:rFonts w:ascii="Arial" w:hAnsi="Arial" w:cs="Arial"/>
-          <w:lang w:val="en-US"/>
-        </w:rPr>
-        <w:t>Subulussalam</w:t>
-      </w:r>
-      <w:r>
-        <w:rPr>
-          <w:rFonts w:ascii="Arial" w:hAnsi="Arial" w:cs="Arial"/>
-        </w:rPr>
-        <w:t>, yang bertanda tangan di bawah ini:</w:t>
-      </w:r>
-    </w:p>
-    <w:p>
-      <w:pPr>
-        <w:pStyle w:val="ListParagraph"/>
-        <w:numPr>
-          <w:ilvl w:val="0"/>
-          <w:numId w:val="2"/>
-        </w:numPr>
-        <w:spacing w:after="0" w:line="240" w:lineRule="auto"/>
-        <w:ind w:left="709"/>
-        <w:contextualSpacing w:val="0"/>
-        <w:jc w:val="both"/>
-        <w:rPr>
-          <w:rFonts w:ascii="Arial" w:hAnsi="Arial" w:cs="Arial"/>
-        </w:rPr>
-      </w:pPr>
-      <w:r>
-        <w:rPr>
-          <w:rFonts w:ascii="Arial" w:hAnsi="Arial" w:cs="Arial"/>
-        </w:rPr>
-        <w:t xml:space="preserve">Nama </w:t>
-      </w:r>
-      <w:r>
-        <w:rPr>
-          <w:rFonts w:ascii="Arial" w:hAnsi="Arial" w:cs="Arial"/>
-        </w:rPr>
-        <w:tab/>
-      </w:r>
-      <w:r>
-        <w:rPr>
-          <w:rFonts w:ascii="Arial" w:hAnsi="Arial" w:cs="Arial"/>
-        </w:rPr>
-        <w:tab/>
-        <w:t xml:space="preserve">: </w:t>
-      </w:r>
-      <w:r>
-        <w:rPr>
-          <w:rFonts w:ascii="Arial" w:hAnsi="Arial" w:cs="Arial"/>
-          <w:noProof/>
-        </w:rPr>
-        <w:t>&lt;&lt;NAMA_PIHAK_PERTAMA&gt;&gt;</w:t>
-      </w:r>
-    </w:p>
-    <w:p>
-      <w:pPr>
-        <w:pStyle w:val="ListParagraph"/>
-        <w:spacing w:after="0" w:line="240" w:lineRule="auto"/>
-        <w:contextualSpacing w:val="0"/>
-        <w:jc w:val="both"/>
-        <w:rPr>
-          <w:rFonts w:ascii="Arial" w:hAnsi="Arial" w:cs="Arial"/>
-          <w:lang w:val="en-US"/>
-        </w:rPr>
-      </w:pPr>
-      <w:r>
-        <w:rPr>
-          <w:rFonts w:ascii="Arial" w:hAnsi="Arial" w:cs="Arial"/>
-          <w:lang w:val="en-US"/>
-        </w:rPr>
-        <w:t>NIK</w:t>
-      </w:r>
-      <w:r>
-        <w:rPr>
-          <w:rFonts w:ascii="Arial" w:hAnsi="Arial" w:cs="Arial"/>
-          <w:lang w:val="en-US"/>
-        </w:rPr>
-        <w:tab/>
-      </w:r>
-      <w:r>
-        <w:rPr>
-          <w:rFonts w:ascii="Arial" w:hAnsi="Arial" w:cs="Arial"/>
-          <w:lang w:val="en-US"/>
-        </w:rPr>
-        <w:tab/>
-        <w:t xml:space="preserve">: </w:t>
-      </w:r>
-      <w:r>
-        <w:rPr>
-          <w:rFonts w:ascii="Arial" w:hAnsi="Arial" w:cs="Arial"/>
-          <w:noProof/>
-        </w:rPr>
-        <w:t>&lt;&lt;NIK_PIHAK_PERTAMA&gt;&gt;</w:t>
-      </w:r>
-    </w:p>
-    <w:p>
-      <w:pPr>
-        <w:pStyle w:val="ListParagraph"/>
-        <w:spacing w:after="0" w:line="240" w:lineRule="auto"/>
-        <w:contextualSpacing w:val="0"/>
-        <w:jc w:val="both"/>
-        <w:rPr>
-          <w:rFonts w:ascii="Arial" w:hAnsi="Arial" w:cs="Arial"/>
-        </w:rPr>
-      </w:pPr>
-      <w:r>
-        <w:rPr>
-          <w:rFonts w:ascii="Arial" w:hAnsi="Arial" w:cs="Arial"/>
-        </w:rPr>
-        <w:t>Jabatan</w:t>
-      </w:r>
-      <w:r>
-        <w:rPr>
-          <w:rFonts w:ascii="Arial" w:hAnsi="Arial" w:cs="Arial"/>
-        </w:rPr>
-        <w:tab/>
-      </w:r>
-      <w:r>
-        <w:rPr>
-          <w:rFonts w:ascii="Arial" w:hAnsi="Arial" w:cs="Arial"/>
-          <w:lang w:val="en-US"/>
-        </w:rPr>
-        <w:t>:</w:t>
-      </w:r>
-      <w:r>
-        <w:rPr>
-          <w:rFonts w:ascii="Arial" w:hAnsi="Arial" w:cs="Arial"/>
-        </w:rPr>
-        <w:t xml:space="preserve"> </w:t>
-      </w:r>
-      <w:r>
-        <w:rPr>
-          <w:rFonts w:ascii="Arial" w:hAnsi="Arial" w:cs="Arial"/>
-          <w:noProof/>
-        </w:rPr>
-        <w:t>&lt;&lt;JABATAN_PIHAK_PERTAMA&gt;&gt;</w:t>
-      </w:r>
-    </w:p>
-    <w:p>
-      <w:pPr>
-        <w:spacing w:after="0" w:line="240" w:lineRule="auto"/>
-        <w:ind w:firstLine="720"/>
-        <w:jc w:val="both"/>
-        <w:rPr>
-          <w:rFonts w:ascii="Arial" w:hAnsi="Arial" w:cs="Arial"/>
-        </w:rPr>
-      </w:pPr>
-      <w:r>
-        <w:rPr>
-          <w:rFonts w:ascii="Arial" w:hAnsi="Arial" w:cs="Arial"/>
-        </w:rPr>
-        <w:t xml:space="preserve">Tugas </w:t>
-      </w:r>
-      <w:r>
-        <w:rPr>
-          <w:rFonts w:ascii="Arial" w:hAnsi="Arial" w:cs="Arial"/>
-        </w:rPr>
-        <w:tab/>
-      </w:r>
-      <w:r>
-        <w:rPr>
-          <w:rFonts w:ascii="Arial" w:hAnsi="Arial" w:cs="Arial"/>
-        </w:rPr>
-        <w:tab/>
-        <w:t xml:space="preserve">: </w:t>
-      </w:r>
-      <w:r>
-        <w:rPr>
-          <w:rFonts w:ascii="Arial" w:hAnsi="Arial" w:cs="Arial"/>
-          <w:noProof/>
-        </w:rPr>
-        <w:t>&lt;&lt;URAIAN_PEKERJAAN&gt;&gt;</w:t>
-      </w:r>
-    </w:p>
-    <w:p>
-      <w:pPr>
-        <w:pStyle w:val="ListParagraph"/>
-        <w:spacing w:after="240" w:line="240" w:lineRule="auto"/>
-        <w:ind w:left="709"/>
-        <w:contextualSpacing w:val="0"/>
-        <w:jc w:val="both"/>
-        <w:rPr>
-          <w:rFonts w:ascii="Arial" w:hAnsi="Arial" w:cs="Arial"/>
-          <w:lang w:val="en-US"/>
-        </w:rPr>
-      </w:pPr>
-      <w:r>
-        <w:rPr>
-          <w:rFonts w:ascii="Arial" w:hAnsi="Arial" w:cs="Arial"/>
-          <w:lang w:val="en-US"/>
-        </w:rPr>
-        <w:t>bertindak untuk dan atas namanya sendiri, selanjutnya disebut sebagai PIHAK PERTAMA.</w:t>
-      </w:r>
-    </w:p>
-    <w:p>
-      <w:pPr>
-        <w:pStyle w:val="ListParagraph"/>
-        <w:numPr>
-          <w:ilvl w:val="0"/>
-          <w:numId w:val="2"/>
-        </w:numPr>
-        <w:spacing w:after="0" w:line="240" w:lineRule="auto"/>
-        <w:ind w:left="709"/>
-        <w:contextualSpacing w:val="0"/>
-        <w:jc w:val="both"/>
-        <w:rPr>
-          <w:rFonts w:ascii="Arial" w:hAnsi="Arial" w:cs="Arial"/>
-          <w:lang w:val="en-US"/>
-        </w:rPr>
-      </w:pPr>
-      <w:r>
-        <w:rPr>
-          <w:rFonts w:ascii="Arial" w:hAnsi="Arial" w:cs="Arial"/>
-        </w:rPr>
-        <w:t xml:space="preserve">Nama </w:t>
-      </w:r>
-      <w:r>
-        <w:rPr>
-          <w:rFonts w:ascii="Arial" w:hAnsi="Arial" w:cs="Arial"/>
-        </w:rPr>
-        <w:tab/>
-      </w:r>
-      <w:r>
-        <w:rPr>
-          <w:rFonts w:ascii="Arial" w:hAnsi="Arial" w:cs="Arial"/>
-        </w:rPr>
-        <w:tab/>
-        <w:t xml:space="preserve">:  </w:t>
-      </w:r>
-      <w:r>
-        <w:rPr>
-          <w:rFonts w:ascii="Arial" w:hAnsi="Arial" w:cs="Arial"/>
-          <w:noProof/>
-        </w:rPr>
-        <w:t>&lt;&lt;NAMA_PIHAK_KEDUA&gt;&gt;</w:t>
-      </w:r>
-    </w:p>
-    <w:p>
-      <w:pPr>
-        <w:pStyle w:val="ListParagraph"/>
-        <w:spacing w:after="0" w:line="240" w:lineRule="auto"/>
-        <w:contextualSpacing w:val="0"/>
-        <w:jc w:val="both"/>
-        <w:rPr>
-          <w:rFonts w:ascii="Arial" w:hAnsi="Arial" w:cs="Arial"/>
-          <w:lang w:val="en-US"/>
-        </w:rPr>
-      </w:pPr>
-      <w:r>
-        <w:rPr>
-          <w:rFonts w:ascii="Arial" w:hAnsi="Arial" w:cs="Arial"/>
-          <w:lang w:val="en-US"/>
-        </w:rPr>
-        <w:t>NI</w:t>
-      </w:r>
-      <w:r>
-        <w:rPr>
-          <w:rFonts w:ascii="Arial" w:hAnsi="Arial" w:cs="Arial"/>
-          <w:lang w:val="en-US"/>
-        </w:rPr>
-        <w:t>P</w:t>
-      </w:r>
-      <w:r>
-        <w:rPr>
-          <w:rFonts w:ascii="Arial" w:hAnsi="Arial" w:cs="Arial"/>
-          <w:lang w:val="en-US"/>
-        </w:rPr>
-        <w:tab/>
-      </w:r>
-      <w:r>
-        <w:rPr>
-          <w:rFonts w:ascii="Arial" w:hAnsi="Arial" w:cs="Arial"/>
-          <w:lang w:val="en-US"/>
-        </w:rPr>
-        <w:tab/>
-        <w:t xml:space="preserve">:  </w:t>
-      </w:r>
-      <w:r>
-        <w:rPr>
-          <w:rFonts w:ascii="Arial" w:hAnsi="Arial" w:cs="Arial"/>
-          <w:noProof/>
-        </w:rPr>
-        <w:t>&lt;&lt;</w:t>
-      </w:r>
-      <w:r>
-        <w:rPr>
-          <w:rFonts w:ascii="Arial" w:hAnsi="Arial" w:cs="Arial"/>
-          <w:noProof/>
-        </w:rPr>
-        <w:t>NIP</w:t>
-      </w:r>
-      <w:r>
-        <w:rPr>
-          <w:rFonts w:ascii="Arial" w:hAnsi="Arial" w:cs="Arial"/>
-          <w:noProof/>
-        </w:rPr>
-        <w:t>_PIHAK_KEDUA&gt;&gt;</w:t>
-      </w:r>
-    </w:p>
-    <w:p>
-      <w:pPr>
-        <w:pStyle w:val="ListParagraph"/>
-        <w:spacing w:after="0" w:line="240" w:lineRule="auto"/>
-        <w:contextualSpacing w:val="0"/>
-        <w:jc w:val="both"/>
-        <w:rPr>
-          <w:rFonts w:ascii="Arial" w:hAnsi="Arial" w:cs="Arial"/>
-          <w:lang w:val="en-US"/>
-        </w:rPr>
-      </w:pPr>
-      <w:r>
-        <w:rPr>
-          <w:rFonts w:ascii="Arial" w:hAnsi="Arial" w:cs="Arial"/>
-        </w:rPr>
-        <w:t>Jabatan</w:t>
-      </w:r>
-      <w:r>
-        <w:rPr>
-          <w:rFonts w:ascii="Arial" w:hAnsi="Arial" w:cs="Arial"/>
-        </w:rPr>
-        <w:tab/>
-      </w:r>
-      <w:r>
-        <w:rPr>
-          <w:rFonts w:ascii="Arial" w:hAnsi="Arial" w:cs="Arial"/>
-          <w:lang w:val="en-US"/>
-        </w:rPr>
-        <w:t xml:space="preserve">:  </w:t>
-      </w:r>
-      <w:r>
-        <w:rPr>
-          <w:rFonts w:ascii="Arial" w:hAnsi="Arial" w:cs="Arial"/>
-          <w:noProof/>
-        </w:rPr>
-        <w:t>&lt;&lt;JABATAN_PIHAK_KEDUA&gt;&gt;</w:t>
-      </w:r>
-    </w:p>
-    <w:p>
-      <w:pPr>
-        <w:pStyle w:val="ListParagraph"/>
-        <w:spacing w:after="0" w:line="240" w:lineRule="auto"/>
-        <w:contextualSpacing w:val="0"/>
-        <w:jc w:val="both"/>
-        <w:rPr>
-          <w:rFonts w:ascii="Arial" w:hAnsi="Arial" w:cs="Arial"/>
-          <w:lang w:val="en-US"/>
-        </w:rPr>
-      </w:pPr>
-      <w:r>
-        <w:rPr>
-          <w:rFonts w:ascii="Arial" w:hAnsi="Arial" w:cs="Arial"/>
-          <w:lang w:val="en-US"/>
-        </w:rPr>
-        <w:t>Unit Kerja</w:t>
-      </w:r>
-      <w:r>
-        <w:rPr>
-          <w:rFonts w:ascii="Arial" w:hAnsi="Arial" w:cs="Arial"/>
-          <w:lang w:val="en-US"/>
-        </w:rPr>
-        <w:tab/>
-        <w:t>:  BPS Kota Subulussalam</w:t>
-      </w:r>
-    </w:p>
-    <w:p>
-      <w:pPr>
-        <w:spacing w:after="0" w:line="240" w:lineRule="auto"/>
-        <w:ind w:left="709"/>
-        <w:jc w:val="both"/>
-        <w:rPr>
-          <w:rFonts w:ascii="Arial" w:hAnsi="Arial" w:cs="Arial"/>
-          <w:lang w:val="en-US"/>
-        </w:rPr>
-      </w:pPr>
-      <w:r>
-        <w:rPr>
-          <w:rFonts w:ascii="Arial" w:hAnsi="Arial" w:cs="Arial"/>
-          <w:lang w:val="en-US"/>
-        </w:rPr>
-        <w:t>bertindak untuk dan atas nama BPS Kota Subulussalam, selanjutnya disebut sebagai PIHAK KEDUA.</w:t>
-      </w:r>
-    </w:p>
-    <w:p>
-      <w:pPr>
-        <w:spacing w:after="0" w:line="240" w:lineRule="auto"/>
-        <w:jc w:val="both"/>
-        <w:rPr>
-          <w:rFonts w:ascii="Arial" w:hAnsi="Arial" w:cs="Arial"/>
-        </w:rPr>
-      </w:pPr>
-    </w:p>
-    <w:p>
-      <w:pPr>
-        <w:spacing w:after="120" w:line="240" w:lineRule="auto"/>
-        <w:ind w:left="360"/>
-        <w:jc w:val="both"/>
-        <w:rPr>
-          <w:rFonts w:ascii="Arial" w:hAnsi="Arial" w:cs="Arial"/>
-        </w:rPr>
-      </w:pPr>
-      <w:r>
-        <w:rPr>
-          <w:rFonts w:ascii="Arial" w:hAnsi="Arial" w:cs="Arial"/>
-        </w:rPr>
-        <w:t xml:space="preserve">Berdasarkan Surat Keputusan Kepala BPS Kota Subulussalam </w:t>
-      </w:r>
-      <w:r>
-        <w:rPr>
-          <w:rFonts w:ascii="Arial" w:hAnsi="Arial" w:cs="Arial"/>
-          <w:lang w:val="en-US"/>
-        </w:rPr>
-        <w:t xml:space="preserve">Nomor </w:t>
-      </w:r>
-      <w:r>
-        <w:rPr>
-          <w:rFonts w:ascii="Arial" w:hAnsi="Arial" w:cs="Arial"/>
-        </w:rPr>
-        <w:t>&lt;&lt;NOMOR_</w:t>
-      </w:r>
-      <w:r>
-        <w:rPr>
-          <w:rFonts w:ascii="Arial" w:hAnsi="Arial" w:cs="Arial"/>
-        </w:rPr>
-        <w:t>KEPKA</w:t>
-      </w:r>
-      <w:r>
-        <w:rPr>
-          <w:rFonts w:ascii="Arial" w:hAnsi="Arial" w:cs="Arial"/>
-        </w:rPr>
-        <w:t>&gt;&gt; tanggal &lt;&lt;TANGGAL_</w:t>
-      </w:r>
-      <w:r>
-        <w:rPr>
-          <w:rFonts w:ascii="Arial" w:hAnsi="Arial" w:cs="Arial"/>
-        </w:rPr>
-        <w:t>KEPKA</w:t>
-      </w:r>
-      <w:r>
-        <w:rPr>
-          <w:rFonts w:ascii="Arial" w:hAnsi="Arial" w:cs="Arial"/>
-        </w:rPr>
-        <w:t xml:space="preserve">&gt;&gt;, bersama ini PIHAK PERTAMA telah menyerahkan pekerjaan Hasil </w:t>
-      </w:r>
-      <w:r>
-        <w:rPr>
-          <w:rFonts w:ascii="Arial" w:hAnsi="Arial" w:cs="Arial"/>
-          <w:lang w:val="en-US"/>
-        </w:rPr>
-        <w:t xml:space="preserve"> </w:t>
-      </w:r>
-      <w:r>
-        <w:rPr>
-          <w:rFonts w:ascii="Arial" w:hAnsi="Arial" w:cs="Arial"/>
-        </w:rPr>
-        <w:t>kepada PIHAK KEDUA, dengan ketentuan sebagai berikut:</w:t>
-      </w:r>
-    </w:p>
-    <w:p>
-      <w:pPr>
-        <w:pStyle w:val="ListParagraph"/>
-        <w:numPr>
-          <w:ilvl w:val="0"/>
-          <w:numId w:val="1"/>
-        </w:numPr>
-        <w:spacing w:after="120" w:line="240" w:lineRule="auto"/>
-        <w:jc w:val="both"/>
-        <w:rPr>
-          <w:rFonts w:ascii="Arial" w:hAnsi="Arial" w:cs="Arial"/>
-        </w:rPr>
-      </w:pPr>
-      <w:r>
-        <w:rPr>
-          <w:rFonts w:ascii="Arial" w:hAnsi="Arial" w:cs="Arial"/>
-        </w:rPr>
-        <w:t>PIHAK PERTAMA telah melaksanakan pekerjaan</w:t>
-      </w:r>
-      <w:r>
-        <w:rPr>
-          <w:rFonts w:ascii="Arial" w:hAnsi="Arial" w:cs="Arial"/>
-          <w:noProof/>
-        </w:rPr>
-        <w:t xml:space="preserve"> &lt;&lt;URAIAN_PEKERJAAN&gt;&gt;</w:t>
-      </w:r>
-      <w:r>
-        <w:rPr>
-          <w:rFonts w:ascii="Arial" w:hAnsi="Arial" w:cs="Arial"/>
-        </w:rPr>
-        <w:t xml:space="preserve"> berdasarkan Perjanjian Kerja Nomor</w:t>
-      </w:r>
-      <w:r>
-        <w:rPr>
-          <w:rFonts w:ascii="Arial" w:hAnsi="Arial" w:cs="Arial"/>
-          <w:lang w:val="en-US"/>
-        </w:rPr>
-        <w:t xml:space="preserve"> </w:t>
-      </w:r>
-      <w:r>
-        <w:rPr>
-          <w:rFonts w:ascii="Arial" w:hAnsi="Arial" w:cs="Arial"/>
-          <w:noProof/>
-        </w:rPr>
-        <w:t>&lt;&lt;NO_SPK&gt;&gt;</w:t>
-      </w:r>
-      <w:r>
-        <w:rPr>
-          <w:rFonts w:ascii="Arial" w:hAnsi="Arial" w:cs="Arial"/>
-        </w:rPr>
-        <w:t>,  tanggal</w:t>
-      </w:r>
-      <w:r>
-        <w:rPr>
-          <w:rFonts w:ascii="Arial" w:hAnsi="Arial" w:cs="Arial"/>
-          <w:lang w:val="en-US"/>
-        </w:rPr>
-        <w:t xml:space="preserve"> &lt;&lt;TANGGAL&gt;&gt;</w:t>
-      </w:r>
-      <w:r>
-        <w:rPr>
-          <w:rFonts w:ascii="Arial" w:hAnsi="Arial" w:cs="Arial"/>
-        </w:rPr>
-        <w:t>, bulan</w:t>
-      </w:r>
-      <w:r>
-        <w:rPr>
-          <w:rFonts w:ascii="Arial" w:hAnsi="Arial" w:cs="Arial"/>
-          <w:lang w:val="en-US"/>
-        </w:rPr>
-        <w:t xml:space="preserve"> &lt;&lt;BULAN&gt;&gt;</w:t>
-      </w:r>
-      <w:r>
-        <w:rPr>
-          <w:rFonts w:ascii="Arial" w:hAnsi="Arial" w:cs="Arial"/>
-        </w:rPr>
-        <w:t>, &lt;&lt;TAHUN&gt;&gt;;</w:t>
-      </w:r>
-    </w:p>
-    <w:p>
-      <w:pPr>
-        <w:pStyle w:val="ListParagraph"/>
-        <w:numPr>
-          <w:ilvl w:val="0"/>
-          <w:numId w:val="1"/>
-        </w:numPr>
-        <w:spacing w:after="120" w:line="240" w:lineRule="auto"/>
-        <w:jc w:val="both"/>
-        <w:rPr>
-          <w:rFonts w:ascii="Arial" w:hAnsi="Arial" w:cs="Arial"/>
-        </w:rPr>
-      </w:pPr>
-      <w:r>
-        <w:rPr>
-          <w:rFonts w:ascii="Arial" w:hAnsi="Arial" w:cs="Arial"/>
-        </w:rPr>
-        <w:t xml:space="preserve">Berdasarkan angka 1 tersebut di atas, PIHAK PERTAMA menyerahkan hasil pekerjaan </w:t>
-      </w:r>
-      <w:r>
-        <w:rPr>
-          <w:rFonts w:ascii="Arial" w:hAnsi="Arial" w:cs="Arial"/>
-          <w:noProof/>
-        </w:rPr>
-        <w:t>&lt;&lt;URAIAN_PEKERJAAN&gt;&gt;</w:t>
-      </w:r>
-      <w:r>
-        <w:rPr>
-          <w:rFonts w:ascii="Arial" w:hAnsi="Arial" w:cs="Arial"/>
-          <w:lang w:val="en-US"/>
-        </w:rPr>
-        <w:t xml:space="preserve"> </w:t>
-      </w:r>
-      <w:r>
-        <w:rPr>
-          <w:rFonts w:ascii="Arial" w:hAnsi="Arial" w:cs="Arial"/>
-        </w:rPr>
-        <w:t>kepada PIHAK KEDUA, dan PIHAK KEDUA menerima hasil pekerjaan tersebut yang telah sesuai dengan seharusnya;</w:t>
-      </w:r>
-    </w:p>
-    <w:p>
-      <w:pPr>
-        <w:pStyle w:val="ListParagraph"/>
-        <w:numPr>
-          <w:ilvl w:val="0"/>
-          <w:numId w:val="1"/>
-        </w:numPr>
-        <w:spacing w:after="120" w:line="240" w:lineRule="auto"/>
-        <w:jc w:val="both"/>
-        <w:rPr>
-          <w:rFonts w:ascii="Arial" w:hAnsi="Arial" w:cs="Arial"/>
-        </w:rPr>
-      </w:pPr>
-      <w:r>
-        <w:rPr>
-          <w:rFonts w:ascii="Arial" w:hAnsi="Arial" w:cs="Arial"/>
-        </w:rPr>
-        <w:t xml:space="preserve">Hasil pekerjaan PIHAK </w:t>
-      </w:r>
-      <w:r>
-        <w:rPr>
-          <w:rFonts w:ascii="Arial" w:hAnsi="Arial" w:cs="Arial"/>
-          <w:lang w:val="en-US"/>
-        </w:rPr>
-        <w:t>PERTAMA</w:t>
-      </w:r>
-      <w:r>
-        <w:rPr>
-          <w:rFonts w:ascii="Arial" w:hAnsi="Arial" w:cs="Arial"/>
-        </w:rPr>
-        <w:t xml:space="preserve"> telah sesuai dengan jumlah dan spesifikasi teknis/kualitas yang ditetapkan dalam </w:t>
-      </w:r>
-      <w:r>
-        <w:rPr>
-          <w:rFonts w:ascii="Arial" w:hAnsi="Arial" w:cs="Arial"/>
-          <w:lang w:val="en-US"/>
-        </w:rPr>
-        <w:t>SK</w:t>
-      </w:r>
-      <w:r>
-        <w:rPr>
-          <w:rFonts w:ascii="Arial" w:hAnsi="Arial" w:cs="Arial"/>
-        </w:rPr>
-        <w:t>.</w:t>
-      </w:r>
-    </w:p>
-    <w:p>
-      <w:pPr>
-        <w:pStyle w:val="ListParagraph"/>
-        <w:numPr>
-          <w:ilvl w:val="0"/>
-          <w:numId w:val="1"/>
-        </w:numPr>
-        <w:spacing w:after="120" w:line="240" w:lineRule="auto"/>
-        <w:contextualSpacing w:val="0"/>
-        <w:jc w:val="both"/>
-        <w:rPr>
-          <w:rFonts w:ascii="Arial" w:hAnsi="Arial" w:cs="Arial"/>
-        </w:rPr>
-      </w:pPr>
-      <w:r>
-        <w:rPr>
-          <w:rFonts w:ascii="Arial" w:hAnsi="Arial" w:cs="Arial"/>
-        </w:rPr>
-        <w:t>Pelaksanaan penyerahan hasil pekerjaan tersebut di atas dilaksanakan secara langsung di BPS Kota Subulussalam, Jl. Lae Oram Kompleks Perkantoran Walikota Subulussalam.</w:t>
-      </w:r>
-    </w:p>
-    <w:p>
-      <w:pPr>
-        <w:spacing w:after="0" w:line="240" w:lineRule="auto"/>
-        <w:ind w:left="284"/>
-        <w:jc w:val="both"/>
-        <w:rPr>
-          <w:rFonts w:ascii="Arial" w:hAnsi="Arial" w:cs="Arial"/>
-        </w:rPr>
-      </w:pPr>
-    </w:p>
-    <w:p>
-      <w:pPr>
-        <w:spacing w:after="0" w:line="240" w:lineRule="auto"/>
-        <w:ind w:left="284"/>
-        <w:jc w:val="both"/>
-        <w:rPr>
-          <w:rFonts w:ascii="Arial" w:hAnsi="Arial" w:cs="Arial"/>
-        </w:rPr>
-      </w:pPr>
-      <w:r>
-        <w:rPr>
-          <w:rFonts w:ascii="Arial" w:hAnsi="Arial" w:cs="Arial"/>
-        </w:rPr>
-        <w:t>Demikian Berita Acara ini dibuat untuk dipergunakan sebagaimana mestinya.</w:t>
-      </w:r>
-    </w:p>
-    <w:p>
-      <w:pPr>
-        <w:spacing w:after="0" w:line="240" w:lineRule="auto"/>
-        <w:jc w:val="both"/>
-        <w:rPr>
-          <w:rFonts w:ascii="Arial" w:hAnsi="Arial" w:cs="Arial"/>
-        </w:rPr>
-      </w:pPr>
-    </w:p>
-    <w:p>
-      <w:pPr>
-        <w:spacing w:after="0" w:line="240" w:lineRule="auto"/>
-        <w:jc w:val="both"/>
-        <w:rPr>
-          <w:rFonts w:ascii="Arial" w:hAnsi="Arial" w:cs="Arial"/>
-        </w:rPr>
-      </w:pPr>
-    </w:p>
-    <w:tbl>
-      <w:tblPr>
-        <w:tblStyle w:val="TableGrid"/>
-        <w:tblW w:w="8790" w:type="dxa"/>
-        <w:jc w:val="center"/>
-        <w:tblLook w:val="04A0" w:firstRow="1" w:lastRow="0" w:firstColumn="1" w:lastColumn="0" w:noHBand="0" w:noVBand="1"/>
-      </w:tblPr>
-      <w:tblGrid>
-        <w:gridCol w:w="4536"/>
-        <w:gridCol w:w="4254"/>
-      </w:tblGrid>
-      <w:tr>
-        <w:trPr>
-          <w:trHeight w:val="1291"/>
-          <w:jc w:val="center"/>
-        </w:trPr>
-        <w:tc>
-          <w:tcPr>
-            <w:tcW w:w="4536" w:type="dxa"/>
-            <w:tcBorders>
-              <w:top w:val="nil"/>
-              <w:left w:val="nil"/>
-              <w:bottom w:val="nil"/>
-              <w:right w:val="nil"/>
-            </w:tcBorders>
-          </w:tcPr>
-          <w:p>
-            <w:pPr>
-              <w:jc w:val="center"/>
-              <w:rPr>
-                <w:rFonts w:ascii="Arial" w:hAnsi="Arial" w:cs="Arial"/>
-              </w:rPr>
-            </w:pPr>
-            <w:r>
-              <w:rPr>
-                <w:rFonts w:ascii="Arial" w:hAnsi="Arial" w:cs="Arial"/>
-              </w:rPr>
-              <w:t>PIHAK KEDUA,</w:t>
-            </w:r>
-          </w:p>
-          <w:p>
-            <w:pPr>
-              <w:jc w:val="center"/>
-              <w:rPr>
-                <w:rFonts w:ascii="Arial" w:hAnsi="Arial" w:cs="Arial"/>
-              </w:rPr>
-            </w:pPr>
-          </w:p>
-          <w:p>
-            <w:pPr>
-              <w:jc w:val="center"/>
-              <w:rPr>
-                <w:rFonts w:ascii="Arial" w:hAnsi="Arial" w:cs="Arial"/>
-              </w:rPr>
-            </w:pPr>
-          </w:p>
-          <w:p>
-            <w:pPr>
-              <w:jc w:val="center"/>
-              <w:rPr>
-                <w:rFonts w:ascii="Arial" w:hAnsi="Arial" w:cs="Arial"/>
-              </w:rPr>
-            </w:pPr>
-          </w:p>
-          <w:p>
-            <w:pPr>
-              <w:jc w:val="center"/>
-              <w:rPr>
-                <w:rFonts w:ascii="Arial" w:hAnsi="Arial" w:cs="Arial"/>
-              </w:rPr>
-            </w:pPr>
-          </w:p>
-          <w:p>
-            <w:pPr>
-              <w:jc w:val="center"/>
-              <w:rPr>
-                <w:rFonts w:ascii="Arial" w:hAnsi="Arial" w:cs="Arial"/>
-                <w:u w:val="single"/>
-              </w:rPr>
-            </w:pPr>
-            <w:r>
-              <w:rPr>
-                <w:rFonts w:ascii="Arial" w:hAnsi="Arial" w:cs="Arial"/>
-                <w:u w:val="single"/>
-              </w:rPr>
-              <w:t>(&lt;&lt;NAMA_PIHAK_</w:t>
-            </w:r>
-            <w:r>
-              <w:rPr>
-                <w:rFonts w:ascii="Arial" w:hAnsi="Arial" w:cs="Arial"/>
-                <w:u w:val="single"/>
-              </w:rPr>
-              <w:t>KEDUA</w:t>
-            </w:r>
-            <w:r>
-              <w:rPr>
-                <w:rFonts w:ascii="Arial" w:hAnsi="Arial" w:cs="Arial"/>
-                <w:u w:val="single"/>
-              </w:rPr>
-              <w:t>&gt;&gt;)</w:t>
-            </w:r>
-          </w:p>
-          <w:p>
-            <w:pPr>
-              <w:jc w:val="center"/>
-              <w:rPr>
-                <w:rFonts w:ascii="Arial" w:hAnsi="Arial" w:cs="Arial"/>
-                <w:lang w:val="en-US"/>
-              </w:rPr>
-            </w:pPr>
-            <w:r>
-              <w:rPr>
-                <w:rFonts w:ascii="Arial" w:hAnsi="Arial" w:cs="Arial"/>
-              </w:rPr>
-              <w:t xml:space="preserve">NIP. </w:t>
-            </w:r>
-            <w:r>
-              <w:rPr>
-                <w:rFonts w:ascii="Arial" w:hAnsi="Arial" w:cs="Arial"/>
-              </w:rPr>
-              <w:t>&lt;&lt;</w:t>
-            </w:r>
-            <w:r>
-              <w:rPr>
-                <w:rFonts w:ascii="Arial" w:hAnsi="Arial" w:cs="Arial"/>
-                <w:noProof/>
-              </w:rPr>
-              <w:t xml:space="preserve"> NIP</w:t>
-            </w:r>
-            <w:r>
-              <w:rPr>
-                <w:rFonts w:ascii="Arial" w:hAnsi="Arial" w:cs="Arial"/>
-                <w:noProof/>
-              </w:rPr>
-              <w:t>_PIHAK_KEDUA&gt;&gt;</w:t>
-            </w:r>
-          </w:p>
-        </w:tc>
-        <w:tc>
-          <w:tcPr>
-            <w:tcW w:w="4254" w:type="dxa"/>
-            <w:tcBorders>
-              <w:top w:val="nil"/>
-              <w:left w:val="nil"/>
-              <w:bottom w:val="nil"/>
-              <w:right w:val="nil"/>
-            </w:tcBorders>
-          </w:tcPr>
-          <w:p>
-            <w:pPr>
-              <w:jc w:val="center"/>
-              <w:rPr>
-                <w:rFonts w:ascii="Arial" w:hAnsi="Arial" w:cs="Arial"/>
-              </w:rPr>
-            </w:pPr>
-            <w:r>
-              <w:rPr>
-                <w:rFonts w:ascii="Arial" w:hAnsi="Arial" w:cs="Arial"/>
-              </w:rPr>
-              <w:t>PIHAK PERTAMA,</w:t>
-            </w:r>
-          </w:p>
-          <w:p>
-            <w:pPr>
-              <w:jc w:val="center"/>
-              <w:rPr>
-                <w:rFonts w:ascii="Arial" w:hAnsi="Arial" w:cs="Arial"/>
-              </w:rPr>
-            </w:pPr>
-          </w:p>
-          <w:p>
-            <w:pPr>
-              <w:jc w:val="center"/>
-              <w:rPr>
-                <w:rFonts w:ascii="Arial" w:hAnsi="Arial" w:cs="Arial"/>
-              </w:rPr>
-            </w:pPr>
-          </w:p>
-          <w:p>
-            <w:pPr>
-              <w:jc w:val="center"/>
-              <w:rPr>
-                <w:rFonts w:ascii="Arial" w:hAnsi="Arial" w:cs="Arial"/>
-              </w:rPr>
-            </w:pPr>
-          </w:p>
-          <w:p>
-            <w:pPr>
-              <w:jc w:val="center"/>
-              <w:rPr>
-                <w:rFonts w:ascii="Arial" w:hAnsi="Arial" w:cs="Arial"/>
-              </w:rPr>
-            </w:pPr>
-          </w:p>
-          <w:p>
-            <w:pPr>
-              <w:jc w:val="center"/>
-              <w:rPr>
-                <w:rFonts w:ascii="Arial" w:hAnsi="Arial" w:cs="Arial"/>
-                <w:u w:val="single"/>
-              </w:rPr>
-            </w:pPr>
-            <w:r>
-              <w:rPr>
-                <w:rFonts w:ascii="Arial" w:hAnsi="Arial" w:cs="Arial"/>
-                <w:u w:val="single"/>
-              </w:rPr>
-              <w:t>(&lt;&lt;NAMA_PIHAK_PERTAMA&gt;&gt;)</w:t>
-            </w:r>
-          </w:p>
-        </w:tc>
-      </w:tr>
-    </w:tbl>
-    <w:p>
-      <w:pPr>
-        <w:rPr>
-          <w:rFonts w:ascii="Arial" w:hAnsi="Arial" w:cs="Arial"/>
-        </w:rPr>
-      </w:pPr>
-    </w:p>
-    <w:sectPr>
-      <w:pgSz w:w="11906" w:h="16838"/>
-      <w:pgMar w:top="1440" w:right="1440" w:bottom="1440" w:left="1440" w:header="708" w:footer="708" w:gutter="0"/>
-      <w:cols w:space="708"/>
-      <w:docGrid w:linePitch="360"/>
-    </w:sectPr>
-  </w:body>
-</w:document>
+<file path=word/document.xml><?xml version="1.0" encoding="UTF-8" standalone="yes"?>
+<w:document xmlns:wpc="http://schemas.microsoft.com/office/word/2010/wordprocessingCanvas" xmlns:cx="http://schemas.microsoft.com/office/drawing/2014/chartex" xmlns:cx1="http://schemas.microsoft.com/office/drawing/2015/9/8/chartex" xmlns:cx2="http://schemas.microsoft.com/office/drawing/2015/10/21/chartex" xmlns:cx3="http://schemas.microsoft.com/office/drawing/2016/5/9/chartex" xmlns:cx4="http://schemas.microsoft.com/office/drawing/2016/5/10/chartex" xmlns:cx5="http://schemas.microsoft.com/office/drawing/2016/5/11/chartex" xmlns:cx6="http://schemas.microsoft.com/office/drawing/2016/5/12/chartex" xmlns:cx7="http://schemas.microsoft.com/office/drawing/2016/5/13/chartex" xmlns:cx8="http://schemas.microsoft.com/office/drawing/2016/5/14/chartex" xmlns:mc="http://schemas.openxmlformats.org/markup-compatibility/2006" xmlns:aink="http://schemas.microsoft.com/office/drawing/2016/ink" xmlns:am3d="http://schemas.microsoft.com/office/drawing/2017/model3d" xmlns:o="urn:schemas-microsoft-com:office:office" xmlns:oel="http://schemas.microsoft.com/office/2019/extlst" xmlns:r="http://schemas.openxmlformats.org/officeDocument/2006/relationships" xmlns:m="http://schemas.openxmlformats.org/officeDocument/2006/math" xmlns:v="urn:schemas-microsoft-com:vml" xmlns:wp14="http://schemas.microsoft.com/office/word/2010/wordprocessingDrawing" xmlns:wp="http://schemas.openxmlformats.org/drawingml/2006/wordprocessingDrawing" xmlns:w10="urn:schemas-microsoft-com:office:word" xmlns:w="http://schemas.openxmlformats.org/wordprocessingml/2006/main" xmlns:w14="http://schemas.microsoft.com/office/word/2010/wordml" xmlns:w15="http://schemas.microsoft.com/office/word/2012/wordml" xmlns:w16cex="http://schemas.microsoft.com/office/word/2018/wordml/cex" xmlns:w16cid="http://schemas.microsoft.com/office/word/2016/wordml/cid" xmlns:w16="http://schemas.microsoft.com/office/word/2018/wordml" xmlns:w16du="http://schemas.microsoft.com/office/word/2023/wordml/word16du" xmlns:w16sdtdh="http://schemas.microsoft.com/office/word/2020/wordml/sdtdatahash" xmlns:w16sdtfl="http://schemas.microsoft.com/office/word/2024/wordml/sdtformatlock" xmlns:w16se="http://schemas.microsoft.com/office/word/2015/wordml/symex" xmlns:wpg="http://schemas.microsoft.com/office/word/2010/wordprocessingGroup" xmlns:wpi="http://schemas.microsoft.com/office/word/2010/wordprocessingInk" xmlns:wne="http://schemas.microsoft.com/office/word/2006/wordml" xmlns:wps="http://schemas.microsoft.com/office/word/2010/wordprocessingShape" mc:Ignorable="w14 w15 w16se w16cid w16 w16cex w16sdtdh w16sdtfl w16du wp14"><w:body><w:p><w:pPr><w:spacing w:after="0" w:line="276" w:lineRule="auto"/><w:jc w:val="center"/><w:rPr><w:rFonts w:ascii="Arial" w:hAnsi="Arial" w:cs="Arial"/><w:b/></w:rPr></w:pPr><w:r><w:rPr><w:rFonts w:ascii="Arial" w:hAnsi="Arial" w:cs="Arial"/><w:b/><w:lang w:val="en-US"/></w:rPr><w:t xml:space="preserve">BERITA </w:t></w:r><w:r><w:rPr><w:rFonts w:ascii="Arial" w:hAnsi="Arial" w:cs="Arial"/><w:b/></w:rPr><w:t>ACARA SERAH TERIMA</w:t></w:r></w:p><w:p><w:pPr><w:pBdr><w:bottom w:val="single" w:sz="4" w:space="1" w:color="auto"/></w:pBdr><w:spacing w:after="0" w:line="276" w:lineRule="auto"/><w:jc w:val="center"/><w:rPr><w:rFonts w:ascii="Arial" w:hAnsi="Arial" w:cs="Arial"/><w:b/><w:noProof/></w:rPr></w:pPr><w:r><w:rPr><w:rFonts w:ascii="Arial" w:hAnsi="Arial" w:cs="Arial"/><w:b/><w:noProof/></w:rPr><w:t xml:space="preserve">HASIL </w:t></w:r><w:r><w:rPr><w:rFonts w:ascii="Arial" w:hAnsi="Arial" w:cs="Arial"/><w:b/><w:noProof/></w:rPr><w:t>&lt;&lt;JUDUL_PEKERJAAN_DOKUMEN&gt;&gt;</w:t></w:r></w:p><w:p><w:pPr><w:pBdr><w:bottom w:val="single" w:sz="4" w:space="1" w:color="auto"/></w:pBdr><w:spacing w:after="0" w:line="276" w:lineRule="auto"/><w:jc w:val="center"/><w:rPr><w:rFonts w:ascii="Arial" w:hAnsi="Arial" w:cs="Arial"/><w:b/><w:lang w:val="en-US"/></w:rPr></w:pPr><w:r><w:rPr><w:rFonts w:ascii="Arial" w:hAnsi="Arial" w:cs="Arial"/><w:b/></w:rPr><w:t xml:space="preserve">BPS KOTA </w:t></w:r><w:r><w:rPr><w:rFonts w:ascii="Arial" w:hAnsi="Arial" w:cs="Arial"/><w:b/><w:lang w:val="en-US"/></w:rPr><w:t>SUBULUSSALAM</w:t></w:r></w:p><w:p><w:pPr><w:spacing w:after="0" w:line="276" w:lineRule="auto"/><w:jc w:val="center"/><w:rPr><w:rFonts w:ascii="Arial" w:hAnsi="Arial" w:cs="Arial"/><w:b/><w:lang w:val="en-US"/></w:rPr></w:pPr><w:r><w:rPr><w:rFonts w:ascii="Arial" w:hAnsi="Arial" w:cs="Arial"/><w:b/><w:noProof/></w:rPr><w:t>&lt;&lt;NO_BAST_PPL-PML&gt;&gt;</w:t></w:r></w:p><w:p><w:pPr><w:spacing w:after="0" w:line="240" w:lineRule="auto"/><w:jc w:val="center"/><w:rPr><w:rFonts w:ascii="Arial" w:hAnsi="Arial" w:cs="Arial"/></w:rPr></w:pPr></w:p><w:p><w:pPr><w:spacing w:after="240" w:line="240" w:lineRule="auto"/><w:ind w:left="357" w:hanging="73"/><w:jc w:val="both"/><w:rPr><w:rFonts w:ascii="Arial" w:hAnsi="Arial" w:cs="Arial"/></w:rPr></w:pPr><w:r><w:rPr><w:rFonts w:ascii="Arial" w:hAnsi="Arial" w:cs="Arial"/><w:lang w:val="en-US"/></w:rPr><w:t xml:space="preserve"> </w:t></w:r><w:r><w:rPr><w:rFonts w:ascii="Arial" w:hAnsi="Arial" w:cs="Arial"/></w:rPr><w:t>Pada hari</w:t></w:r><w:r><w:rPr><w:rFonts w:ascii="Arial" w:hAnsi="Arial" w:cs="Arial"/><w:lang w:val="en-US"/></w:rPr><w:t xml:space="preserve"> </w:t></w:r><w:r><w:rPr><w:rFonts w:ascii="Arial" w:hAnsi="Arial" w:cs="Arial"/><w:noProof/></w:rPr><w:t>&lt;&lt;HARI_TERBILANG&gt;&gt;</w:t></w:r><w:r><w:rPr><w:rFonts w:ascii="Arial" w:hAnsi="Arial" w:cs="Arial"/><w:lang w:val="en-US"/></w:rPr><w:t>,</w:t></w:r><w:r><w:rPr><w:rFonts w:ascii="Arial" w:hAnsi="Arial" w:cs="Arial"/></w:rPr><w:t xml:space="preserve"> tanggal </w:t></w:r><w:r><w:rPr><w:rFonts w:ascii="Arial" w:hAnsi="Arial" w:cs="Arial"/><w:noProof/></w:rPr><w:t>&lt;&lt;TANGGAL_TERBILANG&gt;&gt;</w:t></w:r><w:r><w:rPr><w:rFonts w:ascii="Arial" w:hAnsi="Arial" w:cs="Arial"/><w:lang w:val="en-US"/></w:rPr><w:t xml:space="preserve">, </w:t></w:r><w:r><w:rPr><w:rFonts w:ascii="Arial" w:hAnsi="Arial" w:cs="Arial"/></w:rPr><w:t xml:space="preserve">bulan </w:t></w:r><w:r><w:rPr><w:rFonts w:ascii="Arial" w:hAnsi="Arial" w:cs="Arial"/><w:noProof/></w:rPr><w:t>&lt;&lt;BULAN_TERBILANG&gt;&gt;</w:t></w:r><w:r><w:rPr><w:rFonts w:ascii="Arial" w:hAnsi="Arial" w:cs="Arial"/><w:lang w:val="en-US"/></w:rPr><w:t xml:space="preserve">, </w:t></w:r><w:r><w:rPr><w:rFonts w:ascii="Arial" w:hAnsi="Arial" w:cs="Arial"/></w:rPr><w:t>tahun <w:t>&lt;&lt;TAHUN_TERBILANG&gt;&gt;</w:t></w:r><w:r><w:rPr><w:rFonts w:ascii="Arial" w:hAnsi="Arial" w:cs="Arial"/><w:lang w:val="en-US"/></w:rPr><w:t xml:space="preserve"> </w:t></w:r><w:r><w:rPr><w:rFonts w:ascii="Arial" w:hAnsi="Arial" w:cs="Arial"/><w:noProof/></w:rPr><w:t>(<w:t>&lt;&lt;TANGGAL_BAST&gt;&gt;</w:t>)</w:t></w:r><w:r><w:rPr><w:rFonts w:ascii="Arial" w:hAnsi="Arial" w:cs="Arial"/><w:lang w:val="en-US"/></w:rPr><w:t>,</w:t></w:r><w:r><w:rPr><w:rFonts w:ascii="Arial" w:hAnsi="Arial" w:cs="Arial"/></w:rPr><w:t xml:space="preserve"> bertempat di Kota </w:t></w:r><w:r><w:rPr><w:rFonts w:ascii="Arial" w:hAnsi="Arial" w:cs="Arial"/><w:lang w:val="en-US"/></w:rPr><w:t>Subulussalam</w:t></w:r><w:r><w:rPr><w:rFonts w:ascii="Arial" w:hAnsi="Arial" w:cs="Arial"/></w:rPr><w:t>, yang bertanda tangan di bawah ini:</w:t></w:r></w:p><w:p><w:pPr><w:pStyle w:val="ListParagraph"/><w:numPr><w:ilvl w:val="0"/><w:numId w:val="2"/></w:numPr><w:spacing w:after="0" w:line="240" w:lineRule="auto"/><w:ind w:left="709"/><w:contextualSpacing w:val="0"/><w:jc w:val="both"/><w:rPr><w:rFonts w:ascii="Arial" w:hAnsi="Arial" w:cs="Arial"/></w:rPr></w:pPr><w:r><w:rPr><w:rFonts w:ascii="Arial" w:hAnsi="Arial" w:cs="Arial"/></w:rPr><w:t xml:space="preserve">Nama </w:t></w:r><w:r><w:rPr><w:rFonts w:ascii="Arial" w:hAnsi="Arial" w:cs="Arial"/></w:rPr><w:tab/></w:r><w:r><w:rPr><w:rFonts w:ascii="Arial" w:hAnsi="Arial" w:cs="Arial"/></w:rPr><w:tab/><w:t xml:space="preserve">: </w:t></w:r><w:r><w:rPr><w:rFonts w:ascii="Arial" w:hAnsi="Arial" w:cs="Arial"/><w:noProof/></w:rPr><w:t>&lt;&lt;NAMA_PIHAK_PERTAMA&gt;&gt;</w:t></w:r></w:p><w:p><w:pPr><w:pStyle w:val="ListParagraph"/><w:spacing w:after="0" w:line="240" w:lineRule="auto"/><w:contextualSpacing w:val="0"/><w:jc w:val="both"/><w:rPr><w:rFonts w:ascii="Arial" w:hAnsi="Arial" w:cs="Arial"/><w:lang w:val="en-US"/></w:rPr></w:pPr><w:r><w:rPr><w:rFonts w:ascii="Arial" w:hAnsi="Arial" w:cs="Arial"/><w:lang w:val="en-US"/></w:rPr><w:t>NIK</w:t></w:r><w:r><w:rPr><w:rFonts w:ascii="Arial" w:hAnsi="Arial" w:cs="Arial"/><w:lang w:val="en-US"/></w:rPr><w:tab/></w:r><w:r><w:rPr><w:rFonts w:ascii="Arial" w:hAnsi="Arial" w:cs="Arial"/><w:lang w:val="en-US"/></w:rPr><w:tab/><w:t xml:space="preserve">: </w:t></w:r><w:r><w:rPr><w:rFonts w:ascii="Arial" w:hAnsi="Arial" w:cs="Arial"/><w:noProof/></w:rPr><w:t>&lt;&lt;NIK_PIHAK_PERTAMA&gt;&gt;</w:t></w:r></w:p><w:p><w:pPr><w:pStyle w:val="ListParagraph"/><w:spacing w:after="0" w:line="240" w:lineRule="auto"/><w:contextualSpacing w:val="0"/><w:jc w:val="both"/><w:rPr><w:rFonts w:ascii="Arial" w:hAnsi="Arial" w:cs="Arial"/></w:rPr></w:pPr><w:r><w:rPr><w:rFonts w:ascii="Arial" w:hAnsi="Arial" w:cs="Arial"/></w:rPr><w:t>Jabatan</w:t></w:r><w:r><w:rPr><w:rFonts w:ascii="Arial" w:hAnsi="Arial" w:cs="Arial"/></w:rPr><w:tab/></w:r><w:r><w:rPr><w:rFonts w:ascii="Arial" w:hAnsi="Arial" w:cs="Arial"/><w:lang w:val="en-US"/></w:rPr><w:t>:</w:t></w:r><w:r><w:rPr><w:rFonts w:ascii="Arial" w:hAnsi="Arial" w:cs="Arial"/></w:rPr><w:t xml:space="preserve"> </w:t></w:r><w:r><w:rPr><w:rFonts w:ascii="Arial" w:hAnsi="Arial" w:cs="Arial"/><w:noProof/></w:rPr><w:t>&lt;&lt;JABATAN_PIHAK_PERTAMA&gt;&gt;</w:t></w:r></w:p><w:p><w:pPr><w:spacing w:after="0" w:line="240" w:lineRule="auto"/><w:ind w:firstLine="720"/><w:jc w:val="both"/><w:rPr><w:rFonts w:ascii="Arial" w:hAnsi="Arial" w:cs="Arial"/></w:rPr></w:pPr><w:r><w:rPr><w:rFonts w:ascii="Arial" w:hAnsi="Arial" w:cs="Arial"/></w:rPr><w:t xml:space="preserve">Tugas </w:t></w:r><w:r><w:rPr><w:rFonts w:ascii="Arial" w:hAnsi="Arial" w:cs="Arial"/></w:rPr><w:tab/></w:r><w:r><w:rPr><w:rFonts w:ascii="Arial" w:hAnsi="Arial" w:cs="Arial"/></w:rPr><w:tab/><w:t xml:space="preserve">: </w:t></w:r><w:r><w:rPr><w:rFonts w:ascii="Arial" w:hAnsi="Arial" w:cs="Arial"/><w:noProof/></w:rPr><w:t>&lt;&lt;URAIAN_PEKERJAAN&gt;&gt;</w:t></w:r></w:p><w:p><w:pPr><w:pStyle w:val="ListParagraph"/><w:spacing w:after="240" w:line="240" w:lineRule="auto"/><w:ind w:left="709"/><w:contextualSpacing w:val="0"/><w:jc w:val="both"/><w:rPr><w:rFonts w:ascii="Arial" w:hAnsi="Arial" w:cs="Arial"/><w:lang w:val="en-US"/></w:rPr></w:pPr><w:r><w:rPr><w:rFonts w:ascii="Arial" w:hAnsi="Arial" w:cs="Arial"/><w:lang w:val="en-US"/></w:rPr><w:t>bertindak untuk dan atas namanya sendiri, selanjutnya disebut sebagai PIHAK PERTAMA.</w:t></w:r></w:p><w:p><w:pPr><w:pStyle w:val="ListParagraph"/><w:numPr><w:ilvl w:val="0"/><w:numId w:val="2"/></w:numPr><w:spacing w:after="0" w:line="240" w:lineRule="auto"/><w:ind w:left="709"/><w:contextualSpacing w:val="0"/><w:jc w:val="both"/><w:rPr><w:rFonts w:ascii="Arial" w:hAnsi="Arial" w:cs="Arial"/><w:lang w:val="en-US"/></w:rPr></w:pPr><w:r><w:rPr><w:rFonts w:ascii="Arial" w:hAnsi="Arial" w:cs="Arial"/></w:rPr><w:t xml:space="preserve">Nama </w:t></w:r><w:r><w:rPr><w:rFonts w:ascii="Arial" w:hAnsi="Arial" w:cs="Arial"/></w:rPr><w:tab/></w:r><w:r><w:rPr><w:rFonts w:ascii="Arial" w:hAnsi="Arial" w:cs="Arial"/></w:rPr><w:tab/><w:t xml:space="preserve">:  </w:t></w:r><w:r><w:rPr><w:rFonts w:ascii="Arial" w:hAnsi="Arial" w:cs="Arial"/><w:noProof/></w:rPr><w:t>&lt;&lt;NAMA_PIHAK_KEDUA&gt;&gt;</w:t></w:r></w:p><w:p><w:pPr><w:pStyle w:val="ListParagraph"/><w:spacing w:after="0" w:line="240" w:lineRule="auto"/><w:contextualSpacing w:val="0"/><w:jc w:val="both"/><w:rPr><w:rFonts w:ascii="Arial" w:hAnsi="Arial" w:cs="Arial"/><w:lang w:val="en-US"/></w:rPr></w:pPr><w:r><w:rPr><w:rFonts w:ascii="Arial" w:hAnsi="Arial" w:cs="Arial"/><w:lang w:val="en-US"/></w:rPr><w:t>NI</w:t></w:r><w:r><w:rPr><w:rFonts w:ascii="Arial" w:hAnsi="Arial" w:cs="Arial"/><w:lang w:val="en-US"/></w:rPr><w:t>P</w:t></w:r><w:r><w:rPr><w:rFonts w:ascii="Arial" w:hAnsi="Arial" w:cs="Arial"/><w:lang w:val="en-US"/></w:rPr><w:tab/></w:r><w:r><w:rPr><w:rFonts w:ascii="Arial" w:hAnsi="Arial" w:cs="Arial"/><w:lang w:val="en-US"/></w:rPr><w:tab/><w:t xml:space="preserve">:  </w:t></w:r><w:r><w:rPr><w:rFonts w:ascii="Arial" w:hAnsi="Arial" w:cs="Arial"/><w:noProof/></w:rPr><w:t>&lt;&lt;NIP_PIHAK_KEDUA&gt;&gt;</w:t></w:r></w:p><w:p><w:pPr><w:pStyle w:val="ListParagraph"/><w:spacing w:after="0" w:line="240" w:lineRule="auto"/><w:contextualSpacing w:val="0"/><w:jc w:val="both"/><w:rPr><w:rFonts w:ascii="Arial" w:hAnsi="Arial" w:cs="Arial"/><w:lang w:val="en-US"/></w:rPr></w:pPr><w:r><w:rPr><w:rFonts w:ascii="Arial" w:hAnsi="Arial" w:cs="Arial"/></w:rPr><w:t>Jabatan</w:t></w:r><w:r><w:rPr><w:rFonts w:ascii="Arial" w:hAnsi="Arial" w:cs="Arial"/></w:rPr><w:tab/></w:r><w:r><w:rPr><w:rFonts w:ascii="Arial" w:hAnsi="Arial" w:cs="Arial"/><w:lang w:val="en-US"/></w:rPr><w:t xml:space="preserve">:  </w:t></w:r><w:r><w:rPr><w:rFonts w:ascii="Arial" w:hAnsi="Arial" w:cs="Arial"/><w:noProof/></w:rPr><w:t>&lt;&lt;JABATAN_PIHAK_KEDUA&gt;&gt;</w:t></w:r></w:p><w:p><w:pPr><w:pStyle w:val="ListParagraph"/><w:spacing w:after="0" w:line="240" w:lineRule="auto"/><w:contextualSpacing w:val="0"/><w:jc w:val="both"/><w:rPr><w:rFonts w:ascii="Arial" w:hAnsi="Arial" w:cs="Arial"/><w:lang w:val="en-US"/></w:rPr></w:pPr><w:r><w:rPr><w:rFonts w:ascii="Arial" w:hAnsi="Arial" w:cs="Arial"/><w:lang w:val="en-US"/></w:rPr><w:t>Unit Kerja</w:t></w:r><w:r><w:rPr><w:rFonts w:ascii="Arial" w:hAnsi="Arial" w:cs="Arial"/><w:lang w:val="en-US"/></w:rPr><w:tab/><w:t>:  BPS Kota Subulussalam</w:t></w:r></w:p><w:p><w:pPr><w:spacing w:after="0" w:line="240" w:lineRule="auto"/><w:ind w:left="709"/><w:jc w:val="both"/><w:rPr><w:rFonts w:ascii="Arial" w:hAnsi="Arial" w:cs="Arial"/><w:lang w:val="en-US"/></w:rPr></w:pPr><w:r><w:rPr><w:rFonts w:ascii="Arial" w:hAnsi="Arial" w:cs="Arial"/><w:lang w:val="en-US"/></w:rPr><w:t>bertindak untuk dan atas nama BPS Kota Subulussalam, selanjutnya disebut sebagai PIHAK KEDUA.</w:t></w:r></w:p><w:p><w:pPr><w:spacing w:after="0" w:line="240" w:lineRule="auto"/><w:jc w:val="both"/><w:rPr><w:rFonts w:ascii="Arial" w:hAnsi="Arial" w:cs="Arial"/></w:rPr></w:pPr></w:p><w:p><w:pPr><w:spacing w:after="120" w:line="240" w:lineRule="auto"/><w:ind w:left="360"/><w:jc w:val="both"/><w:rPr><w:rFonts w:ascii="Arial" w:hAnsi="Arial" w:cs="Arial"/></w:rPr></w:pPr><w:r><w:rPr><w:rFonts w:ascii="Arial" w:hAnsi="Arial" w:cs="Arial"/></w:rPr><w:t xml:space="preserve">Berdasarkan Surat Keputusan Kepala BPS Kota Subulussalam </w:t></w:r><w:r><w:rPr><w:rFonts w:ascii="Arial" w:hAnsi="Arial" w:cs="Arial"/><w:lang w:val="en-US"/></w:rPr><w:t xml:space="preserve">Nomor </w:t></w:r><w:r><w:rPr><w:rFonts w:ascii="Arial" w:hAnsi="Arial" w:cs="Arial"/></w:rPr><w:t>&lt;&lt;NOMOR_KEPKA&gt;&gt;</w:t> tanggal <w:t>&lt;&lt;TANGGAL_KEPKA&gt;&gt;</w:t>, bersama ini PIHAK PERTAMA telah menyerahkan pekerjaan Hasil </w:t></w:r><w:r><w:rPr><w:rFonts w:ascii="Arial" w:hAnsi="Arial" w:cs="Arial"/><w:lang w:val="en-US"/></w:rPr><w:t xml:space="preserve"> </w:t></w:r><w:r><w:rPr><w:rFonts w:ascii="Arial" w:hAnsi="Arial" w:cs="Arial"/></w:rPr><w:t>kepada PIHAK KEDUA, dengan ketentuan sebagai berikut:</w:t></w:r></w:p><w:p><w:pPr><w:pStyle w:val="ListParagraph"/><w:numPr><w:ilvl w:val="0"/><w:numId w:val="1"/></w:numPr><w:spacing w:after="120" w:line="240" w:lineRule="auto"/><w:jc w:val="both"/><w:rPr><w:rFonts w:ascii="Arial" w:hAnsi="Arial" w:cs="Arial"/></w:rPr></w:pPr><w:r><w:rPr><w:rFonts w:ascii="Arial" w:hAnsi="Arial" w:cs="Arial"/></w:rPr><w:t>PIHAK PERTAMA telah melaksanakan pekerjaan</w:t></w:r><w:r><w:rPr><w:rFonts w:ascii="Arial" w:hAnsi="Arial" w:cs="Arial"/><w:noProof/></w:rPr><w:t xml:space="preserve"> <w:t>&lt;&lt;URAIAN_PEKERJAAN&gt;&gt;</w:t></w:r><w:r><w:rPr><w:rFonts w:ascii="Arial" w:hAnsi="Arial" w:cs="Arial"/></w:rPr><w:t xml:space="preserve"> berdasarkan Perjanjian Kerja Nomor</w:t></w:r><w:r><w:rPr><w:rFonts w:ascii="Arial" w:hAnsi="Arial" w:cs="Arial"/><w:lang w:val="en-US"/></w:rPr><w:t xml:space="preserve"> </w:t></w:r><w:r><w:rPr><w:rFonts w:ascii="Arial" w:hAnsi="Arial" w:cs="Arial"/><w:noProof/></w:rPr><w:t>&lt;&lt;NO_SPK&gt;&gt;</w:t></w:r><w:r><w:rPr><w:rFonts w:ascii="Arial" w:hAnsi="Arial" w:cs="Arial"/></w:rPr><w:t>,  tanggal</w:t></w:r><w:r><w:rPr><w:rFonts w:ascii="Arial" w:hAnsi="Arial" w:cs="Arial"/><w:lang w:val="en-US"/></w:rPr><w:t xml:space="preserve"> <w:t>&lt;&lt;TANGGAL&gt;&gt;</w:t></w:r><w:r><w:rPr><w:rFonts w:ascii="Arial" w:hAnsi="Arial" w:cs="Arial"/></w:rPr><w:t>, bulan</w:t></w:r><w:r><w:rPr><w:rFonts w:ascii="Arial" w:hAnsi="Arial" w:cs="Arial"/><w:lang w:val="en-US"/></w:rPr><w:t xml:space="preserve"> <w:t>&lt;&lt;BULAN&gt;&gt;</w:t></w:r><w:r><w:rPr><w:rFonts w:ascii="Arial" w:hAnsi="Arial" w:cs="Arial"/></w:rPr><w:t>, <w:t>&lt;&lt;TAHUN&gt;&gt;</w:t>;</w:t></w:r></w:p><w:p><w:pPr><w:pStyle w:val="ListParagraph"/><w:numPr><w:ilvl w:val="0"/><w:numId w:val="1"/></w:numPr><w:spacing w:after="120" w:line="240" w:lineRule="auto"/><w:jc w:val="both"/><w:rPr><w:rFonts w:ascii="Arial" w:hAnsi="Arial" w:cs="Arial"/></w:rPr></w:pPr><w:r><w:rPr><w:rFonts w:ascii="Arial" w:hAnsi="Arial" w:cs="Arial"/></w:rPr><w:t xml:space="preserve">Berdasarkan angka 1 tersebut di atas, PIHAK PERTAMA menyerahkan hasil pekerjaan </w:t></w:r><w:r><w:rPr><w:rFonts w:ascii="Arial" w:hAnsi="Arial" w:cs="Arial"/><w:noProof/></w:rPr><w:t>&lt;&lt;URAIAN_PEKERJAAN&gt;&gt;</w:t></w:r><w:r><w:rPr><w:rFonts w:ascii="Arial" w:hAnsi="Arial" w:cs="Arial"/><w:lang w:val="en-US"/></w:rPr><w:t xml:space="preserve"> </w:t></w:r><w:r><w:rPr><w:rFonts w:ascii="Arial" w:hAnsi="Arial" w:cs="Arial"/></w:rPr><w:t>kepada PIHAK KEDUA, dan PIHAK KEDUA menerima hasil pekerjaan tersebut yang telah sesuai dengan seharusnya;</w:t></w:r></w:p><w:p><w:pPr><w:pStyle w:val="ListParagraph"/><w:numPr><w:ilvl w:val="0"/><w:numId w:val="1"/></w:numPr><w:spacing w:after="120" w:line="240" w:lineRule="auto"/><w:jc w:val="both"/><w:rPr><w:rFonts w:ascii="Arial" w:hAnsi="Arial" w:cs="Arial"/></w:rPr></w:pPr><w:r><w:rPr><w:rFonts w:ascii="Arial" w:hAnsi="Arial" w:cs="Arial"/></w:rPr><w:t xml:space="preserve">Hasil pekerjaan PIHAK </w:t></w:r><w:r><w:rPr><w:rFonts w:ascii="Arial" w:hAnsi="Arial" w:cs="Arial"/><w:lang w:val="en-US"/></w:rPr><w:t>PERTAMA</w:t></w:r><w:r><w:rPr><w:rFonts w:ascii="Arial" w:hAnsi="Arial" w:cs="Arial"/></w:rPr><w:t xml:space="preserve"> telah sesuai dengan jumlah dan spesifikasi teknis/kualitas yang ditetapkan dalam </w:t></w:r><w:r><w:rPr><w:rFonts w:ascii="Arial" w:hAnsi="Arial" w:cs="Arial"/><w:lang w:val="en-US"/></w:rPr><w:t>SK</w:t></w:r><w:r><w:rPr><w:rFonts w:ascii="Arial" w:hAnsi="Arial" w:cs="Arial"/></w:rPr><w:t>.</w:t></w:r></w:p><w:p><w:pPr><w:pStyle w:val="ListParagraph"/><w:numPr><w:ilvl w:val="0"/><w:numId w:val="1"/></w:numPr><w:spacing w:after="120" w:line="240" w:lineRule="auto"/><w:contextualSpacing w:val="0"/><w:jc w:val="both"/><w:rPr><w:rFonts w:ascii="Arial" w:hAnsi="Arial" w:cs="Arial"/></w:rPr></w:pPr><w:r><w:rPr><w:rFonts w:ascii="Arial" w:hAnsi="Arial" w:cs="Arial"/></w:rPr><w:t>Pelaksanaan penyerahan hasil pekerjaan tersebut di atas dilaksanakan secara langsung di BPS Kota Subulussalam, Jl. Lae Oram Kompleks Perkantoran Walikota Subulussalam.</w:t></w:r></w:p><w:p><w:pPr><w:spacing w:after="0" w:line="240" w:lineRule="auto"/><w:ind w:left="284"/><w:jc w:val="both"/><w:rPr><w:rFonts w:ascii="Arial" w:hAnsi="Arial" w:cs="Arial"/></w:rPr></w:pPr></w:p><w:p><w:pPr><w:spacing w:after="0" w:line="240" w:lineRule="auto"/><w:ind w:left="284"/><w:jc w:val="both"/><w:rPr><w:rFonts w:ascii="Arial" w:hAnsi="Arial" w:cs="Arial"/></w:rPr></w:pPr><w:r><w:rPr><w:rFonts w:ascii="Arial" w:hAnsi="Arial" w:cs="Arial"/></w:rPr><w:t>Demikian Berita Acara ini dibuat untuk dipergunakan sebagaimana mestinya.</w:t></w:r></w:p><w:p><w:pPr><w:spacing w:after="0" w:line="240" w:lineRule="auto"/><w:jc w:val="both"/><w:rPr><w:rFonts w:ascii="Arial" w:hAnsi="Arial" w:cs="Arial"/></w:rPr></w:pPr></w:p><w:p><w:pPr><w:spacing w:after="0" w:line="240" w:lineRule="auto"/><w:jc w:val="both"/><w:rPr><w:rFonts w:ascii="Arial" w:hAnsi="Arial" w:cs="Arial"/></w:rPr></w:pPr></w:p><w:tbl><w:tblPr><w:tblStyle w:val="TableGrid"/><w:tblW w:w="8790" w:type="dxa"/><w:jc w:val="center"/><w:tblLook w:val="04A0" w:firstRow="1" w:lastRow="0" w:firstColumn="1" w:lastColumn="0" w:noHBand="0" w:noVBand="1"/></w:tblPr><w:tblGrid><w:gridCol w:w="4536"/><w:gridCol w:w="4254"/></w:tblGrid><w:tr><w:trPr><w:trHeight w:val="1291"/><w:jc w:val="center"/></w:trPr><w:tc><w:tcPr><w:tcW w:w="4536" w:type="dxa"/><w:tcBorders><w:top w:val="nil"/><w:left w:val="nil"/><w:bottom w:val="nil"/><w:right w:val="nil"/></w:tcBorders></w:tcPr><w:p><w:pPr><w:jc w:val="center"/><w:rPr><w:rFonts w:ascii="Arial" w:hAnsi="Arial" w:cs="Arial"/></w:rPr></w:pPr><w:r><w:rPr><w:rFonts w:ascii="Arial" w:hAnsi="Arial" w:cs="Arial"/></w:rPr><w:t>PIHAK KEDUA,</w:t></w:r></w:p><w:p><w:pPr><w:jc w:val="center"/><w:rPr><w:rFonts w:ascii="Arial" w:hAnsi="Arial" w:cs="Arial"/></w:rPr></w:pPr></w:p><w:p><w:pPr><w:jc w:val="center"/><w:rPr><w:rFonts w:ascii="Arial" w:hAnsi="Arial" w:cs="Arial"/></w:rPr></w:pPr></w:p><w:p><w:pPr><w:jc w:val="center"/><w:rPr><w:rFonts w:ascii="Arial" w:hAnsi="Arial" w:cs="Arial"/></w:rPr></w:pPr></w:p><w:p><w:pPr><w:jc w:val="center"/><w:rPr><w:rFonts w:ascii="Arial" w:hAnsi="Arial" w:cs="Arial"/></w:rPr></w:pPr></w:p><w:p><w:pPr><w:jc w:val="center"/><w:rPr><w:rFonts w:ascii="Arial" w:hAnsi="Arial" w:cs="Arial"/><w:u w:val="single"/></w:rPr></w:pPr><w:r><w:rPr><w:rFonts w:ascii="Arial" w:hAnsi="Arial" w:cs="Arial"/><w:u w:val="single"/></w:rPr><w:t>(<w:t>&lt;&lt;NAMA_PIHAK_KEDUA&gt;&gt;</w:t>)</w:t></w:r></w:p><w:p><w:pPr><w:jc w:val="center"/><w:rPr><w:rFonts w:ascii="Arial" w:hAnsi="Arial" w:cs="Arial"/><w:lang w:val="en-US"/></w:rPr></w:pPr><w:r><w:rPr><w:rFonts w:ascii="Arial" w:hAnsi="Arial" w:cs="Arial"/></w:rPr><w:t xml:space="preserve">NIP. </w:t></w:r><w:r><w:rPr><w:rFonts w:ascii="Arial" w:hAnsi="Arial" w:cs="Arial"/></w:rPr><w:t>&lt;&lt; NIP_PIHAK_KEDUA&gt;&gt;</w:t></w:r></w:p></w:tc><w:tc><w:tcPr><w:tcW w:w="4254" w:type="dxa"/><w:tcBorders><w:top w:val="nil"/><w:left w:val="nil"/><w:bottom w:val="nil"/><w:right w:val="nil"/></w:tcBorders></w:tcPr><w:p><w:pPr><w:jc w:val="center"/><w:rPr><w:rFonts w:ascii="Arial" w:hAnsi="Arial" w:cs="Arial"/></w:rPr></w:pPr><w:r><w:rPr><w:rFonts w:ascii="Arial" w:hAnsi="Arial" w:cs="Arial"/></w:rPr><w:t>PIHAK PERTAMA,</w:t></w:r></w:p><w:p><w:pPr><w:jc w:val="center"/><w:rPr><w:rFonts w:ascii="Arial" w:hAnsi="Arial" w:cs="Arial"/></w:rPr></w:pPr></w:p><w:p><w:pPr><w:jc w:val="center"/><w:rPr><w:rFonts w:ascii="Arial" w:hAnsi="Arial" w:cs="Arial"/></w:rPr></w:pPr></w:p><w:p><w:pPr><w:jc w:val="center"/><w:rPr><w:rFonts w:ascii="Arial" w:hAnsi="Arial" w:cs="Arial"/></w:rPr></w:pPr></w:p><w:p><w:pPr><w:jc w:val="center"/><w:rPr><w:rFonts w:ascii="Arial" w:hAnsi="Arial" w:cs="Arial"/></w:rPr></w:pPr></w:p><w:p><w:pPr><w:jc w:val="center"/><w:rPr><w:rFonts w:ascii="Arial" w:hAnsi="Arial" w:cs="Arial"/><w:u w:val="single"/></w:rPr></w:pPr><w:r><w:rPr><w:rFonts w:ascii="Arial" w:hAnsi="Arial" w:cs="Arial"/><w:u w:val="single"/></w:rPr><w:t>(<w:t>&lt;&lt;NAMA_PIHAK_PERTAMA&gt;&gt;</w:t>)</w:t></w:r></w:p></w:tc></w:tr></w:tbl><w:p><w:pPr><w:rPr><w:rFonts w:ascii="Arial" w:hAnsi="Arial" w:cs="Arial"/></w:rPr></w:pPr></w:p><w:sectPr><w:pgSz w:w="11906" w:h="16838"/><w:pgMar w:top="1440" w:right="1440" w:bottom="1440" w:left="1440" w:header="708" w:footer="708" w:gutter="0"/><w:cols w:space="708"/><w:docGrid w:linePitch="360"/></w:sectPr></w:body></w:document>
 </file>
 
 <file path=word/numbering.xml><?xml version="1.0" encoding="utf-8"?>

--- a/public/template_docx/TEMPLATE_BAST_PPL-PML (organik).docx
+++ b/public/template_docx/TEMPLATE_BAST_PPL-PML (organik).docx
@@ -1,6 +1,1168 @@
 
-<file path=word/document.xml><?xml version="1.0" encoding="UTF-8" standalone="yes"?>
-<w:document xmlns:wpc="http://schemas.microsoft.com/office/word/2010/wordprocessingCanvas" xmlns:cx="http://schemas.microsoft.com/office/drawing/2014/chartex" xmlns:cx1="http://schemas.microsoft.com/office/drawing/2015/9/8/chartex" xmlns:cx2="http://schemas.microsoft.com/office/drawing/2015/10/21/chartex" xmlns:cx3="http://schemas.microsoft.com/office/drawing/2016/5/9/chartex" xmlns:cx4="http://schemas.microsoft.com/office/drawing/2016/5/10/chartex" xmlns:cx5="http://schemas.microsoft.com/office/drawing/2016/5/11/chartex" xmlns:cx6="http://schemas.microsoft.com/office/drawing/2016/5/12/chartex" xmlns:cx7="http://schemas.microsoft.com/office/drawing/2016/5/13/chartex" xmlns:cx8="http://schemas.microsoft.com/office/drawing/2016/5/14/chartex" xmlns:mc="http://schemas.openxmlformats.org/markup-compatibility/2006" xmlns:aink="http://schemas.microsoft.com/office/drawing/2016/ink" xmlns:am3d="http://schemas.microsoft.com/office/drawing/2017/model3d" xmlns:o="urn:schemas-microsoft-com:office:office" xmlns:oel="http://schemas.microsoft.com/office/2019/extlst" xmlns:r="http://schemas.openxmlformats.org/officeDocument/2006/relationships" xmlns:m="http://schemas.openxmlformats.org/officeDocument/2006/math" xmlns:v="urn:schemas-microsoft-com:vml" xmlns:wp14="http://schemas.microsoft.com/office/word/2010/wordprocessingDrawing" xmlns:wp="http://schemas.openxmlformats.org/drawingml/2006/wordprocessingDrawing" xmlns:w10="urn:schemas-microsoft-com:office:word" xmlns:w="http://schemas.openxmlformats.org/wordprocessingml/2006/main" xmlns:w14="http://schemas.microsoft.com/office/word/2010/wordml" xmlns:w15="http://schemas.microsoft.com/office/word/2012/wordml" xmlns:w16cex="http://schemas.microsoft.com/office/word/2018/wordml/cex" xmlns:w16cid="http://schemas.microsoft.com/office/word/2016/wordml/cid" xmlns:w16="http://schemas.microsoft.com/office/word/2018/wordml" xmlns:w16du="http://schemas.microsoft.com/office/word/2023/wordml/word16du" xmlns:w16sdtdh="http://schemas.microsoft.com/office/word/2020/wordml/sdtdatahash" xmlns:w16sdtfl="http://schemas.microsoft.com/office/word/2024/wordml/sdtformatlock" xmlns:w16se="http://schemas.microsoft.com/office/word/2015/wordml/symex" xmlns:wpg="http://schemas.microsoft.com/office/word/2010/wordprocessingGroup" xmlns:wpi="http://schemas.microsoft.com/office/word/2010/wordprocessingInk" xmlns:wne="http://schemas.microsoft.com/office/word/2006/wordml" xmlns:wps="http://schemas.microsoft.com/office/word/2010/wordprocessingShape" mc:Ignorable="w14 w15 w16se w16cid w16 w16cex w16sdtdh w16sdtfl w16du wp14"><w:body><w:p><w:pPr><w:spacing w:after="0" w:line="276" w:lineRule="auto"/><w:jc w:val="center"/><w:rPr><w:rFonts w:ascii="Arial" w:hAnsi="Arial" w:cs="Arial"/><w:b/></w:rPr></w:pPr><w:r><w:rPr><w:rFonts w:ascii="Arial" w:hAnsi="Arial" w:cs="Arial"/><w:b/><w:lang w:val="en-US"/></w:rPr><w:t xml:space="preserve">BERITA </w:t></w:r><w:r><w:rPr><w:rFonts w:ascii="Arial" w:hAnsi="Arial" w:cs="Arial"/><w:b/></w:rPr><w:t>ACARA SERAH TERIMA</w:t></w:r></w:p><w:p><w:pPr><w:pBdr><w:bottom w:val="single" w:sz="4" w:space="1" w:color="auto"/></w:pBdr><w:spacing w:after="0" w:line="276" w:lineRule="auto"/><w:jc w:val="center"/><w:rPr><w:rFonts w:ascii="Arial" w:hAnsi="Arial" w:cs="Arial"/><w:b/><w:noProof/></w:rPr></w:pPr><w:r><w:rPr><w:rFonts w:ascii="Arial" w:hAnsi="Arial" w:cs="Arial"/><w:b/><w:noProof/></w:rPr><w:t xml:space="preserve">HASIL </w:t></w:r><w:r><w:rPr><w:rFonts w:ascii="Arial" w:hAnsi="Arial" w:cs="Arial"/><w:b/><w:noProof/></w:rPr><w:t>&lt;&lt;JUDUL_PEKERJAAN_DOKUMEN&gt;&gt;</w:t></w:r></w:p><w:p><w:pPr><w:pBdr><w:bottom w:val="single" w:sz="4" w:space="1" w:color="auto"/></w:pBdr><w:spacing w:after="0" w:line="276" w:lineRule="auto"/><w:jc w:val="center"/><w:rPr><w:rFonts w:ascii="Arial" w:hAnsi="Arial" w:cs="Arial"/><w:b/><w:lang w:val="en-US"/></w:rPr></w:pPr><w:r><w:rPr><w:rFonts w:ascii="Arial" w:hAnsi="Arial" w:cs="Arial"/><w:b/></w:rPr><w:t xml:space="preserve">BPS KOTA </w:t></w:r><w:r><w:rPr><w:rFonts w:ascii="Arial" w:hAnsi="Arial" w:cs="Arial"/><w:b/><w:lang w:val="en-US"/></w:rPr><w:t>SUBULUSSALAM</w:t></w:r></w:p><w:p><w:pPr><w:spacing w:after="0" w:line="276" w:lineRule="auto"/><w:jc w:val="center"/><w:rPr><w:rFonts w:ascii="Arial" w:hAnsi="Arial" w:cs="Arial"/><w:b/><w:lang w:val="en-US"/></w:rPr></w:pPr><w:r><w:rPr><w:rFonts w:ascii="Arial" w:hAnsi="Arial" w:cs="Arial"/><w:b/><w:noProof/></w:rPr><w:t>&lt;&lt;NO_BAST_PPL-PML&gt;&gt;</w:t></w:r></w:p><w:p><w:pPr><w:spacing w:after="0" w:line="240" w:lineRule="auto"/><w:jc w:val="center"/><w:rPr><w:rFonts w:ascii="Arial" w:hAnsi="Arial" w:cs="Arial"/></w:rPr></w:pPr></w:p><w:p><w:pPr><w:spacing w:after="240" w:line="240" w:lineRule="auto"/><w:ind w:left="357" w:hanging="73"/><w:jc w:val="both"/><w:rPr><w:rFonts w:ascii="Arial" w:hAnsi="Arial" w:cs="Arial"/></w:rPr></w:pPr><w:r><w:rPr><w:rFonts w:ascii="Arial" w:hAnsi="Arial" w:cs="Arial"/><w:lang w:val="en-US"/></w:rPr><w:t xml:space="preserve"> </w:t></w:r><w:r><w:rPr><w:rFonts w:ascii="Arial" w:hAnsi="Arial" w:cs="Arial"/></w:rPr><w:t>Pada hari</w:t></w:r><w:r><w:rPr><w:rFonts w:ascii="Arial" w:hAnsi="Arial" w:cs="Arial"/><w:lang w:val="en-US"/></w:rPr><w:t xml:space="preserve"> </w:t></w:r><w:r><w:rPr><w:rFonts w:ascii="Arial" w:hAnsi="Arial" w:cs="Arial"/><w:noProof/></w:rPr><w:t>&lt;&lt;HARI_TERBILANG&gt;&gt;</w:t></w:r><w:r><w:rPr><w:rFonts w:ascii="Arial" w:hAnsi="Arial" w:cs="Arial"/><w:lang w:val="en-US"/></w:rPr><w:t>,</w:t></w:r><w:r><w:rPr><w:rFonts w:ascii="Arial" w:hAnsi="Arial" w:cs="Arial"/></w:rPr><w:t xml:space="preserve"> tanggal </w:t></w:r><w:r><w:rPr><w:rFonts w:ascii="Arial" w:hAnsi="Arial" w:cs="Arial"/><w:noProof/></w:rPr><w:t>&lt;&lt;TANGGAL_TERBILANG&gt;&gt;</w:t></w:r><w:r><w:rPr><w:rFonts w:ascii="Arial" w:hAnsi="Arial" w:cs="Arial"/><w:lang w:val="en-US"/></w:rPr><w:t xml:space="preserve">, </w:t></w:r><w:r><w:rPr><w:rFonts w:ascii="Arial" w:hAnsi="Arial" w:cs="Arial"/></w:rPr><w:t xml:space="preserve">bulan </w:t></w:r><w:r><w:rPr><w:rFonts w:ascii="Arial" w:hAnsi="Arial" w:cs="Arial"/><w:noProof/></w:rPr><w:t>&lt;&lt;BULAN_TERBILANG&gt;&gt;</w:t></w:r><w:r><w:rPr><w:rFonts w:ascii="Arial" w:hAnsi="Arial" w:cs="Arial"/><w:lang w:val="en-US"/></w:rPr><w:t xml:space="preserve">, </w:t></w:r><w:r><w:rPr><w:rFonts w:ascii="Arial" w:hAnsi="Arial" w:cs="Arial"/></w:rPr><w:t>tahun <w:t>&lt;&lt;TAHUN_TERBILANG&gt;&gt;</w:t></w:r><w:r><w:rPr><w:rFonts w:ascii="Arial" w:hAnsi="Arial" w:cs="Arial"/><w:lang w:val="en-US"/></w:rPr><w:t xml:space="preserve"> </w:t></w:r><w:r><w:rPr><w:rFonts w:ascii="Arial" w:hAnsi="Arial" w:cs="Arial"/><w:noProof/></w:rPr><w:t>(<w:t>&lt;&lt;TANGGAL_BAST&gt;&gt;</w:t>)</w:t></w:r><w:r><w:rPr><w:rFonts w:ascii="Arial" w:hAnsi="Arial" w:cs="Arial"/><w:lang w:val="en-US"/></w:rPr><w:t>,</w:t></w:r><w:r><w:rPr><w:rFonts w:ascii="Arial" w:hAnsi="Arial" w:cs="Arial"/></w:rPr><w:t xml:space="preserve"> bertempat di Kota </w:t></w:r><w:r><w:rPr><w:rFonts w:ascii="Arial" w:hAnsi="Arial" w:cs="Arial"/><w:lang w:val="en-US"/></w:rPr><w:t>Subulussalam</w:t></w:r><w:r><w:rPr><w:rFonts w:ascii="Arial" w:hAnsi="Arial" w:cs="Arial"/></w:rPr><w:t>, yang bertanda tangan di bawah ini:</w:t></w:r></w:p><w:p><w:pPr><w:pStyle w:val="ListParagraph"/><w:numPr><w:ilvl w:val="0"/><w:numId w:val="2"/></w:numPr><w:spacing w:after="0" w:line="240" w:lineRule="auto"/><w:ind w:left="709"/><w:contextualSpacing w:val="0"/><w:jc w:val="both"/><w:rPr><w:rFonts w:ascii="Arial" w:hAnsi="Arial" w:cs="Arial"/></w:rPr></w:pPr><w:r><w:rPr><w:rFonts w:ascii="Arial" w:hAnsi="Arial" w:cs="Arial"/></w:rPr><w:t xml:space="preserve">Nama </w:t></w:r><w:r><w:rPr><w:rFonts w:ascii="Arial" w:hAnsi="Arial" w:cs="Arial"/></w:rPr><w:tab/></w:r><w:r><w:rPr><w:rFonts w:ascii="Arial" w:hAnsi="Arial" w:cs="Arial"/></w:rPr><w:tab/><w:t xml:space="preserve">: </w:t></w:r><w:r><w:rPr><w:rFonts w:ascii="Arial" w:hAnsi="Arial" w:cs="Arial"/><w:noProof/></w:rPr><w:t>&lt;&lt;NAMA_PIHAK_PERTAMA&gt;&gt;</w:t></w:r></w:p><w:p><w:pPr><w:pStyle w:val="ListParagraph"/><w:spacing w:after="0" w:line="240" w:lineRule="auto"/><w:contextualSpacing w:val="0"/><w:jc w:val="both"/><w:rPr><w:rFonts w:ascii="Arial" w:hAnsi="Arial" w:cs="Arial"/><w:lang w:val="en-US"/></w:rPr></w:pPr><w:r><w:rPr><w:rFonts w:ascii="Arial" w:hAnsi="Arial" w:cs="Arial"/><w:lang w:val="en-US"/></w:rPr><w:t>NIK</w:t></w:r><w:r><w:rPr><w:rFonts w:ascii="Arial" w:hAnsi="Arial" w:cs="Arial"/><w:lang w:val="en-US"/></w:rPr><w:tab/></w:r><w:r><w:rPr><w:rFonts w:ascii="Arial" w:hAnsi="Arial" w:cs="Arial"/><w:lang w:val="en-US"/></w:rPr><w:tab/><w:t xml:space="preserve">: </w:t></w:r><w:r><w:rPr><w:rFonts w:ascii="Arial" w:hAnsi="Arial" w:cs="Arial"/><w:noProof/></w:rPr><w:t>&lt;&lt;NIK_PIHAK_PERTAMA&gt;&gt;</w:t></w:r></w:p><w:p><w:pPr><w:pStyle w:val="ListParagraph"/><w:spacing w:after="0" w:line="240" w:lineRule="auto"/><w:contextualSpacing w:val="0"/><w:jc w:val="both"/><w:rPr><w:rFonts w:ascii="Arial" w:hAnsi="Arial" w:cs="Arial"/></w:rPr></w:pPr><w:r><w:rPr><w:rFonts w:ascii="Arial" w:hAnsi="Arial" w:cs="Arial"/></w:rPr><w:t>Jabatan</w:t></w:r><w:r><w:rPr><w:rFonts w:ascii="Arial" w:hAnsi="Arial" w:cs="Arial"/></w:rPr><w:tab/></w:r><w:r><w:rPr><w:rFonts w:ascii="Arial" w:hAnsi="Arial" w:cs="Arial"/><w:lang w:val="en-US"/></w:rPr><w:t>:</w:t></w:r><w:r><w:rPr><w:rFonts w:ascii="Arial" w:hAnsi="Arial" w:cs="Arial"/></w:rPr><w:t xml:space="preserve"> </w:t></w:r><w:r><w:rPr><w:rFonts w:ascii="Arial" w:hAnsi="Arial" w:cs="Arial"/><w:noProof/></w:rPr><w:t>&lt;&lt;JABATAN_PIHAK_PERTAMA&gt;&gt;</w:t></w:r></w:p><w:p><w:pPr><w:spacing w:after="0" w:line="240" w:lineRule="auto"/><w:ind w:firstLine="720"/><w:jc w:val="both"/><w:rPr><w:rFonts w:ascii="Arial" w:hAnsi="Arial" w:cs="Arial"/></w:rPr></w:pPr><w:r><w:rPr><w:rFonts w:ascii="Arial" w:hAnsi="Arial" w:cs="Arial"/></w:rPr><w:t xml:space="preserve">Tugas </w:t></w:r><w:r><w:rPr><w:rFonts w:ascii="Arial" w:hAnsi="Arial" w:cs="Arial"/></w:rPr><w:tab/></w:r><w:r><w:rPr><w:rFonts w:ascii="Arial" w:hAnsi="Arial" w:cs="Arial"/></w:rPr><w:tab/><w:t xml:space="preserve">: </w:t></w:r><w:r><w:rPr><w:rFonts w:ascii="Arial" w:hAnsi="Arial" w:cs="Arial"/><w:noProof/></w:rPr><w:t>&lt;&lt;URAIAN_PEKERJAAN&gt;&gt;</w:t></w:r></w:p><w:p><w:pPr><w:pStyle w:val="ListParagraph"/><w:spacing w:after="240" w:line="240" w:lineRule="auto"/><w:ind w:left="709"/><w:contextualSpacing w:val="0"/><w:jc w:val="both"/><w:rPr><w:rFonts w:ascii="Arial" w:hAnsi="Arial" w:cs="Arial"/><w:lang w:val="en-US"/></w:rPr></w:pPr><w:r><w:rPr><w:rFonts w:ascii="Arial" w:hAnsi="Arial" w:cs="Arial"/><w:lang w:val="en-US"/></w:rPr><w:t>bertindak untuk dan atas namanya sendiri, selanjutnya disebut sebagai PIHAK PERTAMA.</w:t></w:r></w:p><w:p><w:pPr><w:pStyle w:val="ListParagraph"/><w:numPr><w:ilvl w:val="0"/><w:numId w:val="2"/></w:numPr><w:spacing w:after="0" w:line="240" w:lineRule="auto"/><w:ind w:left="709"/><w:contextualSpacing w:val="0"/><w:jc w:val="both"/><w:rPr><w:rFonts w:ascii="Arial" w:hAnsi="Arial" w:cs="Arial"/><w:lang w:val="en-US"/></w:rPr></w:pPr><w:r><w:rPr><w:rFonts w:ascii="Arial" w:hAnsi="Arial" w:cs="Arial"/></w:rPr><w:t xml:space="preserve">Nama </w:t></w:r><w:r><w:rPr><w:rFonts w:ascii="Arial" w:hAnsi="Arial" w:cs="Arial"/></w:rPr><w:tab/></w:r><w:r><w:rPr><w:rFonts w:ascii="Arial" w:hAnsi="Arial" w:cs="Arial"/></w:rPr><w:tab/><w:t xml:space="preserve">:  </w:t></w:r><w:r><w:rPr><w:rFonts w:ascii="Arial" w:hAnsi="Arial" w:cs="Arial"/><w:noProof/></w:rPr><w:t>&lt;&lt;NAMA_PIHAK_KEDUA&gt;&gt;</w:t></w:r></w:p><w:p><w:pPr><w:pStyle w:val="ListParagraph"/><w:spacing w:after="0" w:line="240" w:lineRule="auto"/><w:contextualSpacing w:val="0"/><w:jc w:val="both"/><w:rPr><w:rFonts w:ascii="Arial" w:hAnsi="Arial" w:cs="Arial"/><w:lang w:val="en-US"/></w:rPr></w:pPr><w:r><w:rPr><w:rFonts w:ascii="Arial" w:hAnsi="Arial" w:cs="Arial"/><w:lang w:val="en-US"/></w:rPr><w:t>NI</w:t></w:r><w:r><w:rPr><w:rFonts w:ascii="Arial" w:hAnsi="Arial" w:cs="Arial"/><w:lang w:val="en-US"/></w:rPr><w:t>P</w:t></w:r><w:r><w:rPr><w:rFonts w:ascii="Arial" w:hAnsi="Arial" w:cs="Arial"/><w:lang w:val="en-US"/></w:rPr><w:tab/></w:r><w:r><w:rPr><w:rFonts w:ascii="Arial" w:hAnsi="Arial" w:cs="Arial"/><w:lang w:val="en-US"/></w:rPr><w:tab/><w:t xml:space="preserve">:  </w:t></w:r><w:r><w:rPr><w:rFonts w:ascii="Arial" w:hAnsi="Arial" w:cs="Arial"/><w:noProof/></w:rPr><w:t>&lt;&lt;NIP_PIHAK_KEDUA&gt;&gt;</w:t></w:r></w:p><w:p><w:pPr><w:pStyle w:val="ListParagraph"/><w:spacing w:after="0" w:line="240" w:lineRule="auto"/><w:contextualSpacing w:val="0"/><w:jc w:val="both"/><w:rPr><w:rFonts w:ascii="Arial" w:hAnsi="Arial" w:cs="Arial"/><w:lang w:val="en-US"/></w:rPr></w:pPr><w:r><w:rPr><w:rFonts w:ascii="Arial" w:hAnsi="Arial" w:cs="Arial"/></w:rPr><w:t>Jabatan</w:t></w:r><w:r><w:rPr><w:rFonts w:ascii="Arial" w:hAnsi="Arial" w:cs="Arial"/></w:rPr><w:tab/></w:r><w:r><w:rPr><w:rFonts w:ascii="Arial" w:hAnsi="Arial" w:cs="Arial"/><w:lang w:val="en-US"/></w:rPr><w:t xml:space="preserve">:  </w:t></w:r><w:r><w:rPr><w:rFonts w:ascii="Arial" w:hAnsi="Arial" w:cs="Arial"/><w:noProof/></w:rPr><w:t>&lt;&lt;JABATAN_PIHAK_KEDUA&gt;&gt;</w:t></w:r></w:p><w:p><w:pPr><w:pStyle w:val="ListParagraph"/><w:spacing w:after="0" w:line="240" w:lineRule="auto"/><w:contextualSpacing w:val="0"/><w:jc w:val="both"/><w:rPr><w:rFonts w:ascii="Arial" w:hAnsi="Arial" w:cs="Arial"/><w:lang w:val="en-US"/></w:rPr></w:pPr><w:r><w:rPr><w:rFonts w:ascii="Arial" w:hAnsi="Arial" w:cs="Arial"/><w:lang w:val="en-US"/></w:rPr><w:t>Unit Kerja</w:t></w:r><w:r><w:rPr><w:rFonts w:ascii="Arial" w:hAnsi="Arial" w:cs="Arial"/><w:lang w:val="en-US"/></w:rPr><w:tab/><w:t>:  BPS Kota Subulussalam</w:t></w:r></w:p><w:p><w:pPr><w:spacing w:after="0" w:line="240" w:lineRule="auto"/><w:ind w:left="709"/><w:jc w:val="both"/><w:rPr><w:rFonts w:ascii="Arial" w:hAnsi="Arial" w:cs="Arial"/><w:lang w:val="en-US"/></w:rPr></w:pPr><w:r><w:rPr><w:rFonts w:ascii="Arial" w:hAnsi="Arial" w:cs="Arial"/><w:lang w:val="en-US"/></w:rPr><w:t>bertindak untuk dan atas nama BPS Kota Subulussalam, selanjutnya disebut sebagai PIHAK KEDUA.</w:t></w:r></w:p><w:p><w:pPr><w:spacing w:after="0" w:line="240" w:lineRule="auto"/><w:jc w:val="both"/><w:rPr><w:rFonts w:ascii="Arial" w:hAnsi="Arial" w:cs="Arial"/></w:rPr></w:pPr></w:p><w:p><w:pPr><w:spacing w:after="120" w:line="240" w:lineRule="auto"/><w:ind w:left="360"/><w:jc w:val="both"/><w:rPr><w:rFonts w:ascii="Arial" w:hAnsi="Arial" w:cs="Arial"/></w:rPr></w:pPr><w:r><w:rPr><w:rFonts w:ascii="Arial" w:hAnsi="Arial" w:cs="Arial"/></w:rPr><w:t xml:space="preserve">Berdasarkan Surat Keputusan Kepala BPS Kota Subulussalam </w:t></w:r><w:r><w:rPr><w:rFonts w:ascii="Arial" w:hAnsi="Arial" w:cs="Arial"/><w:lang w:val="en-US"/></w:rPr><w:t xml:space="preserve">Nomor </w:t></w:r><w:r><w:rPr><w:rFonts w:ascii="Arial" w:hAnsi="Arial" w:cs="Arial"/></w:rPr><w:t>&lt;&lt;NOMOR_KEPKA&gt;&gt;</w:t> tanggal <w:t>&lt;&lt;TANGGAL_KEPKA&gt;&gt;</w:t>, bersama ini PIHAK PERTAMA telah menyerahkan pekerjaan Hasil </w:t></w:r><w:r><w:rPr><w:rFonts w:ascii="Arial" w:hAnsi="Arial" w:cs="Arial"/><w:lang w:val="en-US"/></w:rPr><w:t xml:space="preserve"> </w:t></w:r><w:r><w:rPr><w:rFonts w:ascii="Arial" w:hAnsi="Arial" w:cs="Arial"/></w:rPr><w:t>kepada PIHAK KEDUA, dengan ketentuan sebagai berikut:</w:t></w:r></w:p><w:p><w:pPr><w:pStyle w:val="ListParagraph"/><w:numPr><w:ilvl w:val="0"/><w:numId w:val="1"/></w:numPr><w:spacing w:after="120" w:line="240" w:lineRule="auto"/><w:jc w:val="both"/><w:rPr><w:rFonts w:ascii="Arial" w:hAnsi="Arial" w:cs="Arial"/></w:rPr></w:pPr><w:r><w:rPr><w:rFonts w:ascii="Arial" w:hAnsi="Arial" w:cs="Arial"/></w:rPr><w:t>PIHAK PERTAMA telah melaksanakan pekerjaan</w:t></w:r><w:r><w:rPr><w:rFonts w:ascii="Arial" w:hAnsi="Arial" w:cs="Arial"/><w:noProof/></w:rPr><w:t xml:space="preserve"> <w:t>&lt;&lt;URAIAN_PEKERJAAN&gt;&gt;</w:t></w:r><w:r><w:rPr><w:rFonts w:ascii="Arial" w:hAnsi="Arial" w:cs="Arial"/></w:rPr><w:t xml:space="preserve"> berdasarkan Perjanjian Kerja Nomor</w:t></w:r><w:r><w:rPr><w:rFonts w:ascii="Arial" w:hAnsi="Arial" w:cs="Arial"/><w:lang w:val="en-US"/></w:rPr><w:t xml:space="preserve"> </w:t></w:r><w:r><w:rPr><w:rFonts w:ascii="Arial" w:hAnsi="Arial" w:cs="Arial"/><w:noProof/></w:rPr><w:t>&lt;&lt;NO_SPK&gt;&gt;</w:t></w:r><w:r><w:rPr><w:rFonts w:ascii="Arial" w:hAnsi="Arial" w:cs="Arial"/></w:rPr><w:t>,  tanggal</w:t></w:r><w:r><w:rPr><w:rFonts w:ascii="Arial" w:hAnsi="Arial" w:cs="Arial"/><w:lang w:val="en-US"/></w:rPr><w:t xml:space="preserve"> <w:t>&lt;&lt;TANGGAL&gt;&gt;</w:t></w:r><w:r><w:rPr><w:rFonts w:ascii="Arial" w:hAnsi="Arial" w:cs="Arial"/></w:rPr><w:t>, bulan</w:t></w:r><w:r><w:rPr><w:rFonts w:ascii="Arial" w:hAnsi="Arial" w:cs="Arial"/><w:lang w:val="en-US"/></w:rPr><w:t xml:space="preserve"> <w:t>&lt;&lt;BULAN&gt;&gt;</w:t></w:r><w:r><w:rPr><w:rFonts w:ascii="Arial" w:hAnsi="Arial" w:cs="Arial"/></w:rPr><w:t>, <w:t>&lt;&lt;TAHUN&gt;&gt;</w:t>;</w:t></w:r></w:p><w:p><w:pPr><w:pStyle w:val="ListParagraph"/><w:numPr><w:ilvl w:val="0"/><w:numId w:val="1"/></w:numPr><w:spacing w:after="120" w:line="240" w:lineRule="auto"/><w:jc w:val="both"/><w:rPr><w:rFonts w:ascii="Arial" w:hAnsi="Arial" w:cs="Arial"/></w:rPr></w:pPr><w:r><w:rPr><w:rFonts w:ascii="Arial" w:hAnsi="Arial" w:cs="Arial"/></w:rPr><w:t xml:space="preserve">Berdasarkan angka 1 tersebut di atas, PIHAK PERTAMA menyerahkan hasil pekerjaan </w:t></w:r><w:r><w:rPr><w:rFonts w:ascii="Arial" w:hAnsi="Arial" w:cs="Arial"/><w:noProof/></w:rPr><w:t>&lt;&lt;URAIAN_PEKERJAAN&gt;&gt;</w:t></w:r><w:r><w:rPr><w:rFonts w:ascii="Arial" w:hAnsi="Arial" w:cs="Arial"/><w:lang w:val="en-US"/></w:rPr><w:t xml:space="preserve"> </w:t></w:r><w:r><w:rPr><w:rFonts w:ascii="Arial" w:hAnsi="Arial" w:cs="Arial"/></w:rPr><w:t>kepada PIHAK KEDUA, dan PIHAK KEDUA menerima hasil pekerjaan tersebut yang telah sesuai dengan seharusnya;</w:t></w:r></w:p><w:p><w:pPr><w:pStyle w:val="ListParagraph"/><w:numPr><w:ilvl w:val="0"/><w:numId w:val="1"/></w:numPr><w:spacing w:after="120" w:line="240" w:lineRule="auto"/><w:jc w:val="both"/><w:rPr><w:rFonts w:ascii="Arial" w:hAnsi="Arial" w:cs="Arial"/></w:rPr></w:pPr><w:r><w:rPr><w:rFonts w:ascii="Arial" w:hAnsi="Arial" w:cs="Arial"/></w:rPr><w:t xml:space="preserve">Hasil pekerjaan PIHAK </w:t></w:r><w:r><w:rPr><w:rFonts w:ascii="Arial" w:hAnsi="Arial" w:cs="Arial"/><w:lang w:val="en-US"/></w:rPr><w:t>PERTAMA</w:t></w:r><w:r><w:rPr><w:rFonts w:ascii="Arial" w:hAnsi="Arial" w:cs="Arial"/></w:rPr><w:t xml:space="preserve"> telah sesuai dengan jumlah dan spesifikasi teknis/kualitas yang ditetapkan dalam </w:t></w:r><w:r><w:rPr><w:rFonts w:ascii="Arial" w:hAnsi="Arial" w:cs="Arial"/><w:lang w:val="en-US"/></w:rPr><w:t>SK</w:t></w:r><w:r><w:rPr><w:rFonts w:ascii="Arial" w:hAnsi="Arial" w:cs="Arial"/></w:rPr><w:t>.</w:t></w:r></w:p><w:p><w:pPr><w:pStyle w:val="ListParagraph"/><w:numPr><w:ilvl w:val="0"/><w:numId w:val="1"/></w:numPr><w:spacing w:after="120" w:line="240" w:lineRule="auto"/><w:contextualSpacing w:val="0"/><w:jc w:val="both"/><w:rPr><w:rFonts w:ascii="Arial" w:hAnsi="Arial" w:cs="Arial"/></w:rPr></w:pPr><w:r><w:rPr><w:rFonts w:ascii="Arial" w:hAnsi="Arial" w:cs="Arial"/></w:rPr><w:t>Pelaksanaan penyerahan hasil pekerjaan tersebut di atas dilaksanakan secara langsung di BPS Kota Subulussalam, Jl. Lae Oram Kompleks Perkantoran Walikota Subulussalam.</w:t></w:r></w:p><w:p><w:pPr><w:spacing w:after="0" w:line="240" w:lineRule="auto"/><w:ind w:left="284"/><w:jc w:val="both"/><w:rPr><w:rFonts w:ascii="Arial" w:hAnsi="Arial" w:cs="Arial"/></w:rPr></w:pPr></w:p><w:p><w:pPr><w:spacing w:after="0" w:line="240" w:lineRule="auto"/><w:ind w:left="284"/><w:jc w:val="both"/><w:rPr><w:rFonts w:ascii="Arial" w:hAnsi="Arial" w:cs="Arial"/></w:rPr></w:pPr><w:r><w:rPr><w:rFonts w:ascii="Arial" w:hAnsi="Arial" w:cs="Arial"/></w:rPr><w:t>Demikian Berita Acara ini dibuat untuk dipergunakan sebagaimana mestinya.</w:t></w:r></w:p><w:p><w:pPr><w:spacing w:after="0" w:line="240" w:lineRule="auto"/><w:jc w:val="both"/><w:rPr><w:rFonts w:ascii="Arial" w:hAnsi="Arial" w:cs="Arial"/></w:rPr></w:pPr></w:p><w:p><w:pPr><w:spacing w:after="0" w:line="240" w:lineRule="auto"/><w:jc w:val="both"/><w:rPr><w:rFonts w:ascii="Arial" w:hAnsi="Arial" w:cs="Arial"/></w:rPr></w:pPr></w:p><w:tbl><w:tblPr><w:tblStyle w:val="TableGrid"/><w:tblW w:w="8790" w:type="dxa"/><w:jc w:val="center"/><w:tblLook w:val="04A0" w:firstRow="1" w:lastRow="0" w:firstColumn="1" w:lastColumn="0" w:noHBand="0" w:noVBand="1"/></w:tblPr><w:tblGrid><w:gridCol w:w="4536"/><w:gridCol w:w="4254"/></w:tblGrid><w:tr><w:trPr><w:trHeight w:val="1291"/><w:jc w:val="center"/></w:trPr><w:tc><w:tcPr><w:tcW w:w="4536" w:type="dxa"/><w:tcBorders><w:top w:val="nil"/><w:left w:val="nil"/><w:bottom w:val="nil"/><w:right w:val="nil"/></w:tcBorders></w:tcPr><w:p><w:pPr><w:jc w:val="center"/><w:rPr><w:rFonts w:ascii="Arial" w:hAnsi="Arial" w:cs="Arial"/></w:rPr></w:pPr><w:r><w:rPr><w:rFonts w:ascii="Arial" w:hAnsi="Arial" w:cs="Arial"/></w:rPr><w:t>PIHAK KEDUA,</w:t></w:r></w:p><w:p><w:pPr><w:jc w:val="center"/><w:rPr><w:rFonts w:ascii="Arial" w:hAnsi="Arial" w:cs="Arial"/></w:rPr></w:pPr></w:p><w:p><w:pPr><w:jc w:val="center"/><w:rPr><w:rFonts w:ascii="Arial" w:hAnsi="Arial" w:cs="Arial"/></w:rPr></w:pPr></w:p><w:p><w:pPr><w:jc w:val="center"/><w:rPr><w:rFonts w:ascii="Arial" w:hAnsi="Arial" w:cs="Arial"/></w:rPr></w:pPr></w:p><w:p><w:pPr><w:jc w:val="center"/><w:rPr><w:rFonts w:ascii="Arial" w:hAnsi="Arial" w:cs="Arial"/></w:rPr></w:pPr></w:p><w:p><w:pPr><w:jc w:val="center"/><w:rPr><w:rFonts w:ascii="Arial" w:hAnsi="Arial" w:cs="Arial"/><w:u w:val="single"/></w:rPr></w:pPr><w:r><w:rPr><w:rFonts w:ascii="Arial" w:hAnsi="Arial" w:cs="Arial"/><w:u w:val="single"/></w:rPr><w:t>(<w:t>&lt;&lt;NAMA_PIHAK_KEDUA&gt;&gt;</w:t>)</w:t></w:r></w:p><w:p><w:pPr><w:jc w:val="center"/><w:rPr><w:rFonts w:ascii="Arial" w:hAnsi="Arial" w:cs="Arial"/><w:lang w:val="en-US"/></w:rPr></w:pPr><w:r><w:rPr><w:rFonts w:ascii="Arial" w:hAnsi="Arial" w:cs="Arial"/></w:rPr><w:t xml:space="preserve">NIP. </w:t></w:r><w:r><w:rPr><w:rFonts w:ascii="Arial" w:hAnsi="Arial" w:cs="Arial"/></w:rPr><w:t>&lt;&lt; NIP_PIHAK_KEDUA&gt;&gt;</w:t></w:r></w:p></w:tc><w:tc><w:tcPr><w:tcW w:w="4254" w:type="dxa"/><w:tcBorders><w:top w:val="nil"/><w:left w:val="nil"/><w:bottom w:val="nil"/><w:right w:val="nil"/></w:tcBorders></w:tcPr><w:p><w:pPr><w:jc w:val="center"/><w:rPr><w:rFonts w:ascii="Arial" w:hAnsi="Arial" w:cs="Arial"/></w:rPr></w:pPr><w:r><w:rPr><w:rFonts w:ascii="Arial" w:hAnsi="Arial" w:cs="Arial"/></w:rPr><w:t>PIHAK PERTAMA,</w:t></w:r></w:p><w:p><w:pPr><w:jc w:val="center"/><w:rPr><w:rFonts w:ascii="Arial" w:hAnsi="Arial" w:cs="Arial"/></w:rPr></w:pPr></w:p><w:p><w:pPr><w:jc w:val="center"/><w:rPr><w:rFonts w:ascii="Arial" w:hAnsi="Arial" w:cs="Arial"/></w:rPr></w:pPr></w:p><w:p><w:pPr><w:jc w:val="center"/><w:rPr><w:rFonts w:ascii="Arial" w:hAnsi="Arial" w:cs="Arial"/></w:rPr></w:pPr></w:p><w:p><w:pPr><w:jc w:val="center"/><w:rPr><w:rFonts w:ascii="Arial" w:hAnsi="Arial" w:cs="Arial"/></w:rPr></w:pPr></w:p><w:p><w:pPr><w:jc w:val="center"/><w:rPr><w:rFonts w:ascii="Arial" w:hAnsi="Arial" w:cs="Arial"/><w:u w:val="single"/></w:rPr></w:pPr><w:r><w:rPr><w:rFonts w:ascii="Arial" w:hAnsi="Arial" w:cs="Arial"/><w:u w:val="single"/></w:rPr><w:t>(<w:t>&lt;&lt;NAMA_PIHAK_PERTAMA&gt;&gt;</w:t>)</w:t></w:r></w:p></w:tc></w:tr></w:tbl><w:p><w:pPr><w:rPr><w:rFonts w:ascii="Arial" w:hAnsi="Arial" w:cs="Arial"/></w:rPr></w:pPr></w:p><w:sectPr><w:pgSz w:w="11906" w:h="16838"/><w:pgMar w:top="1440" w:right="1440" w:bottom="1440" w:left="1440" w:header="708" w:footer="708" w:gutter="0"/><w:cols w:space="708"/><w:docGrid w:linePitch="360"/></w:sectPr></w:body></w:document>
+<file path=word/document.xml><?xml version="1.0" encoding="utf-8"?>
+<w:document xmlns:wpc="http://schemas.microsoft.com/office/word/2010/wordprocessingCanvas" xmlns:cx="http://schemas.microsoft.com/office/drawing/2014/chartex" xmlns:cx1="http://schemas.microsoft.com/office/drawing/2015/9/8/chartex" xmlns:cx2="http://schemas.microsoft.com/office/drawing/2015/10/21/chartex" xmlns:cx3="http://schemas.microsoft.com/office/drawing/2016/5/9/chartex" xmlns:cx4="http://schemas.microsoft.com/office/drawing/2016/5/10/chartex" xmlns:cx5="http://schemas.microsoft.com/office/drawing/2016/5/11/chartex" xmlns:cx6="http://schemas.microsoft.com/office/drawing/2016/5/12/chartex" xmlns:cx7="http://schemas.microsoft.com/office/drawing/2016/5/13/chartex" xmlns:cx8="http://schemas.microsoft.com/office/drawing/2016/5/14/chartex" xmlns:mc="http://schemas.openxmlformats.org/markup-compatibility/2006" xmlns:aink="http://schemas.microsoft.com/office/drawing/2016/ink" xmlns:am3d="http://schemas.microsoft.com/office/drawing/2017/model3d" xmlns:o="urn:schemas-microsoft-com:office:office" xmlns:oel="http://schemas.microsoft.com/office/2019/extlst" xmlns:r="http://schemas.openxmlformats.org/officeDocument/2006/relationships" xmlns:m="http://schemas.openxmlformats.org/officeDocument/2006/math" xmlns:v="urn:schemas-microsoft-com:vml" xmlns:wp14="http://schemas.microsoft.com/office/word/2010/wordprocessingDrawing" xmlns:wp="http://schemas.openxmlformats.org/drawingml/2006/wordprocessingDrawing" xmlns:w10="urn:schemas-microsoft-com:office:word" xmlns:w="http://schemas.openxmlformats.org/wordprocessingml/2006/main" xmlns:w14="http://schemas.microsoft.com/office/word/2010/wordml" xmlns:w15="http://schemas.microsoft.com/office/word/2012/wordml" xmlns:w16cex="http://schemas.microsoft.com/office/word/2018/wordml/cex" xmlns:w16cid="http://schemas.microsoft.com/office/word/2016/wordml/cid" xmlns:w16="http://schemas.microsoft.com/office/word/2018/wordml" xmlns:w16du="http://schemas.microsoft.com/office/word/2023/wordml/word16du" xmlns:w16sdtdh="http://schemas.microsoft.com/office/word/2020/wordml/sdtdatahash" xmlns:w16sdtfl="http://schemas.microsoft.com/office/word/2024/wordml/sdtformatlock" xmlns:w16se="http://schemas.microsoft.com/office/word/2015/wordml/symex" xmlns:wpg="http://schemas.microsoft.com/office/word/2010/wordprocessingGroup" xmlns:wpi="http://schemas.microsoft.com/office/word/2010/wordprocessingInk" xmlns:wne="http://schemas.microsoft.com/office/word/2006/wordml" xmlns:wps="http://schemas.microsoft.com/office/word/2010/wordprocessingShape" mc:Ignorable="w14 w15 w16se w16cid w16 w16cex w16sdtdh w16sdtfl w16du wp14">
+  <w:body>
+    <w:p>
+      <w:pPr>
+        <w:spacing w:after="0" w:line="276" w:lineRule="auto"/>
+        <w:jc w:val="center"/>
+        <w:rPr>
+          <w:rFonts w:ascii="Arial" w:hAnsi="Arial" w:cs="Arial"/>
+          <w:b/>
+        </w:rPr>
+      </w:pPr>
+      <w:r>
+        <w:rPr>
+          <w:rFonts w:ascii="Arial" w:hAnsi="Arial" w:cs="Arial"/>
+          <w:b/>
+          <w:lang w:val="en-US"/>
+        </w:rPr>
+        <w:t xml:space="preserve">BERITA </w:t>
+      </w:r>
+      <w:r>
+        <w:rPr>
+          <w:rFonts w:ascii="Arial" w:hAnsi="Arial" w:cs="Arial"/>
+          <w:b/>
+        </w:rPr>
+        <w:t>ACARA SERAH TERIMA</w:t>
+      </w:r>
+    </w:p>
+    <w:p>
+      <w:pPr>
+        <w:pBdr>
+          <w:bottom w:val="single" w:sz="4" w:space="1" w:color="auto"/>
+        </w:pBdr>
+        <w:spacing w:after="0" w:line="276" w:lineRule="auto"/>
+        <w:jc w:val="center"/>
+        <w:rPr>
+          <w:rFonts w:ascii="Arial" w:hAnsi="Arial" w:cs="Arial"/>
+          <w:b/>
+          <w:noProof/>
+        </w:rPr>
+      </w:pPr>
+      <w:r>
+        <w:rPr>
+          <w:rFonts w:ascii="Arial" w:hAnsi="Arial" w:cs="Arial"/>
+          <w:b/>
+          <w:noProof/>
+        </w:rPr>
+        <w:t xml:space="preserve">HASIL </w:t>
+      </w:r>
+      <w:r>
+        <w:rPr>
+          <w:rFonts w:ascii="Arial" w:hAnsi="Arial" w:cs="Arial"/>
+          <w:b/>
+          <w:noProof/>
+        </w:rPr>
+        <w:t>&lt;&lt;JUDUL_PEKERJAAN_DOKUMEN&gt;&gt;</w:t>
+      </w:r>
+    </w:p>
+    <w:p>
+      <w:pPr>
+        <w:pBdr>
+          <w:bottom w:val="single" w:sz="4" w:space="1" w:color="auto"/>
+        </w:pBdr>
+        <w:spacing w:after="0" w:line="276" w:lineRule="auto"/>
+        <w:jc w:val="center"/>
+        <w:rPr>
+          <w:rFonts w:ascii="Arial" w:hAnsi="Arial" w:cs="Arial"/>
+          <w:b/>
+          <w:lang w:val="en-US"/>
+        </w:rPr>
+      </w:pPr>
+      <w:r>
+        <w:rPr>
+          <w:rFonts w:ascii="Arial" w:hAnsi="Arial" w:cs="Arial"/>
+          <w:b/>
+        </w:rPr>
+        <w:t xml:space="preserve">BPS KOTA </w:t>
+      </w:r>
+      <w:r>
+        <w:rPr>
+          <w:rFonts w:ascii="Arial" w:hAnsi="Arial" w:cs="Arial"/>
+          <w:b/>
+          <w:lang w:val="en-US"/>
+        </w:rPr>
+        <w:t>SUBULUSSALAM</w:t>
+      </w:r>
+    </w:p>
+    <w:p>
+      <w:pPr>
+        <w:spacing w:after="0" w:line="276" w:lineRule="auto"/>
+        <w:jc w:val="center"/>
+        <w:rPr>
+          <w:rFonts w:ascii="Arial" w:hAnsi="Arial" w:cs="Arial"/>
+          <w:b/>
+          <w:lang w:val="en-US"/>
+        </w:rPr>
+      </w:pPr>
+      <w:r>
+        <w:rPr>
+          <w:rFonts w:ascii="Arial" w:hAnsi="Arial" w:cs="Arial"/>
+          <w:b/>
+          <w:noProof/>
+        </w:rPr>
+        <w:t>&lt;&lt;NO_BAST</w:t>
+      </w:r>
+      <w:r>
+        <w:rPr>
+          <w:rFonts w:ascii="Arial" w:hAnsi="Arial" w:cs="Arial"/>
+          <w:b/>
+          <w:noProof/>
+        </w:rPr>
+        <w:t>_PPL-PML</w:t>
+      </w:r>
+      <w:r>
+        <w:rPr>
+          <w:rFonts w:ascii="Arial" w:hAnsi="Arial" w:cs="Arial"/>
+          <w:b/>
+          <w:noProof/>
+        </w:rPr>
+        <w:t>&gt;&gt;</w:t>
+      </w:r>
+    </w:p>
+    <w:p>
+      <w:pPr>
+        <w:spacing w:after="0" w:line="240" w:lineRule="auto"/>
+        <w:jc w:val="center"/>
+        <w:rPr>
+          <w:rFonts w:ascii="Arial" w:hAnsi="Arial" w:cs="Arial"/>
+        </w:rPr>
+      </w:pPr>
+    </w:p>
+    <w:p>
+      <w:pPr>
+        <w:spacing w:after="240" w:line="240" w:lineRule="auto"/>
+        <w:ind w:left="357" w:hanging="73"/>
+        <w:jc w:val="both"/>
+        <w:rPr>
+          <w:rFonts w:ascii="Arial" w:hAnsi="Arial" w:cs="Arial"/>
+        </w:rPr>
+      </w:pPr>
+      <w:r>
+        <w:rPr>
+          <w:rFonts w:ascii="Arial" w:hAnsi="Arial" w:cs="Arial"/>
+          <w:lang w:val="en-US"/>
+        </w:rPr>
+        <w:t xml:space="preserve"> </w:t>
+      </w:r>
+      <w:r>
+        <w:rPr>
+          <w:rFonts w:ascii="Arial" w:hAnsi="Arial" w:cs="Arial"/>
+        </w:rPr>
+        <w:t>Pada hari</w:t>
+      </w:r>
+      <w:r>
+        <w:rPr>
+          <w:rFonts w:ascii="Arial" w:hAnsi="Arial" w:cs="Arial"/>
+          <w:lang w:val="en-US"/>
+        </w:rPr>
+        <w:t xml:space="preserve"> </w:t>
+      </w:r>
+      <w:r>
+        <w:rPr>
+          <w:rFonts w:ascii="Arial" w:hAnsi="Arial" w:cs="Arial"/>
+          <w:noProof/>
+        </w:rPr>
+        <w:t>&lt;&lt;HARI_TERBILANG&gt;&gt;</w:t>
+      </w:r>
+      <w:r>
+        <w:rPr>
+          <w:rFonts w:ascii="Arial" w:hAnsi="Arial" w:cs="Arial"/>
+          <w:lang w:val="en-US"/>
+        </w:rPr>
+        <w:t>,</w:t>
+      </w:r>
+      <w:r>
+        <w:rPr>
+          <w:rFonts w:ascii="Arial" w:hAnsi="Arial" w:cs="Arial"/>
+        </w:rPr>
+        <w:t xml:space="preserve"> tanggal </w:t>
+      </w:r>
+      <w:r>
+        <w:rPr>
+          <w:rFonts w:ascii="Arial" w:hAnsi="Arial" w:cs="Arial"/>
+          <w:noProof/>
+        </w:rPr>
+        <w:t>&lt;&lt;TANGGAL_TERBILANG&gt;&gt;</w:t>
+      </w:r>
+      <w:r>
+        <w:rPr>
+          <w:rFonts w:ascii="Arial" w:hAnsi="Arial" w:cs="Arial"/>
+          <w:lang w:val="en-US"/>
+        </w:rPr>
+        <w:t xml:space="preserve">, </w:t>
+      </w:r>
+      <w:r>
+        <w:rPr>
+          <w:rFonts w:ascii="Arial" w:hAnsi="Arial" w:cs="Arial"/>
+        </w:rPr>
+        <w:t xml:space="preserve">bulan </w:t>
+      </w:r>
+      <w:r>
+        <w:rPr>
+          <w:rFonts w:ascii="Arial" w:hAnsi="Arial" w:cs="Arial"/>
+          <w:noProof/>
+        </w:rPr>
+        <w:t>&lt;&lt;BULAN_TERBILANG&gt;&gt;</w:t>
+      </w:r>
+      <w:r>
+        <w:rPr>
+          <w:rFonts w:ascii="Arial" w:hAnsi="Arial" w:cs="Arial"/>
+          <w:lang w:val="en-US"/>
+        </w:rPr>
+        <w:t xml:space="preserve">, </w:t>
+      </w:r>
+      <w:r>
+        <w:rPr>
+          <w:rFonts w:ascii="Arial" w:hAnsi="Arial" w:cs="Arial"/>
+        </w:rPr>
+        <w:t>tahun &lt;&lt;TAHUN_TERBILANG&gt;&gt;</w:t>
+      </w:r>
+      <w:r>
+        <w:rPr>
+          <w:rFonts w:ascii="Arial" w:hAnsi="Arial" w:cs="Arial"/>
+          <w:lang w:val="en-US"/>
+        </w:rPr>
+        <w:t xml:space="preserve"> </w:t>
+      </w:r>
+      <w:r>
+        <w:rPr>
+          <w:rFonts w:ascii="Arial" w:hAnsi="Arial" w:cs="Arial"/>
+          <w:noProof/>
+        </w:rPr>
+        <w:t>(&lt;&lt;TANGGAL_BAST&gt;&gt;)</w:t>
+      </w:r>
+      <w:r>
+        <w:rPr>
+          <w:rFonts w:ascii="Arial" w:hAnsi="Arial" w:cs="Arial"/>
+          <w:lang w:val="en-US"/>
+        </w:rPr>
+        <w:t>,</w:t>
+      </w:r>
+      <w:r>
+        <w:rPr>
+          <w:rFonts w:ascii="Arial" w:hAnsi="Arial" w:cs="Arial"/>
+        </w:rPr>
+        <w:t xml:space="preserve"> bertempat di Kota </w:t>
+      </w:r>
+      <w:r>
+        <w:rPr>
+          <w:rFonts w:ascii="Arial" w:hAnsi="Arial" w:cs="Arial"/>
+          <w:lang w:val="en-US"/>
+        </w:rPr>
+        <w:t>Subulussalam</w:t>
+      </w:r>
+      <w:r>
+        <w:rPr>
+          <w:rFonts w:ascii="Arial" w:hAnsi="Arial" w:cs="Arial"/>
+        </w:rPr>
+        <w:t>, yang bertanda tangan di bawah ini:</w:t>
+      </w:r>
+    </w:p>
+    <w:p>
+      <w:pPr>
+        <w:pStyle w:val="ListParagraph"/>
+        <w:numPr>
+          <w:ilvl w:val="0"/>
+          <w:numId w:val="2"/>
+        </w:numPr>
+        <w:spacing w:after="0" w:line="240" w:lineRule="auto"/>
+        <w:ind w:left="709"/>
+        <w:contextualSpacing w:val="0"/>
+        <w:jc w:val="both"/>
+        <w:rPr>
+          <w:rFonts w:ascii="Arial" w:hAnsi="Arial" w:cs="Arial"/>
+        </w:rPr>
+      </w:pPr>
+      <w:r>
+        <w:rPr>
+          <w:rFonts w:ascii="Arial" w:hAnsi="Arial" w:cs="Arial"/>
+        </w:rPr>
+        <w:t xml:space="preserve">Nama </w:t>
+      </w:r>
+      <w:r>
+        <w:rPr>
+          <w:rFonts w:ascii="Arial" w:hAnsi="Arial" w:cs="Arial"/>
+        </w:rPr>
+        <w:tab/>
+      </w:r>
+      <w:r>
+        <w:rPr>
+          <w:rFonts w:ascii="Arial" w:hAnsi="Arial" w:cs="Arial"/>
+        </w:rPr>
+        <w:tab/>
+        <w:t xml:space="preserve">: </w:t>
+      </w:r>
+      <w:r>
+        <w:rPr>
+          <w:rFonts w:ascii="Arial" w:hAnsi="Arial" w:cs="Arial"/>
+          <w:noProof/>
+        </w:rPr>
+        <w:t>&lt;&lt;NAMA_PIHAK_PERTAMA&gt;&gt;</w:t>
+      </w:r>
+    </w:p>
+    <w:p>
+      <w:pPr>
+        <w:pStyle w:val="ListParagraph"/>
+        <w:spacing w:after="0" w:line="240" w:lineRule="auto"/>
+        <w:contextualSpacing w:val="0"/>
+        <w:jc w:val="both"/>
+        <w:rPr>
+          <w:rFonts w:ascii="Arial" w:hAnsi="Arial" w:cs="Arial"/>
+          <w:lang w:val="en-US"/>
+        </w:rPr>
+      </w:pPr>
+      <w:r>
+        <w:rPr>
+          <w:rFonts w:ascii="Arial" w:hAnsi="Arial" w:cs="Arial"/>
+          <w:lang w:val="en-US"/>
+        </w:rPr>
+        <w:t>NIK</w:t>
+      </w:r>
+      <w:r>
+        <w:rPr>
+          <w:rFonts w:ascii="Arial" w:hAnsi="Arial" w:cs="Arial"/>
+          <w:lang w:val="en-US"/>
+        </w:rPr>
+        <w:tab/>
+      </w:r>
+      <w:r>
+        <w:rPr>
+          <w:rFonts w:ascii="Arial" w:hAnsi="Arial" w:cs="Arial"/>
+          <w:lang w:val="en-US"/>
+        </w:rPr>
+        <w:tab/>
+        <w:t xml:space="preserve">: </w:t>
+      </w:r>
+      <w:r>
+        <w:rPr>
+          <w:rFonts w:ascii="Arial" w:hAnsi="Arial" w:cs="Arial"/>
+          <w:noProof/>
+        </w:rPr>
+        <w:t>&lt;&lt;NIK_PIHAK_PERTAMA&gt;&gt;</w:t>
+      </w:r>
+    </w:p>
+    <w:p>
+      <w:pPr>
+        <w:pStyle w:val="ListParagraph"/>
+        <w:spacing w:after="0" w:line="240" w:lineRule="auto"/>
+        <w:contextualSpacing w:val="0"/>
+        <w:jc w:val="both"/>
+        <w:rPr>
+          <w:rFonts w:ascii="Arial" w:hAnsi="Arial" w:cs="Arial"/>
+        </w:rPr>
+      </w:pPr>
+      <w:r>
+        <w:rPr>
+          <w:rFonts w:ascii="Arial" w:hAnsi="Arial" w:cs="Arial"/>
+        </w:rPr>
+        <w:t>Jabatan</w:t>
+      </w:r>
+      <w:r>
+        <w:rPr>
+          <w:rFonts w:ascii="Arial" w:hAnsi="Arial" w:cs="Arial"/>
+        </w:rPr>
+        <w:tab/>
+      </w:r>
+      <w:r>
+        <w:rPr>
+          <w:rFonts w:ascii="Arial" w:hAnsi="Arial" w:cs="Arial"/>
+          <w:lang w:val="en-US"/>
+        </w:rPr>
+        <w:t>:</w:t>
+      </w:r>
+      <w:r>
+        <w:rPr>
+          <w:rFonts w:ascii="Arial" w:hAnsi="Arial" w:cs="Arial"/>
+        </w:rPr>
+        <w:t xml:space="preserve"> </w:t>
+      </w:r>
+      <w:r>
+        <w:rPr>
+          <w:rFonts w:ascii="Arial" w:hAnsi="Arial" w:cs="Arial"/>
+          <w:noProof/>
+        </w:rPr>
+        <w:t>&lt;&lt;JABATAN_PIHAK_PERTAMA&gt;&gt;</w:t>
+      </w:r>
+    </w:p>
+    <w:p>
+      <w:pPr>
+        <w:spacing w:after="0" w:line="240" w:lineRule="auto"/>
+        <w:ind w:firstLine="720"/>
+        <w:jc w:val="both"/>
+        <w:rPr>
+          <w:rFonts w:ascii="Arial" w:hAnsi="Arial" w:cs="Arial"/>
+        </w:rPr>
+      </w:pPr>
+      <w:r>
+        <w:rPr>
+          <w:rFonts w:ascii="Arial" w:hAnsi="Arial" w:cs="Arial"/>
+        </w:rPr>
+        <w:t xml:space="preserve">Tugas </w:t>
+      </w:r>
+      <w:r>
+        <w:rPr>
+          <w:rFonts w:ascii="Arial" w:hAnsi="Arial" w:cs="Arial"/>
+        </w:rPr>
+        <w:tab/>
+      </w:r>
+      <w:r>
+        <w:rPr>
+          <w:rFonts w:ascii="Arial" w:hAnsi="Arial" w:cs="Arial"/>
+        </w:rPr>
+        <w:tab/>
+        <w:t xml:space="preserve">: </w:t>
+      </w:r>
+      <w:r>
+        <w:rPr>
+          <w:rFonts w:ascii="Arial" w:hAnsi="Arial" w:cs="Arial"/>
+          <w:noProof/>
+        </w:rPr>
+        <w:t>&lt;&lt;URAIAN_PEKERJAAN&gt;&gt;</w:t>
+      </w:r>
+    </w:p>
+    <w:p>
+      <w:pPr>
+        <w:pStyle w:val="ListParagraph"/>
+        <w:spacing w:after="240" w:line="240" w:lineRule="auto"/>
+        <w:ind w:left="709"/>
+        <w:contextualSpacing w:val="0"/>
+        <w:jc w:val="both"/>
+        <w:rPr>
+          <w:rFonts w:ascii="Arial" w:hAnsi="Arial" w:cs="Arial"/>
+          <w:lang w:val="en-US"/>
+        </w:rPr>
+      </w:pPr>
+      <w:r>
+        <w:rPr>
+          <w:rFonts w:ascii="Arial" w:hAnsi="Arial" w:cs="Arial"/>
+          <w:lang w:val="en-US"/>
+        </w:rPr>
+        <w:t>bertindak untuk dan atas namanya sendiri, selanjutnya disebut sebagai PIHAK PERTAMA.</w:t>
+      </w:r>
+    </w:p>
+    <w:p>
+      <w:pPr>
+        <w:pStyle w:val="ListParagraph"/>
+        <w:numPr>
+          <w:ilvl w:val="0"/>
+          <w:numId w:val="2"/>
+        </w:numPr>
+        <w:spacing w:after="0" w:line="240" w:lineRule="auto"/>
+        <w:ind w:left="709"/>
+        <w:contextualSpacing w:val="0"/>
+        <w:jc w:val="both"/>
+        <w:rPr>
+          <w:rFonts w:ascii="Arial" w:hAnsi="Arial" w:cs="Arial"/>
+          <w:lang w:val="en-US"/>
+        </w:rPr>
+      </w:pPr>
+      <w:r>
+        <w:rPr>
+          <w:rFonts w:ascii="Arial" w:hAnsi="Arial" w:cs="Arial"/>
+        </w:rPr>
+        <w:t xml:space="preserve">Nama </w:t>
+      </w:r>
+      <w:r>
+        <w:rPr>
+          <w:rFonts w:ascii="Arial" w:hAnsi="Arial" w:cs="Arial"/>
+        </w:rPr>
+        <w:tab/>
+      </w:r>
+      <w:r>
+        <w:rPr>
+          <w:rFonts w:ascii="Arial" w:hAnsi="Arial" w:cs="Arial"/>
+        </w:rPr>
+        <w:tab/>
+        <w:t xml:space="preserve">:  </w:t>
+      </w:r>
+      <w:r>
+        <w:rPr>
+          <w:rFonts w:ascii="Arial" w:hAnsi="Arial" w:cs="Arial"/>
+          <w:noProof/>
+        </w:rPr>
+        <w:t>&lt;&lt;NAMA_PIHAK_KEDUA&gt;&gt;</w:t>
+      </w:r>
+    </w:p>
+    <w:p>
+      <w:pPr>
+        <w:pStyle w:val="ListParagraph"/>
+        <w:spacing w:after="0" w:line="240" w:lineRule="auto"/>
+        <w:contextualSpacing w:val="0"/>
+        <w:jc w:val="both"/>
+        <w:rPr>
+          <w:rFonts w:ascii="Arial" w:hAnsi="Arial" w:cs="Arial"/>
+          <w:lang w:val="en-US"/>
+        </w:rPr>
+      </w:pPr>
+      <w:r>
+        <w:rPr>
+          <w:rFonts w:ascii="Arial" w:hAnsi="Arial" w:cs="Arial"/>
+          <w:lang w:val="en-US"/>
+        </w:rPr>
+        <w:t>NI</w:t>
+      </w:r>
+      <w:r>
+        <w:rPr>
+          <w:rFonts w:ascii="Arial" w:hAnsi="Arial" w:cs="Arial"/>
+          <w:lang w:val="en-US"/>
+        </w:rPr>
+        <w:t>P</w:t>
+      </w:r>
+      <w:r>
+        <w:rPr>
+          <w:rFonts w:ascii="Arial" w:hAnsi="Arial" w:cs="Arial"/>
+          <w:lang w:val="en-US"/>
+        </w:rPr>
+        <w:tab/>
+      </w:r>
+      <w:r>
+        <w:rPr>
+          <w:rFonts w:ascii="Arial" w:hAnsi="Arial" w:cs="Arial"/>
+          <w:lang w:val="en-US"/>
+        </w:rPr>
+        <w:tab/>
+        <w:t xml:space="preserve">:  </w:t>
+      </w:r>
+      <w:r>
+        <w:rPr>
+          <w:rFonts w:ascii="Arial" w:hAnsi="Arial" w:cs="Arial"/>
+          <w:noProof/>
+        </w:rPr>
+        <w:t>&lt;&lt;</w:t>
+      </w:r>
+      <w:r>
+        <w:rPr>
+          <w:rFonts w:ascii="Arial" w:hAnsi="Arial" w:cs="Arial"/>
+          <w:noProof/>
+        </w:rPr>
+        <w:t>NIP</w:t>
+      </w:r>
+      <w:r>
+        <w:rPr>
+          <w:rFonts w:ascii="Arial" w:hAnsi="Arial" w:cs="Arial"/>
+          <w:noProof/>
+        </w:rPr>
+        <w:t>_PIHAK_KEDUA&gt;&gt;</w:t>
+      </w:r>
+    </w:p>
+    <w:p>
+      <w:pPr>
+        <w:pStyle w:val="ListParagraph"/>
+        <w:spacing w:after="0" w:line="240" w:lineRule="auto"/>
+        <w:contextualSpacing w:val="0"/>
+        <w:jc w:val="both"/>
+        <w:rPr>
+          <w:rFonts w:ascii="Arial" w:hAnsi="Arial" w:cs="Arial"/>
+          <w:lang w:val="en-US"/>
+        </w:rPr>
+      </w:pPr>
+      <w:r>
+        <w:rPr>
+          <w:rFonts w:ascii="Arial" w:hAnsi="Arial" w:cs="Arial"/>
+        </w:rPr>
+        <w:t>Jabatan</w:t>
+      </w:r>
+      <w:r>
+        <w:rPr>
+          <w:rFonts w:ascii="Arial" w:hAnsi="Arial" w:cs="Arial"/>
+        </w:rPr>
+        <w:tab/>
+      </w:r>
+      <w:r>
+        <w:rPr>
+          <w:rFonts w:ascii="Arial" w:hAnsi="Arial" w:cs="Arial"/>
+          <w:lang w:val="en-US"/>
+        </w:rPr>
+        <w:t xml:space="preserve">:  </w:t>
+      </w:r>
+      <w:r>
+        <w:rPr>
+          <w:rFonts w:ascii="Arial" w:hAnsi="Arial" w:cs="Arial"/>
+          <w:noProof/>
+        </w:rPr>
+        <w:t>&lt;&lt;JABATAN_PIHAK_KEDUA&gt;&gt;</w:t>
+      </w:r>
+    </w:p>
+    <w:p>
+      <w:pPr>
+        <w:pStyle w:val="ListParagraph"/>
+        <w:spacing w:after="0" w:line="240" w:lineRule="auto"/>
+        <w:contextualSpacing w:val="0"/>
+        <w:jc w:val="both"/>
+        <w:rPr>
+          <w:rFonts w:ascii="Arial" w:hAnsi="Arial" w:cs="Arial"/>
+          <w:lang w:val="en-US"/>
+        </w:rPr>
+      </w:pPr>
+      <w:r>
+        <w:rPr>
+          <w:rFonts w:ascii="Arial" w:hAnsi="Arial" w:cs="Arial"/>
+          <w:lang w:val="en-US"/>
+        </w:rPr>
+        <w:t>Unit Kerja</w:t>
+      </w:r>
+      <w:r>
+        <w:rPr>
+          <w:rFonts w:ascii="Arial" w:hAnsi="Arial" w:cs="Arial"/>
+          <w:lang w:val="en-US"/>
+        </w:rPr>
+        <w:tab/>
+        <w:t>:  BPS Kota Subulussalam</w:t>
+      </w:r>
+    </w:p>
+    <w:p>
+      <w:pPr>
+        <w:spacing w:after="0" w:line="240" w:lineRule="auto"/>
+        <w:ind w:left="709"/>
+        <w:jc w:val="both"/>
+        <w:rPr>
+          <w:rFonts w:ascii="Arial" w:hAnsi="Arial" w:cs="Arial"/>
+          <w:lang w:val="en-US"/>
+        </w:rPr>
+      </w:pPr>
+      <w:r>
+        <w:rPr>
+          <w:rFonts w:ascii="Arial" w:hAnsi="Arial" w:cs="Arial"/>
+          <w:lang w:val="en-US"/>
+        </w:rPr>
+        <w:t>bertindak untuk dan atas nama BPS Kota Subulussalam, selanjutnya disebut sebagai PIHAK KEDUA.</w:t>
+      </w:r>
+    </w:p>
+    <w:p>
+      <w:pPr>
+        <w:spacing w:after="0" w:line="240" w:lineRule="auto"/>
+        <w:jc w:val="both"/>
+        <w:rPr>
+          <w:rFonts w:ascii="Arial" w:hAnsi="Arial" w:cs="Arial"/>
+        </w:rPr>
+      </w:pPr>
+    </w:p>
+    <w:p>
+      <w:pPr>
+        <w:spacing w:after="120" w:line="240" w:lineRule="auto"/>
+        <w:ind w:left="360"/>
+        <w:jc w:val="both"/>
+        <w:rPr>
+          <w:rFonts w:ascii="Arial" w:hAnsi="Arial" w:cs="Arial"/>
+        </w:rPr>
+      </w:pPr>
+      <w:r>
+        <w:rPr>
+          <w:rFonts w:ascii="Arial" w:hAnsi="Arial" w:cs="Arial"/>
+        </w:rPr>
+        <w:t xml:space="preserve">Berdasarkan Surat Keputusan Kepala BPS Kota Subulussalam </w:t>
+      </w:r>
+      <w:r>
+        <w:rPr>
+          <w:rFonts w:ascii="Arial" w:hAnsi="Arial" w:cs="Arial"/>
+          <w:lang w:val="en-US"/>
+        </w:rPr>
+        <w:t xml:space="preserve">Nomor </w:t>
+      </w:r>
+      <w:r>
+        <w:rPr>
+          <w:rFonts w:ascii="Arial" w:hAnsi="Arial" w:cs="Arial"/>
+        </w:rPr>
+        <w:t>&lt;&lt;NOMOR_</w:t>
+      </w:r>
+      <w:r>
+        <w:rPr>
+          <w:rFonts w:ascii="Arial" w:hAnsi="Arial" w:cs="Arial"/>
+        </w:rPr>
+        <w:t>KEPKA</w:t>
+      </w:r>
+      <w:r>
+        <w:rPr>
+          <w:rFonts w:ascii="Arial" w:hAnsi="Arial" w:cs="Arial"/>
+        </w:rPr>
+        <w:t>&gt;&gt; tanggal &lt;&lt;TANGGAL_</w:t>
+      </w:r>
+      <w:r>
+        <w:rPr>
+          <w:rFonts w:ascii="Arial" w:hAnsi="Arial" w:cs="Arial"/>
+        </w:rPr>
+        <w:t>KEPKA</w:t>
+      </w:r>
+      <w:r>
+        <w:rPr>
+          <w:rFonts w:ascii="Arial" w:hAnsi="Arial" w:cs="Arial"/>
+        </w:rPr>
+        <w:t xml:space="preserve">&gt;&gt;, bersama ini PIHAK PERTAMA telah menyerahkan pekerjaan Hasil </w:t>
+      </w:r>
+      <w:r>
+        <w:rPr>
+          <w:rFonts w:ascii="Arial" w:hAnsi="Arial" w:cs="Arial"/>
+          <w:lang w:val="en-US"/>
+        </w:rPr>
+        <w:t xml:space="preserve"> </w:t>
+      </w:r>
+      <w:r>
+        <w:rPr>
+          <w:rFonts w:ascii="Arial" w:hAnsi="Arial" w:cs="Arial"/>
+        </w:rPr>
+        <w:t>kepada PIHAK KEDUA, dengan ketentuan sebagai berikut:</w:t>
+      </w:r>
+    </w:p>
+    <w:p>
+      <w:pPr>
+        <w:pStyle w:val="ListParagraph"/>
+        <w:numPr>
+          <w:ilvl w:val="0"/>
+          <w:numId w:val="1"/>
+        </w:numPr>
+        <w:spacing w:after="120" w:line="240" w:lineRule="auto"/>
+        <w:jc w:val="both"/>
+        <w:rPr>
+          <w:rFonts w:ascii="Arial" w:hAnsi="Arial" w:cs="Arial"/>
+        </w:rPr>
+      </w:pPr>
+      <w:r>
+        <w:rPr>
+          <w:rFonts w:ascii="Arial" w:hAnsi="Arial" w:cs="Arial"/>
+        </w:rPr>
+        <w:t>PIHAK PERTAMA telah melaksanakan pekerjaan</w:t>
+      </w:r>
+      <w:r>
+        <w:rPr>
+          <w:rFonts w:ascii="Arial" w:hAnsi="Arial" w:cs="Arial"/>
+          <w:noProof/>
+        </w:rPr>
+        <w:t xml:space="preserve"> &lt;&lt;URAIAN_PEKERJAAN&gt;&gt;</w:t>
+      </w:r>
+      <w:r>
+        <w:rPr>
+          <w:rFonts w:ascii="Arial" w:hAnsi="Arial" w:cs="Arial"/>
+        </w:rPr>
+        <w:t xml:space="preserve"> berdasarkan Perjanjian Kerja Nomor</w:t>
+      </w:r>
+      <w:r>
+        <w:rPr>
+          <w:rFonts w:ascii="Arial" w:hAnsi="Arial" w:cs="Arial"/>
+          <w:lang w:val="en-US"/>
+        </w:rPr>
+        <w:t xml:space="preserve"> </w:t>
+      </w:r>
+      <w:r>
+        <w:rPr>
+          <w:rFonts w:ascii="Arial" w:hAnsi="Arial" w:cs="Arial"/>
+          <w:noProof/>
+        </w:rPr>
+        <w:t>&lt;&lt;NO_SPK&gt;&gt;</w:t>
+      </w:r>
+      <w:r>
+        <w:rPr>
+          <w:rFonts w:ascii="Arial" w:hAnsi="Arial" w:cs="Arial"/>
+        </w:rPr>
+        <w:t>,  tanggal</w:t>
+      </w:r>
+      <w:r>
+        <w:rPr>
+          <w:rFonts w:ascii="Arial" w:hAnsi="Arial" w:cs="Arial"/>
+          <w:lang w:val="en-US"/>
+        </w:rPr>
+        <w:t xml:space="preserve"> &lt;&lt;TANGGAL&gt;&gt;</w:t>
+      </w:r>
+      <w:r>
+        <w:rPr>
+          <w:rFonts w:ascii="Arial" w:hAnsi="Arial" w:cs="Arial"/>
+        </w:rPr>
+        <w:t>, bulan</w:t>
+      </w:r>
+      <w:r>
+        <w:rPr>
+          <w:rFonts w:ascii="Arial" w:hAnsi="Arial" w:cs="Arial"/>
+          <w:lang w:val="en-US"/>
+        </w:rPr>
+        <w:t xml:space="preserve"> &lt;&lt;BULAN&gt;&gt;</w:t>
+      </w:r>
+      <w:r>
+        <w:rPr>
+          <w:rFonts w:ascii="Arial" w:hAnsi="Arial" w:cs="Arial"/>
+        </w:rPr>
+        <w:t>, &lt;&lt;TAHUN&gt;&gt;;</w:t>
+      </w:r>
+    </w:p>
+    <w:p>
+      <w:pPr>
+        <w:pStyle w:val="ListParagraph"/>
+        <w:numPr>
+          <w:ilvl w:val="0"/>
+          <w:numId w:val="1"/>
+        </w:numPr>
+        <w:spacing w:after="120" w:line="240" w:lineRule="auto"/>
+        <w:jc w:val="both"/>
+        <w:rPr>
+          <w:rFonts w:ascii="Arial" w:hAnsi="Arial" w:cs="Arial"/>
+        </w:rPr>
+      </w:pPr>
+      <w:r>
+        <w:rPr>
+          <w:rFonts w:ascii="Arial" w:hAnsi="Arial" w:cs="Arial"/>
+        </w:rPr>
+        <w:t xml:space="preserve">Berdasarkan angka 1 tersebut di atas, PIHAK PERTAMA menyerahkan hasil pekerjaan </w:t>
+      </w:r>
+      <w:r>
+        <w:rPr>
+          <w:rFonts w:ascii="Arial" w:hAnsi="Arial" w:cs="Arial"/>
+          <w:noProof/>
+        </w:rPr>
+        <w:t>&lt;&lt;URAIAN_PEKERJAAN&gt;&gt;</w:t>
+      </w:r>
+      <w:r>
+        <w:rPr>
+          <w:rFonts w:ascii="Arial" w:hAnsi="Arial" w:cs="Arial"/>
+          <w:lang w:val="en-US"/>
+        </w:rPr>
+        <w:t xml:space="preserve"> </w:t>
+      </w:r>
+      <w:r>
+        <w:rPr>
+          <w:rFonts w:ascii="Arial" w:hAnsi="Arial" w:cs="Arial"/>
+        </w:rPr>
+        <w:t>kepada PIHAK KEDUA, dan PIHAK KEDUA menerima hasil pekerjaan tersebut yang telah sesuai dengan seharusnya;</w:t>
+      </w:r>
+    </w:p>
+    <w:p>
+      <w:pPr>
+        <w:pStyle w:val="ListParagraph"/>
+        <w:numPr>
+          <w:ilvl w:val="0"/>
+          <w:numId w:val="1"/>
+        </w:numPr>
+        <w:spacing w:after="120" w:line="240" w:lineRule="auto"/>
+        <w:jc w:val="both"/>
+        <w:rPr>
+          <w:rFonts w:ascii="Arial" w:hAnsi="Arial" w:cs="Arial"/>
+        </w:rPr>
+      </w:pPr>
+      <w:r>
+        <w:rPr>
+          <w:rFonts w:ascii="Arial" w:hAnsi="Arial" w:cs="Arial"/>
+        </w:rPr>
+        <w:t xml:space="preserve">Hasil pekerjaan PIHAK </w:t>
+      </w:r>
+      <w:r>
+        <w:rPr>
+          <w:rFonts w:ascii="Arial" w:hAnsi="Arial" w:cs="Arial"/>
+          <w:lang w:val="en-US"/>
+        </w:rPr>
+        <w:t>PERTAMA</w:t>
+      </w:r>
+      <w:r>
+        <w:rPr>
+          <w:rFonts w:ascii="Arial" w:hAnsi="Arial" w:cs="Arial"/>
+        </w:rPr>
+        <w:t xml:space="preserve"> telah sesuai dengan jumlah dan spesifikasi teknis/kualitas yang ditetapkan dalam </w:t>
+      </w:r>
+      <w:r>
+        <w:rPr>
+          <w:rFonts w:ascii="Arial" w:hAnsi="Arial" w:cs="Arial"/>
+          <w:lang w:val="en-US"/>
+        </w:rPr>
+        <w:t>SK</w:t>
+      </w:r>
+      <w:r>
+        <w:rPr>
+          <w:rFonts w:ascii="Arial" w:hAnsi="Arial" w:cs="Arial"/>
+        </w:rPr>
+        <w:t>.</w:t>
+      </w:r>
+    </w:p>
+    <w:p>
+      <w:pPr>
+        <w:pStyle w:val="ListParagraph"/>
+        <w:numPr>
+          <w:ilvl w:val="0"/>
+          <w:numId w:val="1"/>
+        </w:numPr>
+        <w:spacing w:after="120" w:line="240" w:lineRule="auto"/>
+        <w:contextualSpacing w:val="0"/>
+        <w:jc w:val="both"/>
+        <w:rPr>
+          <w:rFonts w:ascii="Arial" w:hAnsi="Arial" w:cs="Arial"/>
+        </w:rPr>
+      </w:pPr>
+      <w:r>
+        <w:rPr>
+          <w:rFonts w:ascii="Arial" w:hAnsi="Arial" w:cs="Arial"/>
+        </w:rPr>
+        <w:t>Pelaksanaan penyerahan hasil pekerjaan tersebut di atas dilaksanakan secara langsung di BPS Kota Subulussalam, Jl. Lae Oram Kompleks Perkantoran Walikota Subulussalam.</w:t>
+      </w:r>
+    </w:p>
+    <w:p>
+      <w:pPr>
+        <w:spacing w:after="0" w:line="240" w:lineRule="auto"/>
+        <w:ind w:left="284"/>
+        <w:jc w:val="both"/>
+        <w:rPr>
+          <w:rFonts w:ascii="Arial" w:hAnsi="Arial" w:cs="Arial"/>
+        </w:rPr>
+      </w:pPr>
+    </w:p>
+    <w:p>
+      <w:pPr>
+        <w:spacing w:after="0" w:line="240" w:lineRule="auto"/>
+        <w:ind w:left="284"/>
+        <w:jc w:val="both"/>
+        <w:rPr>
+          <w:rFonts w:ascii="Arial" w:hAnsi="Arial" w:cs="Arial"/>
+        </w:rPr>
+      </w:pPr>
+      <w:r>
+        <w:rPr>
+          <w:rFonts w:ascii="Arial" w:hAnsi="Arial" w:cs="Arial"/>
+        </w:rPr>
+        <w:t>Demikian Berita Acara ini dibuat untuk dipergunakan sebagaimana mestinya.</w:t>
+      </w:r>
+    </w:p>
+    <w:p>
+      <w:pPr>
+        <w:spacing w:after="0" w:line="240" w:lineRule="auto"/>
+        <w:jc w:val="both"/>
+        <w:rPr>
+          <w:rFonts w:ascii="Arial" w:hAnsi="Arial" w:cs="Arial"/>
+        </w:rPr>
+      </w:pPr>
+    </w:p>
+    <w:p>
+      <w:pPr>
+        <w:spacing w:after="0" w:line="240" w:lineRule="auto"/>
+        <w:jc w:val="both"/>
+        <w:rPr>
+          <w:rFonts w:ascii="Arial" w:hAnsi="Arial" w:cs="Arial"/>
+        </w:rPr>
+      </w:pPr>
+    </w:p>
+    <w:tbl>
+      <w:tblPr>
+        <w:tblStyle w:val="TableGrid"/>
+        <w:tblW w:w="8790" w:type="dxa"/>
+        <w:jc w:val="center"/>
+        <w:tblLook w:val="04A0" w:firstRow="1" w:lastRow="0" w:firstColumn="1" w:lastColumn="0" w:noHBand="0" w:noVBand="1"/>
+      </w:tblPr>
+      <w:tblGrid>
+        <w:gridCol w:w="4536"/>
+        <w:gridCol w:w="4254"/>
+      </w:tblGrid>
+      <w:tr>
+        <w:trPr>
+          <w:trHeight w:val="1291"/>
+          <w:jc w:val="center"/>
+        </w:trPr>
+        <w:tc>
+          <w:tcPr>
+            <w:tcW w:w="4536" w:type="dxa"/>
+            <w:tcBorders>
+              <w:top w:val="nil"/>
+              <w:left w:val="nil"/>
+              <w:bottom w:val="nil"/>
+              <w:right w:val="nil"/>
+            </w:tcBorders>
+          </w:tcPr>
+          <w:p>
+            <w:pPr>
+              <w:jc w:val="center"/>
+              <w:rPr>
+                <w:rFonts w:ascii="Arial" w:hAnsi="Arial" w:cs="Arial"/>
+              </w:rPr>
+            </w:pPr>
+            <w:r>
+              <w:rPr>
+                <w:rFonts w:ascii="Arial" w:hAnsi="Arial" w:cs="Arial"/>
+              </w:rPr>
+              <w:t>PIHAK KEDUA,</w:t>
+            </w:r>
+          </w:p>
+          <w:p>
+            <w:pPr>
+              <w:jc w:val="center"/>
+              <w:rPr>
+                <w:rFonts w:ascii="Arial" w:hAnsi="Arial" w:cs="Arial"/>
+              </w:rPr>
+            </w:pPr>
+          </w:p>
+          <w:p>
+            <w:pPr>
+              <w:jc w:val="center"/>
+              <w:rPr>
+                <w:rFonts w:ascii="Arial" w:hAnsi="Arial" w:cs="Arial"/>
+              </w:rPr>
+            </w:pPr>
+          </w:p>
+          <w:p>
+            <w:pPr>
+              <w:jc w:val="center"/>
+              <w:rPr>
+                <w:rFonts w:ascii="Arial" w:hAnsi="Arial" w:cs="Arial"/>
+              </w:rPr>
+            </w:pPr>
+          </w:p>
+          <w:p>
+            <w:pPr>
+              <w:jc w:val="center"/>
+              <w:rPr>
+                <w:rFonts w:ascii="Arial" w:hAnsi="Arial" w:cs="Arial"/>
+              </w:rPr>
+            </w:pPr>
+          </w:p>
+          <w:p>
+            <w:pPr>
+              <w:jc w:val="center"/>
+              <w:rPr>
+                <w:rFonts w:ascii="Arial" w:hAnsi="Arial" w:cs="Arial"/>
+                <w:u w:val="single"/>
+              </w:rPr>
+            </w:pPr>
+            <w:r>
+              <w:rPr>
+                <w:rFonts w:ascii="Arial" w:hAnsi="Arial" w:cs="Arial"/>
+                <w:u w:val="single"/>
+              </w:rPr>
+              <w:t>(&lt;&lt;NAMA_PIHAK_</w:t>
+            </w:r>
+            <w:r>
+              <w:rPr>
+                <w:rFonts w:ascii="Arial" w:hAnsi="Arial" w:cs="Arial"/>
+                <w:u w:val="single"/>
+              </w:rPr>
+              <w:t>KEDUA</w:t>
+            </w:r>
+            <w:r>
+              <w:rPr>
+                <w:rFonts w:ascii="Arial" w:hAnsi="Arial" w:cs="Arial"/>
+                <w:u w:val="single"/>
+              </w:rPr>
+              <w:t>&gt;&gt;)</w:t>
+            </w:r>
+          </w:p>
+          <w:p>
+            <w:pPr>
+              <w:jc w:val="center"/>
+              <w:rPr>
+                <w:rFonts w:ascii="Arial" w:hAnsi="Arial" w:cs="Arial"/>
+                <w:lang w:val="en-US"/>
+              </w:rPr>
+            </w:pPr>
+            <w:r>
+              <w:rPr>
+                <w:rFonts w:ascii="Arial" w:hAnsi="Arial" w:cs="Arial"/>
+              </w:rPr>
+              <w:t xml:space="preserve">NIP. </w:t>
+            </w:r>
+            <w:r>
+              <w:rPr>
+                <w:rFonts w:ascii="Arial" w:hAnsi="Arial" w:cs="Arial"/>
+              </w:rPr>
+              <w:t>&lt;&lt;</w:t>
+            </w:r>
+            <w:r>
+              <w:rPr>
+                <w:rFonts w:ascii="Arial" w:hAnsi="Arial" w:cs="Arial"/>
+                <w:noProof/>
+              </w:rPr>
+              <w:t xml:space="preserve"> NIP</w:t>
+            </w:r>
+            <w:r>
+              <w:rPr>
+                <w:rFonts w:ascii="Arial" w:hAnsi="Arial" w:cs="Arial"/>
+                <w:noProof/>
+              </w:rPr>
+              <w:t>_PIHAK_KEDUA&gt;&gt;</w:t>
+            </w:r>
+          </w:p>
+        </w:tc>
+        <w:tc>
+          <w:tcPr>
+            <w:tcW w:w="4254" w:type="dxa"/>
+            <w:tcBorders>
+              <w:top w:val="nil"/>
+              <w:left w:val="nil"/>
+              <w:bottom w:val="nil"/>
+              <w:right w:val="nil"/>
+            </w:tcBorders>
+          </w:tcPr>
+          <w:p>
+            <w:pPr>
+              <w:jc w:val="center"/>
+              <w:rPr>
+                <w:rFonts w:ascii="Arial" w:hAnsi="Arial" w:cs="Arial"/>
+              </w:rPr>
+            </w:pPr>
+            <w:r>
+              <w:rPr>
+                <w:rFonts w:ascii="Arial" w:hAnsi="Arial" w:cs="Arial"/>
+              </w:rPr>
+              <w:t>PIHAK PERTAMA,</w:t>
+            </w:r>
+          </w:p>
+          <w:p>
+            <w:pPr>
+              <w:jc w:val="center"/>
+              <w:rPr>
+                <w:rFonts w:ascii="Arial" w:hAnsi="Arial" w:cs="Arial"/>
+              </w:rPr>
+            </w:pPr>
+          </w:p>
+          <w:p>
+            <w:pPr>
+              <w:jc w:val="center"/>
+              <w:rPr>
+                <w:rFonts w:ascii="Arial" w:hAnsi="Arial" w:cs="Arial"/>
+              </w:rPr>
+            </w:pPr>
+          </w:p>
+          <w:p>
+            <w:pPr>
+              <w:jc w:val="center"/>
+              <w:rPr>
+                <w:rFonts w:ascii="Arial" w:hAnsi="Arial" w:cs="Arial"/>
+              </w:rPr>
+            </w:pPr>
+          </w:p>
+          <w:p>
+            <w:pPr>
+              <w:jc w:val="center"/>
+              <w:rPr>
+                <w:rFonts w:ascii="Arial" w:hAnsi="Arial" w:cs="Arial"/>
+              </w:rPr>
+            </w:pPr>
+          </w:p>
+          <w:p>
+            <w:pPr>
+              <w:jc w:val="center"/>
+              <w:rPr>
+                <w:rFonts w:ascii="Arial" w:hAnsi="Arial" w:cs="Arial"/>
+                <w:u w:val="single"/>
+              </w:rPr>
+            </w:pPr>
+            <w:r>
+              <w:rPr>
+                <w:rFonts w:ascii="Arial" w:hAnsi="Arial" w:cs="Arial"/>
+                <w:u w:val="single"/>
+              </w:rPr>
+              <w:t>(&lt;&lt;NAMA_PIHAK_PERTAMA&gt;&gt;)</w:t>
+            </w:r>
+          </w:p>
+        </w:tc>
+      </w:tr>
+    </w:tbl>
+    <w:p>
+      <w:pPr>
+        <w:rPr>
+          <w:rFonts w:ascii="Arial" w:hAnsi="Arial" w:cs="Arial"/>
+        </w:rPr>
+      </w:pPr>
+    </w:p>
+    <w:sectPr>
+      <w:pgSz w:w="11906" w:h="16838"/>
+      <w:pgMar w:top="1440" w:right="1440" w:bottom="1440" w:left="1440" w:header="708" w:footer="708" w:gutter="0"/>
+      <w:cols w:space="708"/>
+      <w:docGrid w:linePitch="360"/>
+    </w:sectPr>
+  </w:body>
+</w:document>
 </file>
 
 <file path=word/numbering.xml><?xml version="1.0" encoding="utf-8"?>
